--- a/docs/gs/VMS_사용자매뉴얼_v1.0.docx
+++ b/docs/gs/VMS_사용자매뉴얼_v1.0.docx
@@ -3478,6 +3478,68 @@
     </w:p>
     <w:p>
       <w:pPr>
+        <w:spacing w:after="40" w:before="80"/>
+        <w:jc w:val="center"/>
+      </w:pPr>
+      <w:r>
+        <w:drawing>
+          <wp:inline distT="0" distB="0" distL="0" distR="0">
+            <wp:extent cx="5334000" cy="3486150"/>
+            <wp:effectExtent t="0" r="0" b="0" l="0"/>
+            <wp:docPr id="1" name="20_dlg_workorders.png" descr="20_dlg_workorders.png" title="20_dlg_workorders.png"/>
+            <wp:cNvGraphicFramePr>
+              <a:graphicFrameLocks xmlns:a="http://schemas.openxmlformats.org/drawingml/2006/main" noChangeAspect="1"/>
+            </wp:cNvGraphicFramePr>
+            <a:graphic xmlns:a="http://schemas.openxmlformats.org/drawingml/2006/main">
+              <a:graphicData uri="http://schemas.openxmlformats.org/drawingml/2006/picture">
+                <pic:pic xmlns:pic="http://schemas.openxmlformats.org/drawingml/2006/picture">
+                  <pic:nvPicPr>
+                    <pic:cNvPr id="0" name="" descr=""/>
+                    <pic:cNvPicPr>
+                      <a:picLocks noChangeAspect="1" noChangeArrowheads="1"/>
+                    </pic:cNvPicPr>
+                  </pic:nvPicPr>
+                  <pic:blipFill>
+                    <a:blip r:embed="rId17" cstate="none"/>
+                    <a:srcRect/>
+                    <a:stretch>
+                      <a:fillRect/>
+                    </a:stretch>
+                  </pic:blipFill>
+                  <pic:spPr bwMode="auto">
+                    <a:xfrm>
+                      <a:off x="0" y="0"/>
+                      <a:ext cx="5334000" cy="3486150"/>
+                    </a:xfrm>
+                    <a:prstGeom prst="rect">
+                      <a:avLst/>
+                    </a:prstGeom>
+                  </pic:spPr>
+                </pic:pic>
+              </a:graphicData>
+            </a:graphic>
+          </wp:inline>
+        </w:drawing>
+      </w:r>
+    </w:p>
+    <w:p>
+      <w:pPr>
+        <w:spacing w:after="160"/>
+        <w:jc w:val="center"/>
+      </w:pPr>
+      <w:r>
+        <w:rPr>
+          <w:i/>
+          <w:iCs/>
+          <w:color w:val="595959"/>
+          <w:sz w:val="18"/>
+          <w:szCs w:val="18"/>
+        </w:rPr>
+        <w:t xml:space="preserve">그림. Work Orders 다이얼로그 — 상태 필터 / Refresh / 목록(Order No·Product·Recipe·Progress·Status·Planned Start) / Select·Cancel</w:t>
+      </w:r>
+    </w:p>
+    <w:p>
+      <w:pPr>
         <w:spacing w:after="100" w:line="276"/>
       </w:pPr>
       <w:r>
@@ -4378,6 +4440,154 @@
           <w:sz w:val="21"/>
           <w:szCs w:val="21"/>
         </w:rPr>
+        <w:t xml:space="preserve">[Image Save Settings] 버튼 — 검사 판정 이미지(양품/불량) 저장 설정 다이얼로그:</w:t>
+      </w:r>
+    </w:p>
+    <w:p>
+      <w:pPr>
+        <w:spacing w:after="40" w:before="80"/>
+        <w:jc w:val="center"/>
+      </w:pPr>
+      <w:r>
+        <w:drawing>
+          <wp:inline distT="0" distB="0" distL="0" distR="0">
+            <wp:extent cx="4381500" cy="5114925"/>
+            <wp:effectExtent t="0" r="0" b="0" l="0"/>
+            <wp:docPr id="1" name="21_dlg_imagesave.png" descr="21_dlg_imagesave.png" title="21_dlg_imagesave.png"/>
+            <wp:cNvGraphicFramePr>
+              <a:graphicFrameLocks xmlns:a="http://schemas.openxmlformats.org/drawingml/2006/main" noChangeAspect="1"/>
+            </wp:cNvGraphicFramePr>
+            <a:graphic xmlns:a="http://schemas.openxmlformats.org/drawingml/2006/main">
+              <a:graphicData uri="http://schemas.openxmlformats.org/drawingml/2006/picture">
+                <pic:pic xmlns:pic="http://schemas.openxmlformats.org/drawingml/2006/picture">
+                  <pic:nvPicPr>
+                    <pic:cNvPr id="0" name="" descr=""/>
+                    <pic:cNvPicPr>
+                      <a:picLocks noChangeAspect="1" noChangeArrowheads="1"/>
+                    </pic:cNvPicPr>
+                  </pic:nvPicPr>
+                  <pic:blipFill>
+                    <a:blip r:embed="rId18" cstate="none"/>
+                    <a:srcRect/>
+                    <a:stretch>
+                      <a:fillRect/>
+                    </a:stretch>
+                  </pic:blipFill>
+                  <pic:spPr bwMode="auto">
+                    <a:xfrm>
+                      <a:off x="0" y="0"/>
+                      <a:ext cx="4381500" cy="5114925"/>
+                    </a:xfrm>
+                    <a:prstGeom prst="rect">
+                      <a:avLst/>
+                    </a:prstGeom>
+                  </pic:spPr>
+                </pic:pic>
+              </a:graphicData>
+            </a:graphic>
+          </wp:inline>
+        </w:drawing>
+      </w:r>
+    </w:p>
+    <w:p>
+      <w:pPr>
+        <w:spacing w:after="160"/>
+        <w:jc w:val="center"/>
+      </w:pPr>
+      <w:r>
+        <w:rPr>
+          <w:i/>
+          <w:iCs/>
+          <w:color w:val="595959"/>
+          <w:sz w:val="18"/>
+          <w:szCs w:val="18"/>
+        </w:rPr>
+        <w:t xml:space="preserve">그림. Image Save Settings — 저장(경로/보존) / 포맷·품질 / 파일명 규칙 / Web 연동</w:t>
+      </w:r>
+    </w:p>
+    <w:p>
+      <w:pPr>
+        <w:spacing w:after="100" w:line="276"/>
+      </w:pPr>
+      <w:r>
+        <w:rPr>
+          <w:sz w:val="21"/>
+          <w:szCs w:val="21"/>
+        </w:rPr>
+        <w:t xml:space="preserve">[Sync Parameters] 버튼 — Web 서버와 레시피 파라미터 동기화 다이얼로그:</w:t>
+      </w:r>
+    </w:p>
+    <w:p>
+      <w:pPr>
+        <w:spacing w:after="40" w:before="80"/>
+        <w:jc w:val="center"/>
+      </w:pPr>
+      <w:r>
+        <w:drawing>
+          <wp:inline distT="0" distB="0" distL="0" distR="0">
+            <wp:extent cx="4381500" cy="3038475"/>
+            <wp:effectExtent t="0" r="0" b="0" l="0"/>
+            <wp:docPr id="1" name="22_dlg_syncparams.png" descr="22_dlg_syncparams.png" title="22_dlg_syncparams.png"/>
+            <wp:cNvGraphicFramePr>
+              <a:graphicFrameLocks xmlns:a="http://schemas.openxmlformats.org/drawingml/2006/main" noChangeAspect="1"/>
+            </wp:cNvGraphicFramePr>
+            <a:graphic xmlns:a="http://schemas.openxmlformats.org/drawingml/2006/main">
+              <a:graphicData uri="http://schemas.openxmlformats.org/drawingml/2006/picture">
+                <pic:pic xmlns:pic="http://schemas.openxmlformats.org/drawingml/2006/picture">
+                  <pic:nvPicPr>
+                    <pic:cNvPr id="0" name="" descr=""/>
+                    <pic:cNvPicPr>
+                      <a:picLocks noChangeAspect="1" noChangeArrowheads="1"/>
+                    </pic:cNvPicPr>
+                  </pic:nvPicPr>
+                  <pic:blipFill>
+                    <a:blip r:embed="rId19" cstate="none"/>
+                    <a:srcRect/>
+                    <a:stretch>
+                      <a:fillRect/>
+                    </a:stretch>
+                  </pic:blipFill>
+                  <pic:spPr bwMode="auto">
+                    <a:xfrm>
+                      <a:off x="0" y="0"/>
+                      <a:ext cx="4381500" cy="3038475"/>
+                    </a:xfrm>
+                    <a:prstGeom prst="rect">
+                      <a:avLst/>
+                    </a:prstGeom>
+                  </pic:spPr>
+                </pic:pic>
+              </a:graphicData>
+            </a:graphic>
+          </wp:inline>
+        </w:drawing>
+      </w:r>
+    </w:p>
+    <w:p>
+      <w:pPr>
+        <w:spacing w:after="160"/>
+        <w:jc w:val="center"/>
+      </w:pPr>
+      <w:r>
+        <w:rPr>
+          <w:i/>
+          <w:iCs/>
+          <w:color w:val="595959"/>
+          <w:sz w:val="18"/>
+          <w:szCs w:val="18"/>
+        </w:rPr>
+        <w:t xml:space="preserve">그림. Sync Parameters — Web 파라미터 동기화</w:t>
+      </w:r>
+    </w:p>
+    <w:p>
+      <w:pPr>
+        <w:spacing w:after="100" w:line="276"/>
+      </w:pPr>
+      <w:r>
+        <w:rPr>
+          <w:sz w:val="21"/>
+          <w:szCs w:val="21"/>
+        </w:rPr>
         <w:t xml:space="preserve">외부 도구의 [Vision Tool Setup] 버튼으로 실행되는 비전 설정(VMS.VisionSetup) 화면은 다음과 같다.</w:t>
       </w:r>
     </w:p>
@@ -4405,7 +4615,7 @@
                     </pic:cNvPicPr>
                   </pic:nvPicPr>
                   <pic:blipFill>
-                    <a:blip r:embed="rId17" cstate="none"/>
+                    <a:blip r:embed="rId20" cstate="none"/>
                     <a:srcRect/>
                     <a:stretch>
                       <a:fillRect/>
@@ -7816,6 +8026,460 @@
           <w:szCs w:val="21"/>
         </w:rPr>
         <w:t xml:space="preserve">진실 소스 (Grade ↔ 권한 매핑 로직): VMS/Services/UserService.cs HasPermission. 매트릭스 변경 시 본 매뉴얼 동기 필요.</w:t>
+      </w:r>
+    </w:p>
+    <w:p>
+      <w:pPr>
+        <w:pStyle w:val="Heading2"/>
+      </w:pPr>
+      <w:r>
+        <w:t xml:space="preserve">3.8 관리자 도구 다이얼로그 (Admin 전용)</w:t>
+      </w:r>
+    </w:p>
+    <w:p>
+      <w:pPr>
+        <w:spacing w:after="100" w:line="276"/>
+      </w:pPr>
+      <w:r>
+        <w:rPr>
+          <w:sz w:val="21"/>
+          <w:szCs w:val="21"/>
+        </w:rPr>
+        <w:t xml:space="preserve">헤더의 User Management 아이콘과 Admin Tools(⋮) 드롭다운에서 실행되는 관리자 전용 다이얼로그다. (Admin 권한 로그인 시에만 표시)</w:t>
+      </w:r>
+    </w:p>
+    <w:p>
+      <w:pPr>
+        <w:spacing w:after="40" w:before="80"/>
+        <w:jc w:val="center"/>
+      </w:pPr>
+      <w:r>
+        <w:drawing>
+          <wp:inline distT="0" distB="0" distL="0" distR="0">
+            <wp:extent cx="5143500" cy="3714750"/>
+            <wp:effectExtent t="0" r="0" b="0" l="0"/>
+            <wp:docPr id="1" name="23_dlg_usermgmt.png" descr="23_dlg_usermgmt.png" title="23_dlg_usermgmt.png"/>
+            <wp:cNvGraphicFramePr>
+              <a:graphicFrameLocks xmlns:a="http://schemas.openxmlformats.org/drawingml/2006/main" noChangeAspect="1"/>
+            </wp:cNvGraphicFramePr>
+            <a:graphic xmlns:a="http://schemas.openxmlformats.org/drawingml/2006/main">
+              <a:graphicData uri="http://schemas.openxmlformats.org/drawingml/2006/picture">
+                <pic:pic xmlns:pic="http://schemas.openxmlformats.org/drawingml/2006/picture">
+                  <pic:nvPicPr>
+                    <pic:cNvPr id="0" name="" descr=""/>
+                    <pic:cNvPicPr>
+                      <a:picLocks noChangeAspect="1" noChangeArrowheads="1"/>
+                    </pic:cNvPicPr>
+                  </pic:nvPicPr>
+                  <pic:blipFill>
+                    <a:blip r:embed="rId21" cstate="none"/>
+                    <a:srcRect/>
+                    <a:stretch>
+                      <a:fillRect/>
+                    </a:stretch>
+                  </pic:blipFill>
+                  <pic:spPr bwMode="auto">
+                    <a:xfrm>
+                      <a:off x="0" y="0"/>
+                      <a:ext cx="5143500" cy="3714750"/>
+                    </a:xfrm>
+                    <a:prstGeom prst="rect">
+                      <a:avLst/>
+                    </a:prstGeom>
+                  </pic:spPr>
+                </pic:pic>
+              </a:graphicData>
+            </a:graphic>
+          </wp:inline>
+        </w:drawing>
+      </w:r>
+    </w:p>
+    <w:p>
+      <w:pPr>
+        <w:spacing w:after="160"/>
+        <w:jc w:val="center"/>
+      </w:pPr>
+      <w:r>
+        <w:rPr>
+          <w:i/>
+          <w:iCs/>
+          <w:color w:val="595959"/>
+          <w:sz w:val="18"/>
+          <w:szCs w:val="18"/>
+        </w:rPr>
+        <w:t xml:space="preserve">그림. User Management — 사용자 계정·권한(UserGrade) 관리</w:t>
+      </w:r>
+    </w:p>
+    <w:p>
+      <w:pPr>
+        <w:spacing w:after="40" w:before="80"/>
+        <w:jc w:val="center"/>
+      </w:pPr>
+      <w:r>
+        <w:drawing>
+          <wp:inline distT="0" distB="0" distL="0" distR="0">
+            <wp:extent cx="5143500" cy="2914650"/>
+            <wp:effectExtent t="0" r="0" b="0" l="0"/>
+            <wp:docPr id="1" name="24_dlg_audit.png" descr="24_dlg_audit.png" title="24_dlg_audit.png"/>
+            <wp:cNvGraphicFramePr>
+              <a:graphicFrameLocks xmlns:a="http://schemas.openxmlformats.org/drawingml/2006/main" noChangeAspect="1"/>
+            </wp:cNvGraphicFramePr>
+            <a:graphic xmlns:a="http://schemas.openxmlformats.org/drawingml/2006/main">
+              <a:graphicData uri="http://schemas.openxmlformats.org/drawingml/2006/picture">
+                <pic:pic xmlns:pic="http://schemas.openxmlformats.org/drawingml/2006/picture">
+                  <pic:nvPicPr>
+                    <pic:cNvPr id="0" name="" descr=""/>
+                    <pic:cNvPicPr>
+                      <a:picLocks noChangeAspect="1" noChangeArrowheads="1"/>
+                    </pic:cNvPicPr>
+                  </pic:nvPicPr>
+                  <pic:blipFill>
+                    <a:blip r:embed="rId22" cstate="none"/>
+                    <a:srcRect/>
+                    <a:stretch>
+                      <a:fillRect/>
+                    </a:stretch>
+                  </pic:blipFill>
+                  <pic:spPr bwMode="auto">
+                    <a:xfrm>
+                      <a:off x="0" y="0"/>
+                      <a:ext cx="5143500" cy="2914650"/>
+                    </a:xfrm>
+                    <a:prstGeom prst="rect">
+                      <a:avLst/>
+                    </a:prstGeom>
+                  </pic:spPr>
+                </pic:pic>
+              </a:graphicData>
+            </a:graphic>
+          </wp:inline>
+        </w:drawing>
+      </w:r>
+    </w:p>
+    <w:p>
+      <w:pPr>
+        <w:spacing w:after="160"/>
+        <w:jc w:val="center"/>
+      </w:pPr>
+      <w:r>
+        <w:rPr>
+          <w:i/>
+          <w:iCs/>
+          <w:color w:val="595959"/>
+          <w:sz w:val="18"/>
+          <w:szCs w:val="18"/>
+        </w:rPr>
+        <w:t xml:space="preserve">그림. Audit Log Viewer — 감사 로그 조회(카테고리/기간 필터)</w:t>
+      </w:r>
+    </w:p>
+    <w:p>
+      <w:pPr>
+        <w:spacing w:after="40" w:before="80"/>
+        <w:jc w:val="center"/>
+      </w:pPr>
+      <w:r>
+        <w:drawing>
+          <wp:inline distT="0" distB="0" distL="0" distR="0">
+            <wp:extent cx="5143500" cy="3790950"/>
+            <wp:effectExtent t="0" r="0" b="0" l="0"/>
+            <wp:docPr id="1" name="25_dlg_health.png" descr="25_dlg_health.png" title="25_dlg_health.png"/>
+            <wp:cNvGraphicFramePr>
+              <a:graphicFrameLocks xmlns:a="http://schemas.openxmlformats.org/drawingml/2006/main" noChangeAspect="1"/>
+            </wp:cNvGraphicFramePr>
+            <a:graphic xmlns:a="http://schemas.openxmlformats.org/drawingml/2006/main">
+              <a:graphicData uri="http://schemas.openxmlformats.org/drawingml/2006/picture">
+                <pic:pic xmlns:pic="http://schemas.openxmlformats.org/drawingml/2006/picture">
+                  <pic:nvPicPr>
+                    <pic:cNvPr id="0" name="" descr=""/>
+                    <pic:cNvPicPr>
+                      <a:picLocks noChangeAspect="1" noChangeArrowheads="1"/>
+                    </pic:cNvPicPr>
+                  </pic:nvPicPr>
+                  <pic:blipFill>
+                    <a:blip r:embed="rId23" cstate="none"/>
+                    <a:srcRect/>
+                    <a:stretch>
+                      <a:fillRect/>
+                    </a:stretch>
+                  </pic:blipFill>
+                  <pic:spPr bwMode="auto">
+                    <a:xfrm>
+                      <a:off x="0" y="0"/>
+                      <a:ext cx="5143500" cy="3790950"/>
+                    </a:xfrm>
+                    <a:prstGeom prst="rect">
+                      <a:avLst/>
+                    </a:prstGeom>
+                  </pic:spPr>
+                </pic:pic>
+              </a:graphicData>
+            </a:graphic>
+          </wp:inline>
+        </w:drawing>
+      </w:r>
+    </w:p>
+    <w:p>
+      <w:pPr>
+        <w:spacing w:after="160"/>
+        <w:jc w:val="center"/>
+      </w:pPr>
+      <w:r>
+        <w:rPr>
+          <w:i/>
+          <w:iCs/>
+          <w:color w:val="595959"/>
+          <w:sz w:val="18"/>
+          <w:szCs w:val="18"/>
+        </w:rPr>
+        <w:t xml:space="preserve">그림. Health Check — 시스템 상태 점검</w:t>
+      </w:r>
+    </w:p>
+    <w:p>
+      <w:pPr>
+        <w:spacing w:after="40" w:before="80"/>
+        <w:jc w:val="center"/>
+      </w:pPr>
+      <w:r>
+        <w:drawing>
+          <wp:inline distT="0" distB="0" distL="0" distR="0">
+            <wp:extent cx="5143500" cy="4057650"/>
+            <wp:effectExtent t="0" r="0" b="0" l="0"/>
+            <wp:docPr id="1" name="26_dlg_backup.png" descr="26_dlg_backup.png" title="26_dlg_backup.png"/>
+            <wp:cNvGraphicFramePr>
+              <a:graphicFrameLocks xmlns:a="http://schemas.openxmlformats.org/drawingml/2006/main" noChangeAspect="1"/>
+            </wp:cNvGraphicFramePr>
+            <a:graphic xmlns:a="http://schemas.openxmlformats.org/drawingml/2006/main">
+              <a:graphicData uri="http://schemas.openxmlformats.org/drawingml/2006/picture">
+                <pic:pic xmlns:pic="http://schemas.openxmlformats.org/drawingml/2006/picture">
+                  <pic:nvPicPr>
+                    <pic:cNvPr id="0" name="" descr=""/>
+                    <pic:cNvPicPr>
+                      <a:picLocks noChangeAspect="1" noChangeArrowheads="1"/>
+                    </pic:cNvPicPr>
+                  </pic:nvPicPr>
+                  <pic:blipFill>
+                    <a:blip r:embed="rId24" cstate="none"/>
+                    <a:srcRect/>
+                    <a:stretch>
+                      <a:fillRect/>
+                    </a:stretch>
+                  </pic:blipFill>
+                  <pic:spPr bwMode="auto">
+                    <a:xfrm>
+                      <a:off x="0" y="0"/>
+                      <a:ext cx="5143500" cy="4057650"/>
+                    </a:xfrm>
+                    <a:prstGeom prst="rect">
+                      <a:avLst/>
+                    </a:prstGeom>
+                  </pic:spPr>
+                </pic:pic>
+              </a:graphicData>
+            </a:graphic>
+          </wp:inline>
+        </w:drawing>
+      </w:r>
+    </w:p>
+    <w:p>
+      <w:pPr>
+        <w:spacing w:after="160"/>
+        <w:jc w:val="center"/>
+      </w:pPr>
+      <w:r>
+        <w:rPr>
+          <w:i/>
+          <w:iCs/>
+          <w:color w:val="595959"/>
+          <w:sz w:val="18"/>
+          <w:szCs w:val="18"/>
+        </w:rPr>
+        <w:t xml:space="preserve">그림. Backup / Restore — 데이터 백업 및 복원</w:t>
+      </w:r>
+    </w:p>
+    <w:p>
+      <w:pPr>
+        <w:spacing w:after="40" w:before="80"/>
+        <w:jc w:val="center"/>
+      </w:pPr>
+      <w:r>
+        <w:drawing>
+          <wp:inline distT="0" distB="0" distL="0" distR="0">
+            <wp:extent cx="5143500" cy="4238625"/>
+            <wp:effectExtent t="0" r="0" b="0" l="0"/>
+            <wp:docPr id="1" name="27_dlg_autobackup.png" descr="27_dlg_autobackup.png" title="27_dlg_autobackup.png"/>
+            <wp:cNvGraphicFramePr>
+              <a:graphicFrameLocks xmlns:a="http://schemas.openxmlformats.org/drawingml/2006/main" noChangeAspect="1"/>
+            </wp:cNvGraphicFramePr>
+            <a:graphic xmlns:a="http://schemas.openxmlformats.org/drawingml/2006/main">
+              <a:graphicData uri="http://schemas.openxmlformats.org/drawingml/2006/picture">
+                <pic:pic xmlns:pic="http://schemas.openxmlformats.org/drawingml/2006/picture">
+                  <pic:nvPicPr>
+                    <pic:cNvPr id="0" name="" descr=""/>
+                    <pic:cNvPicPr>
+                      <a:picLocks noChangeAspect="1" noChangeArrowheads="1"/>
+                    </pic:cNvPicPr>
+                  </pic:nvPicPr>
+                  <pic:blipFill>
+                    <a:blip r:embed="rId25" cstate="none"/>
+                    <a:srcRect/>
+                    <a:stretch>
+                      <a:fillRect/>
+                    </a:stretch>
+                  </pic:blipFill>
+                  <pic:spPr bwMode="auto">
+                    <a:xfrm>
+                      <a:off x="0" y="0"/>
+                      <a:ext cx="5143500" cy="4238625"/>
+                    </a:xfrm>
+                    <a:prstGeom prst="rect">
+                      <a:avLst/>
+                    </a:prstGeom>
+                  </pic:spPr>
+                </pic:pic>
+              </a:graphicData>
+            </a:graphic>
+          </wp:inline>
+        </w:drawing>
+      </w:r>
+    </w:p>
+    <w:p>
+      <w:pPr>
+        <w:spacing w:after="160"/>
+        <w:jc w:val="center"/>
+      </w:pPr>
+      <w:r>
+        <w:rPr>
+          <w:i/>
+          <w:iCs/>
+          <w:color w:val="595959"/>
+          <w:sz w:val="18"/>
+          <w:szCs w:val="18"/>
+        </w:rPr>
+        <w:t xml:space="preserve">그림. Auto Backup Settings — 자동 백업 정책</w:t>
+      </w:r>
+    </w:p>
+    <w:p>
+      <w:pPr>
+        <w:spacing w:after="40" w:before="80"/>
+        <w:jc w:val="center"/>
+      </w:pPr>
+      <w:r>
+        <w:drawing>
+          <wp:inline distT="0" distB="0" distL="0" distR="0">
+            <wp:extent cx="5143500" cy="5276850"/>
+            <wp:effectExtent t="0" r="0" b="0" l="0"/>
+            <wp:docPr id="1" name="28_dlg_retention.png" descr="28_dlg_retention.png" title="28_dlg_retention.png"/>
+            <wp:cNvGraphicFramePr>
+              <a:graphicFrameLocks xmlns:a="http://schemas.openxmlformats.org/drawingml/2006/main" noChangeAspect="1"/>
+            </wp:cNvGraphicFramePr>
+            <a:graphic xmlns:a="http://schemas.openxmlformats.org/drawingml/2006/main">
+              <a:graphicData uri="http://schemas.openxmlformats.org/drawingml/2006/picture">
+                <pic:pic xmlns:pic="http://schemas.openxmlformats.org/drawingml/2006/picture">
+                  <pic:nvPicPr>
+                    <pic:cNvPr id="0" name="" descr=""/>
+                    <pic:cNvPicPr>
+                      <a:picLocks noChangeAspect="1" noChangeArrowheads="1"/>
+                    </pic:cNvPicPr>
+                  </pic:nvPicPr>
+                  <pic:blipFill>
+                    <a:blip r:embed="rId26" cstate="none"/>
+                    <a:srcRect/>
+                    <a:stretch>
+                      <a:fillRect/>
+                    </a:stretch>
+                  </pic:blipFill>
+                  <pic:spPr bwMode="auto">
+                    <a:xfrm>
+                      <a:off x="0" y="0"/>
+                      <a:ext cx="5143500" cy="5276850"/>
+                    </a:xfrm>
+                    <a:prstGeom prst="rect">
+                      <a:avLst/>
+                    </a:prstGeom>
+                  </pic:spPr>
+                </pic:pic>
+              </a:graphicData>
+            </a:graphic>
+          </wp:inline>
+        </w:drawing>
+      </w:r>
+    </w:p>
+    <w:p>
+      <w:pPr>
+        <w:spacing w:after="160"/>
+        <w:jc w:val="center"/>
+      </w:pPr>
+      <w:r>
+        <w:rPr>
+          <w:i/>
+          <w:iCs/>
+          <w:color w:val="595959"/>
+          <w:sz w:val="18"/>
+          <w:szCs w:val="18"/>
+        </w:rPr>
+        <w:t xml:space="preserve">그림. Retention Settings — 데이터 보존 정책(감사/백업/업로드 큐 + 카테고리별)</w:t>
+      </w:r>
+    </w:p>
+    <w:p>
+      <w:pPr>
+        <w:spacing w:after="40" w:before="80"/>
+        <w:jc w:val="center"/>
+      </w:pPr>
+      <w:r>
+        <w:drawing>
+          <wp:inline distT="0" distB="0" distL="0" distR="0">
+            <wp:extent cx="5143500" cy="4429125"/>
+            <wp:effectExtent t="0" r="0" b="0" l="0"/>
+            <wp:docPr id="1" name="29_dlg_support.png" descr="29_dlg_support.png" title="29_dlg_support.png"/>
+            <wp:cNvGraphicFramePr>
+              <a:graphicFrameLocks xmlns:a="http://schemas.openxmlformats.org/drawingml/2006/main" noChangeAspect="1"/>
+            </wp:cNvGraphicFramePr>
+            <a:graphic xmlns:a="http://schemas.openxmlformats.org/drawingml/2006/main">
+              <a:graphicData uri="http://schemas.openxmlformats.org/drawingml/2006/picture">
+                <pic:pic xmlns:pic="http://schemas.openxmlformats.org/drawingml/2006/picture">
+                  <pic:nvPicPr>
+                    <pic:cNvPr id="0" name="" descr=""/>
+                    <pic:cNvPicPr>
+                      <a:picLocks noChangeAspect="1" noChangeArrowheads="1"/>
+                    </pic:cNvPicPr>
+                  </pic:nvPicPr>
+                  <pic:blipFill>
+                    <a:blip r:embed="rId27" cstate="none"/>
+                    <a:srcRect/>
+                    <a:stretch>
+                      <a:fillRect/>
+                    </a:stretch>
+                  </pic:blipFill>
+                  <pic:spPr bwMode="auto">
+                    <a:xfrm>
+                      <a:off x="0" y="0"/>
+                      <a:ext cx="5143500" cy="4429125"/>
+                    </a:xfrm>
+                    <a:prstGeom prst="rect">
+                      <a:avLst/>
+                    </a:prstGeom>
+                  </pic:spPr>
+                </pic:pic>
+              </a:graphicData>
+            </a:graphic>
+          </wp:inline>
+        </w:drawing>
+      </w:r>
+    </w:p>
+    <w:p>
+      <w:pPr>
+        <w:spacing w:after="160"/>
+        <w:jc w:val="center"/>
+      </w:pPr>
+      <w:r>
+        <w:rPr>
+          <w:i/>
+          <w:iCs/>
+          <w:color w:val="595959"/>
+          <w:sz w:val="18"/>
+          <w:szCs w:val="18"/>
+        </w:rPr>
+        <w:t xml:space="preserve">그림. Support Package — 원격 지원용 진단 패키지 생성</w:t>
       </w:r>
     </w:p>
     <w:p>

--- a/docs/gs/VMS_사용자매뉴얼_v1.0.docx
+++ b/docs/gs/VMS_사용자매뉴얼_v1.0.docx
@@ -4662,6 +4662,390 @@
           <w:sz w:val="21"/>
           <w:szCs w:val="21"/>
         </w:rPr>
+        <w:t xml:space="preserve">VisionSetup 상단 메뉴에서 열리는 주요 다이얼로그:</w:t>
+      </w:r>
+    </w:p>
+    <w:p>
+      <w:pPr>
+        <w:spacing w:after="40" w:before="80"/>
+        <w:jc w:val="center"/>
+      </w:pPr>
+      <w:r>
+        <w:drawing>
+          <wp:inline distT="0" distB="0" distL="0" distR="0">
+            <wp:extent cx="4953000" cy="4181475"/>
+            <wp:effectExtent t="0" r="0" b="0" l="0"/>
+            <wp:docPr id="1" name="33_dlg_cameramgr.png" descr="33_dlg_cameramgr.png" title="33_dlg_cameramgr.png"/>
+            <wp:cNvGraphicFramePr>
+              <a:graphicFrameLocks xmlns:a="http://schemas.openxmlformats.org/drawingml/2006/main" noChangeAspect="1"/>
+            </wp:cNvGraphicFramePr>
+            <a:graphic xmlns:a="http://schemas.openxmlformats.org/drawingml/2006/main">
+              <a:graphicData uri="http://schemas.openxmlformats.org/drawingml/2006/picture">
+                <pic:pic xmlns:pic="http://schemas.openxmlformats.org/drawingml/2006/picture">
+                  <pic:nvPicPr>
+                    <pic:cNvPr id="0" name="" descr=""/>
+                    <pic:cNvPicPr>
+                      <a:picLocks noChangeAspect="1" noChangeArrowheads="1"/>
+                    </pic:cNvPicPr>
+                  </pic:nvPicPr>
+                  <pic:blipFill>
+                    <a:blip r:embed="rId21" cstate="none"/>
+                    <a:srcRect/>
+                    <a:stretch>
+                      <a:fillRect/>
+                    </a:stretch>
+                  </pic:blipFill>
+                  <pic:spPr bwMode="auto">
+                    <a:xfrm>
+                      <a:off x="0" y="0"/>
+                      <a:ext cx="4953000" cy="4181475"/>
+                    </a:xfrm>
+                    <a:prstGeom prst="rect">
+                      <a:avLst/>
+                    </a:prstGeom>
+                  </pic:spPr>
+                </pic:pic>
+              </a:graphicData>
+            </a:graphic>
+          </wp:inline>
+        </w:drawing>
+      </w:r>
+    </w:p>
+    <w:p>
+      <w:pPr>
+        <w:spacing w:after="160"/>
+        <w:jc w:val="center"/>
+      </w:pPr>
+      <w:r>
+        <w:rPr>
+          <w:i/>
+          <w:iCs/>
+          <w:color w:val="595959"/>
+          <w:sz w:val="18"/>
+          <w:szCs w:val="18"/>
+        </w:rPr>
+        <w:t xml:space="preserve">그림. Camera → Camera Manager — 카메라 등록/연결 관리</w:t>
+      </w:r>
+    </w:p>
+    <w:p>
+      <w:pPr>
+        <w:spacing w:after="40" w:before="80"/>
+        <w:jc w:val="center"/>
+      </w:pPr>
+      <w:r>
+        <w:drawing>
+          <wp:inline distT="0" distB="0" distL="0" distR="0">
+            <wp:extent cx="5143500" cy="3648075"/>
+            <wp:effectExtent t="0" r="0" b="0" l="0"/>
+            <wp:docPr id="1" name="34_dlg_recipemgr.png" descr="34_dlg_recipemgr.png" title="34_dlg_recipemgr.png"/>
+            <wp:cNvGraphicFramePr>
+              <a:graphicFrameLocks xmlns:a="http://schemas.openxmlformats.org/drawingml/2006/main" noChangeAspect="1"/>
+            </wp:cNvGraphicFramePr>
+            <a:graphic xmlns:a="http://schemas.openxmlformats.org/drawingml/2006/main">
+              <a:graphicData uri="http://schemas.openxmlformats.org/drawingml/2006/picture">
+                <pic:pic xmlns:pic="http://schemas.openxmlformats.org/drawingml/2006/picture">
+                  <pic:nvPicPr>
+                    <pic:cNvPr id="0" name="" descr=""/>
+                    <pic:cNvPicPr>
+                      <a:picLocks noChangeAspect="1" noChangeArrowheads="1"/>
+                    </pic:cNvPicPr>
+                  </pic:nvPicPr>
+                  <pic:blipFill>
+                    <a:blip r:embed="rId22" cstate="none"/>
+                    <a:srcRect/>
+                    <a:stretch>
+                      <a:fillRect/>
+                    </a:stretch>
+                  </pic:blipFill>
+                  <pic:spPr bwMode="auto">
+                    <a:xfrm>
+                      <a:off x="0" y="0"/>
+                      <a:ext cx="5143500" cy="3648075"/>
+                    </a:xfrm>
+                    <a:prstGeom prst="rect">
+                      <a:avLst/>
+                    </a:prstGeom>
+                  </pic:spPr>
+                </pic:pic>
+              </a:graphicData>
+            </a:graphic>
+          </wp:inline>
+        </w:drawing>
+      </w:r>
+    </w:p>
+    <w:p>
+      <w:pPr>
+        <w:spacing w:after="160"/>
+        <w:jc w:val="center"/>
+      </w:pPr>
+      <w:r>
+        <w:rPr>
+          <w:i/>
+          <w:iCs/>
+          <w:color w:val="595959"/>
+          <w:sz w:val="18"/>
+          <w:szCs w:val="18"/>
+        </w:rPr>
+        <w:t xml:space="preserve">그림. Recipe → Recipe Manager — 레시피 목록/관리</w:t>
+      </w:r>
+    </w:p>
+    <w:p>
+      <w:pPr>
+        <w:spacing w:after="40" w:before="80"/>
+        <w:jc w:val="center"/>
+      </w:pPr>
+      <w:r>
+        <w:drawing>
+          <wp:inline distT="0" distB="0" distL="0" distR="0">
+            <wp:extent cx="5143500" cy="2895600"/>
+            <wp:effectExtent t="0" r="0" b="0" l="0"/>
+            <wp:docPr id="1" name="35_dlg_sequence.png" descr="35_dlg_sequence.png" title="35_dlg_sequence.png"/>
+            <wp:cNvGraphicFramePr>
+              <a:graphicFrameLocks xmlns:a="http://schemas.openxmlformats.org/drawingml/2006/main" noChangeAspect="1"/>
+            </wp:cNvGraphicFramePr>
+            <a:graphic xmlns:a="http://schemas.openxmlformats.org/drawingml/2006/main">
+              <a:graphicData uri="http://schemas.openxmlformats.org/drawingml/2006/picture">
+                <pic:pic xmlns:pic="http://schemas.openxmlformats.org/drawingml/2006/picture">
+                  <pic:nvPicPr>
+                    <pic:cNvPr id="0" name="" descr=""/>
+                    <pic:cNvPicPr>
+                      <a:picLocks noChangeAspect="1" noChangeArrowheads="1"/>
+                    </pic:cNvPicPr>
+                  </pic:nvPicPr>
+                  <pic:blipFill>
+                    <a:blip r:embed="rId23" cstate="none"/>
+                    <a:srcRect/>
+                    <a:stretch>
+                      <a:fillRect/>
+                    </a:stretch>
+                  </pic:blipFill>
+                  <pic:spPr bwMode="auto">
+                    <a:xfrm>
+                      <a:off x="0" y="0"/>
+                      <a:ext cx="5143500" cy="2895600"/>
+                    </a:xfrm>
+                    <a:prstGeom prst="rect">
+                      <a:avLst/>
+                    </a:prstGeom>
+                  </pic:spPr>
+                </pic:pic>
+              </a:graphicData>
+            </a:graphic>
+          </wp:inline>
+        </w:drawing>
+      </w:r>
+    </w:p>
+    <w:p>
+      <w:pPr>
+        <w:spacing w:after="160"/>
+        <w:jc w:val="center"/>
+      </w:pPr>
+      <w:r>
+        <w:rPr>
+          <w:i/>
+          <w:iCs/>
+          <w:color w:val="595959"/>
+          <w:sz w:val="18"/>
+          <w:szCs w:val="18"/>
+        </w:rPr>
+        <w:t xml:space="preserve">그림. Sequence — 검사 시퀀스 편집</w:t>
+      </w:r>
+    </w:p>
+    <w:p>
+      <w:pPr>
+        <w:spacing w:after="40" w:before="80"/>
+        <w:jc w:val="center"/>
+      </w:pPr>
+      <w:r>
+        <w:drawing>
+          <wp:inline distT="0" distB="0" distL="0" distR="0">
+            <wp:extent cx="5143500" cy="3810000"/>
+            <wp:effectExtent t="0" r="0" b="0" l="0"/>
+            <wp:docPr id="1" name="30_dlg_batchtest.png" descr="30_dlg_batchtest.png" title="30_dlg_batchtest.png"/>
+            <wp:cNvGraphicFramePr>
+              <a:graphicFrameLocks xmlns:a="http://schemas.openxmlformats.org/drawingml/2006/main" noChangeAspect="1"/>
+            </wp:cNvGraphicFramePr>
+            <a:graphic xmlns:a="http://schemas.openxmlformats.org/drawingml/2006/main">
+              <a:graphicData uri="http://schemas.openxmlformats.org/drawingml/2006/picture">
+                <pic:pic xmlns:pic="http://schemas.openxmlformats.org/drawingml/2006/picture">
+                  <pic:nvPicPr>
+                    <pic:cNvPr id="0" name="" descr=""/>
+                    <pic:cNvPicPr>
+                      <a:picLocks noChangeAspect="1" noChangeArrowheads="1"/>
+                    </pic:cNvPicPr>
+                  </pic:nvPicPr>
+                  <pic:blipFill>
+                    <a:blip r:embed="rId24" cstate="none"/>
+                    <a:srcRect/>
+                    <a:stretch>
+                      <a:fillRect/>
+                    </a:stretch>
+                  </pic:blipFill>
+                  <pic:spPr bwMode="auto">
+                    <a:xfrm>
+                      <a:off x="0" y="0"/>
+                      <a:ext cx="5143500" cy="3810000"/>
+                    </a:xfrm>
+                    <a:prstGeom prst="rect">
+                      <a:avLst/>
+                    </a:prstGeom>
+                  </pic:spPr>
+                </pic:pic>
+              </a:graphicData>
+            </a:graphic>
+          </wp:inline>
+        </w:drawing>
+      </w:r>
+    </w:p>
+    <w:p>
+      <w:pPr>
+        <w:spacing w:after="160"/>
+        <w:jc w:val="center"/>
+      </w:pPr>
+      <w:r>
+        <w:rPr>
+          <w:i/>
+          <w:iCs/>
+          <w:color w:val="595959"/>
+          <w:sz w:val="18"/>
+          <w:szCs w:val="18"/>
+        </w:rPr>
+        <w:t xml:space="preserve">그림. Batch Test… — 다수 이미지 일괄 검사/검증</w:t>
+      </w:r>
+    </w:p>
+    <w:p>
+      <w:pPr>
+        <w:spacing w:after="40" w:before="80"/>
+        <w:jc w:val="center"/>
+      </w:pPr>
+      <w:r>
+        <w:drawing>
+          <wp:inline distT="0" distB="0" distL="0" distR="0">
+            <wp:extent cx="5143500" cy="5257800"/>
+            <wp:effectExtent t="0" r="0" b="0" l="0"/>
+            <wp:docPr id="1" name="31_dlg_synthdata.png" descr="31_dlg_synthdata.png" title="31_dlg_synthdata.png"/>
+            <wp:cNvGraphicFramePr>
+              <a:graphicFrameLocks xmlns:a="http://schemas.openxmlformats.org/drawingml/2006/main" noChangeAspect="1"/>
+            </wp:cNvGraphicFramePr>
+            <a:graphic xmlns:a="http://schemas.openxmlformats.org/drawingml/2006/main">
+              <a:graphicData uri="http://schemas.openxmlformats.org/drawingml/2006/picture">
+                <pic:pic xmlns:pic="http://schemas.openxmlformats.org/drawingml/2006/picture">
+                  <pic:nvPicPr>
+                    <pic:cNvPr id="0" name="" descr=""/>
+                    <pic:cNvPicPr>
+                      <a:picLocks noChangeAspect="1" noChangeArrowheads="1"/>
+                    </pic:cNvPicPr>
+                  </pic:nvPicPr>
+                  <pic:blipFill>
+                    <a:blip r:embed="rId25" cstate="none"/>
+                    <a:srcRect/>
+                    <a:stretch>
+                      <a:fillRect/>
+                    </a:stretch>
+                  </pic:blipFill>
+                  <pic:spPr bwMode="auto">
+                    <a:xfrm>
+                      <a:off x="0" y="0"/>
+                      <a:ext cx="5143500" cy="5257800"/>
+                    </a:xfrm>
+                    <a:prstGeom prst="rect">
+                      <a:avLst/>
+                    </a:prstGeom>
+                  </pic:spPr>
+                </pic:pic>
+              </a:graphicData>
+            </a:graphic>
+          </wp:inline>
+        </w:drawing>
+      </w:r>
+    </w:p>
+    <w:p>
+      <w:pPr>
+        <w:spacing w:after="160"/>
+        <w:jc w:val="center"/>
+      </w:pPr>
+      <w:r>
+        <w:rPr>
+          <w:i/>
+          <w:iCs/>
+          <w:color w:val="595959"/>
+          <w:sz w:val="18"/>
+          <w:szCs w:val="18"/>
+        </w:rPr>
+        <w:t xml:space="preserve">그림. OCR Synth Data… — OCR 합성 데이터 생성</w:t>
+      </w:r>
+    </w:p>
+    <w:p>
+      <w:pPr>
+        <w:spacing w:after="40" w:before="80"/>
+        <w:jc w:val="center"/>
+      </w:pPr>
+      <w:r>
+        <w:drawing>
+          <wp:inline distT="0" distB="0" distL="0" distR="0">
+            <wp:extent cx="4381500" cy="3171825"/>
+            <wp:effectExtent t="0" r="0" b="0" l="0"/>
+            <wp:docPr id="1" name="32_dlg_inference.png" descr="32_dlg_inference.png" title="32_dlg_inference.png"/>
+            <wp:cNvGraphicFramePr>
+              <a:graphicFrameLocks xmlns:a="http://schemas.openxmlformats.org/drawingml/2006/main" noChangeAspect="1"/>
+            </wp:cNvGraphicFramePr>
+            <a:graphic xmlns:a="http://schemas.openxmlformats.org/drawingml/2006/main">
+              <a:graphicData uri="http://schemas.openxmlformats.org/drawingml/2006/picture">
+                <pic:pic xmlns:pic="http://schemas.openxmlformats.org/drawingml/2006/picture">
+                  <pic:nvPicPr>
+                    <pic:cNvPr id="0" name="" descr=""/>
+                    <pic:cNvPicPr>
+                      <a:picLocks noChangeAspect="1" noChangeArrowheads="1"/>
+                    </pic:cNvPicPr>
+                  </pic:nvPicPr>
+                  <pic:blipFill>
+                    <a:blip r:embed="rId26" cstate="none"/>
+                    <a:srcRect/>
+                    <a:stretch>
+                      <a:fillRect/>
+                    </a:stretch>
+                  </pic:blipFill>
+                  <pic:spPr bwMode="auto">
+                    <a:xfrm>
+                      <a:off x="0" y="0"/>
+                      <a:ext cx="4381500" cy="3171825"/>
+                    </a:xfrm>
+                    <a:prstGeom prst="rect">
+                      <a:avLst/>
+                    </a:prstGeom>
+                  </pic:spPr>
+                </pic:pic>
+              </a:graphicData>
+            </a:graphic>
+          </wp:inline>
+        </w:drawing>
+      </w:r>
+    </w:p>
+    <w:p>
+      <w:pPr>
+        <w:spacing w:after="160"/>
+        <w:jc w:val="center"/>
+      </w:pPr>
+      <w:r>
+        <w:rPr>
+          <w:i/>
+          <w:iCs/>
+          <w:color w:val="595959"/>
+          <w:sz w:val="18"/>
+          <w:szCs w:val="18"/>
+        </w:rPr>
+        <w:t xml:space="preserve">그림. Inference Settings… — 딥러닝 추론(ONNX) 설정</w:t>
+      </w:r>
+    </w:p>
+    <w:p>
+      <w:pPr>
+        <w:spacing w:after="100" w:line="276"/>
+      </w:pPr>
+      <w:r>
+        <w:rPr>
+          <w:sz w:val="21"/>
+          <w:szCs w:val="21"/>
+        </w:rPr>
         <w:t xml:space="preserve">헤더 우측 톱니바퀴 아이콘 (⚙) 으로 토글. 320px 폭.</w:t>
       </w:r>
     </w:p>
@@ -8072,7 +8456,7 @@
                     </pic:cNvPicPr>
                   </pic:nvPicPr>
                   <pic:blipFill>
-                    <a:blip r:embed="rId21" cstate="none"/>
+                    <a:blip r:embed="rId27" cstate="none"/>
                     <a:srcRect/>
                     <a:stretch>
                       <a:fillRect/>
@@ -8134,7 +8518,7 @@
                     </pic:cNvPicPr>
                   </pic:nvPicPr>
                   <pic:blipFill>
-                    <a:blip r:embed="rId22" cstate="none"/>
+                    <a:blip r:embed="rId28" cstate="none"/>
                     <a:srcRect/>
                     <a:stretch>
                       <a:fillRect/>
@@ -8196,7 +8580,7 @@
                     </pic:cNvPicPr>
                   </pic:nvPicPr>
                   <pic:blipFill>
-                    <a:blip r:embed="rId23" cstate="none"/>
+                    <a:blip r:embed="rId29" cstate="none"/>
                     <a:srcRect/>
                     <a:stretch>
                       <a:fillRect/>
@@ -8258,7 +8642,7 @@
                     </pic:cNvPicPr>
                   </pic:nvPicPr>
                   <pic:blipFill>
-                    <a:blip r:embed="rId24" cstate="none"/>
+                    <a:blip r:embed="rId30" cstate="none"/>
                     <a:srcRect/>
                     <a:stretch>
                       <a:fillRect/>
@@ -8320,7 +8704,7 @@
                     </pic:cNvPicPr>
                   </pic:nvPicPr>
                   <pic:blipFill>
-                    <a:blip r:embed="rId25" cstate="none"/>
+                    <a:blip r:embed="rId31" cstate="none"/>
                     <a:srcRect/>
                     <a:stretch>
                       <a:fillRect/>
@@ -8382,7 +8766,7 @@
                     </pic:cNvPicPr>
                   </pic:nvPicPr>
                   <pic:blipFill>
-                    <a:blip r:embed="rId26" cstate="none"/>
+                    <a:blip r:embed="rId32" cstate="none"/>
                     <a:srcRect/>
                     <a:stretch>
                       <a:fillRect/>
@@ -8444,7 +8828,7 @@
                     </pic:cNvPicPr>
                   </pic:nvPicPr>
                   <pic:blipFill>
-                    <a:blip r:embed="rId27" cstate="none"/>
+                    <a:blip r:embed="rId33" cstate="none"/>
                     <a:srcRect/>
                     <a:stretch>
                       <a:fillRect/>

--- a/docs/gs/VMS_사용자매뉴얼_v1.0.docx
+++ b/docs/gs/VMS_사용자매뉴얼_v1.0.docx
@@ -18590,7 +18590,1197 @@
         <w:pStyle w:val="Heading2"/>
       </w:pPr>
       <w:r>
-        <w:t xml:space="preserve">9.1 Grayscale (그레이 변환)</w:t>
+        <w:t xml:space="preserve">9.1 툴 팔레트 카테고리 개요</w:t>
+      </w:r>
+    </w:p>
+    <w:p>
+      <w:pPr>
+        <w:spacing w:after="100" w:line="276"/>
+      </w:pPr>
+      <w:r>
+        <w:rPr>
+          <w:sz w:val="21"/>
+          <w:szCs w:val="21"/>
+        </w:rPr>
+        <w:t xml:space="preserve">Tool Palette는 카테고리로 묶여 있으며, 각 카테고리의 주요 도구는 다음과 같다. (상세 파라미터는 9.2 이하 참조)</w:t>
+      </w:r>
+    </w:p>
+    <w:tbl>
+      <w:tblPr>
+        <w:tblW w:type="dxa" w:w="9026"/>
+        <w:tblBorders>
+          <w:top w:val="single" w:color="auto" w:sz="4"/>
+          <w:left w:val="single" w:color="auto" w:sz="4"/>
+          <w:bottom w:val="single" w:color="auto" w:sz="4"/>
+          <w:right w:val="single" w:color="auto" w:sz="4"/>
+          <w:insideH w:val="single" w:color="auto" w:sz="4"/>
+          <w:insideV w:val="single" w:color="auto" w:sz="4"/>
+        </w:tblBorders>
+      </w:tblPr>
+      <w:tblGrid>
+        <w:gridCol w:w="1700"/>
+        <w:gridCol w:w="3700"/>
+        <w:gridCol w:w="3626"/>
+      </w:tblGrid>
+      <w:tr>
+        <w:trPr>
+          <w:tblHeader/>
+        </w:trPr>
+        <w:tc>
+          <w:tcPr>
+            <w:tcW w:type="dxa" w:w="1700"/>
+            <w:tcBorders>
+              <w:top w:val="single" w:color="BFBFBF" w:sz="1"/>
+              <w:left w:val="single" w:color="BFBFBF" w:sz="1"/>
+              <w:bottom w:val="single" w:color="BFBFBF" w:sz="1"/>
+              <w:right w:val="single" w:color="BFBFBF" w:sz="1"/>
+            </w:tcBorders>
+            <w:shd w:fill="1F3864" w:val="clear"/>
+            <w:tcMar>
+              <w:top w:type="dxa" w:w="50"/>
+              <w:left w:type="dxa" w:w="100"/>
+              <w:bottom w:type="dxa" w:w="50"/>
+              <w:right w:type="dxa" w:w="100"/>
+            </w:tcMar>
+            <w:vAlign w:val="center"/>
+          </w:tcPr>
+          <w:p>
+            <w:pPr>
+              <w:spacing w:after="0"/>
+            </w:pPr>
+            <w:r>
+              <w:rPr>
+                <w:b/>
+                <w:bCs/>
+                <w:color w:val="FFFFFF"/>
+                <w:sz w:val="18"/>
+                <w:szCs w:val="18"/>
+              </w:rPr>
+              <w:t xml:space="preserve">카테고리</w:t>
+            </w:r>
+          </w:p>
+        </w:tc>
+        <w:tc>
+          <w:tcPr>
+            <w:tcW w:type="dxa" w:w="3700"/>
+            <w:tcBorders>
+              <w:top w:val="single" w:color="BFBFBF" w:sz="1"/>
+              <w:left w:val="single" w:color="BFBFBF" w:sz="1"/>
+              <w:bottom w:val="single" w:color="BFBFBF" w:sz="1"/>
+              <w:right w:val="single" w:color="BFBFBF" w:sz="1"/>
+            </w:tcBorders>
+            <w:shd w:fill="1F3864" w:val="clear"/>
+            <w:tcMar>
+              <w:top w:type="dxa" w:w="50"/>
+              <w:left w:type="dxa" w:w="100"/>
+              <w:bottom w:type="dxa" w:w="50"/>
+              <w:right w:type="dxa" w:w="100"/>
+            </w:tcMar>
+            <w:vAlign w:val="center"/>
+          </w:tcPr>
+          <w:p>
+            <w:pPr>
+              <w:spacing w:after="0"/>
+            </w:pPr>
+            <w:r>
+              <w:rPr>
+                <w:b/>
+                <w:bCs/>
+                <w:color w:val="FFFFFF"/>
+                <w:sz w:val="18"/>
+                <w:szCs w:val="18"/>
+              </w:rPr>
+              <w:t xml:space="preserve">포함 도구</w:t>
+            </w:r>
+          </w:p>
+        </w:tc>
+        <w:tc>
+          <w:tcPr>
+            <w:tcW w:type="dxa" w:w="3626"/>
+            <w:tcBorders>
+              <w:top w:val="single" w:color="BFBFBF" w:sz="1"/>
+              <w:left w:val="single" w:color="BFBFBF" w:sz="1"/>
+              <w:bottom w:val="single" w:color="BFBFBF" w:sz="1"/>
+              <w:right w:val="single" w:color="BFBFBF" w:sz="1"/>
+            </w:tcBorders>
+            <w:shd w:fill="1F3864" w:val="clear"/>
+            <w:tcMar>
+              <w:top w:type="dxa" w:w="50"/>
+              <w:left w:type="dxa" w:w="100"/>
+              <w:bottom w:type="dxa" w:w="50"/>
+              <w:right w:type="dxa" w:w="100"/>
+            </w:tcMar>
+            <w:vAlign w:val="center"/>
+          </w:tcPr>
+          <w:p>
+            <w:pPr>
+              <w:spacing w:after="0"/>
+            </w:pPr>
+            <w:r>
+              <w:rPr>
+                <w:b/>
+                <w:bCs/>
+                <w:color w:val="FFFFFF"/>
+                <w:sz w:val="18"/>
+                <w:szCs w:val="18"/>
+              </w:rPr>
+              <w:t xml:space="preserve">용도</w:t>
+            </w:r>
+          </w:p>
+        </w:tc>
+      </w:tr>
+      <w:tr>
+        <w:tc>
+          <w:tcPr>
+            <w:tcW w:type="dxa" w:w="1700"/>
+            <w:tcBorders>
+              <w:top w:val="single" w:color="BFBFBF" w:sz="1"/>
+              <w:left w:val="single" w:color="BFBFBF" w:sz="1"/>
+              <w:bottom w:val="single" w:color="BFBFBF" w:sz="1"/>
+              <w:right w:val="single" w:color="BFBFBF" w:sz="1"/>
+            </w:tcBorders>
+            <w:tcMar>
+              <w:top w:type="dxa" w:w="50"/>
+              <w:left w:type="dxa" w:w="100"/>
+              <w:bottom w:type="dxa" w:w="50"/>
+              <w:right w:type="dxa" w:w="100"/>
+            </w:tcMar>
+            <w:vAlign w:val="center"/>
+          </w:tcPr>
+          <w:p>
+            <w:pPr>
+              <w:spacing w:after="0" w:line="252"/>
+            </w:pPr>
+            <w:r>
+              <w:rPr>
+                <w:sz w:val="18"/>
+                <w:szCs w:val="18"/>
+              </w:rPr>
+              <w:t xml:space="preserve">Conversion</w:t>
+            </w:r>
+          </w:p>
+        </w:tc>
+        <w:tc>
+          <w:tcPr>
+            <w:tcW w:type="dxa" w:w="3700"/>
+            <w:tcBorders>
+              <w:top w:val="single" w:color="BFBFBF" w:sz="1"/>
+              <w:left w:val="single" w:color="BFBFBF" w:sz="1"/>
+              <w:bottom w:val="single" w:color="BFBFBF" w:sz="1"/>
+              <w:right w:val="single" w:color="BFBFBF" w:sz="1"/>
+            </w:tcBorders>
+            <w:tcMar>
+              <w:top w:type="dxa" w:w="50"/>
+              <w:left w:type="dxa" w:w="100"/>
+              <w:bottom w:type="dxa" w:w="50"/>
+              <w:right w:type="dxa" w:w="100"/>
+            </w:tcMar>
+            <w:vAlign w:val="center"/>
+          </w:tcPr>
+          <w:p>
+            <w:pPr>
+              <w:spacing w:after="0" w:line="252"/>
+            </w:pPr>
+            <w:r>
+              <w:rPr>
+                <w:sz w:val="18"/>
+                <w:szCs w:val="18"/>
+              </w:rPr>
+              <w:t xml:space="preserve">Grayscale (그레이 변환), Threshold (이진화)</w:t>
+            </w:r>
+          </w:p>
+        </w:tc>
+        <w:tc>
+          <w:tcPr>
+            <w:tcW w:type="dxa" w:w="3626"/>
+            <w:tcBorders>
+              <w:top w:val="single" w:color="BFBFBF" w:sz="1"/>
+              <w:left w:val="single" w:color="BFBFBF" w:sz="1"/>
+              <w:bottom w:val="single" w:color="BFBFBF" w:sz="1"/>
+              <w:right w:val="single" w:color="BFBFBF" w:sz="1"/>
+            </w:tcBorders>
+            <w:tcMar>
+              <w:top w:type="dxa" w:w="50"/>
+              <w:left w:type="dxa" w:w="100"/>
+              <w:bottom w:type="dxa" w:w="50"/>
+              <w:right w:type="dxa" w:w="100"/>
+            </w:tcMar>
+            <w:vAlign w:val="center"/>
+          </w:tcPr>
+          <w:p>
+            <w:pPr>
+              <w:spacing w:after="0" w:line="252"/>
+            </w:pPr>
+            <w:r>
+              <w:rPr>
+                <w:sz w:val="18"/>
+                <w:szCs w:val="18"/>
+              </w:rPr>
+              <w:t xml:space="preserve">그레이 변환·이진화 — 후속 처리를 위한 기본 변환</w:t>
+            </w:r>
+          </w:p>
+        </w:tc>
+      </w:tr>
+      <w:tr>
+        <w:tc>
+          <w:tcPr>
+            <w:tcW w:type="dxa" w:w="1700"/>
+            <w:tcBorders>
+              <w:top w:val="single" w:color="BFBFBF" w:sz="1"/>
+              <w:left w:val="single" w:color="BFBFBF" w:sz="1"/>
+              <w:bottom w:val="single" w:color="BFBFBF" w:sz="1"/>
+              <w:right w:val="single" w:color="BFBFBF" w:sz="1"/>
+            </w:tcBorders>
+            <w:shd w:fill="F4F7FB" w:val="clear"/>
+            <w:tcMar>
+              <w:top w:type="dxa" w:w="50"/>
+              <w:left w:type="dxa" w:w="100"/>
+              <w:bottom w:type="dxa" w:w="50"/>
+              <w:right w:type="dxa" w:w="100"/>
+            </w:tcMar>
+            <w:vAlign w:val="center"/>
+          </w:tcPr>
+          <w:p>
+            <w:pPr>
+              <w:spacing w:after="0" w:line="252"/>
+            </w:pPr>
+            <w:r>
+              <w:rPr>
+                <w:sz w:val="18"/>
+                <w:szCs w:val="18"/>
+              </w:rPr>
+              <w:t xml:space="preserve">Preprocessing</w:t>
+            </w:r>
+          </w:p>
+        </w:tc>
+        <w:tc>
+          <w:tcPr>
+            <w:tcW w:type="dxa" w:w="3700"/>
+            <w:tcBorders>
+              <w:top w:val="single" w:color="BFBFBF" w:sz="1"/>
+              <w:left w:val="single" w:color="BFBFBF" w:sz="1"/>
+              <w:bottom w:val="single" w:color="BFBFBF" w:sz="1"/>
+              <w:right w:val="single" w:color="BFBFBF" w:sz="1"/>
+            </w:tcBorders>
+            <w:shd w:fill="F4F7FB" w:val="clear"/>
+            <w:tcMar>
+              <w:top w:type="dxa" w:w="50"/>
+              <w:left w:type="dxa" w:w="100"/>
+              <w:bottom w:type="dxa" w:w="50"/>
+              <w:right w:type="dxa" w:w="100"/>
+            </w:tcMar>
+            <w:vAlign w:val="center"/>
+          </w:tcPr>
+          <w:p>
+            <w:pPr>
+              <w:spacing w:after="0" w:line="252"/>
+            </w:pPr>
+            <w:r>
+              <w:rPr>
+                <w:sz w:val="18"/>
+                <w:szCs w:val="18"/>
+              </w:rPr>
+              <w:t xml:space="preserve">Blur (블러), Morphology (형태학 연산), Edge Detection (에지 검출), Histogram (히스토그램), Image Enhance (이미지 보정), Image Rectify (이미지 정류), Polar Unwrap (극좌표 펼치기)</w:t>
+            </w:r>
+          </w:p>
+        </w:tc>
+        <w:tc>
+          <w:tcPr>
+            <w:tcW w:type="dxa" w:w="3626"/>
+            <w:tcBorders>
+              <w:top w:val="single" w:color="BFBFBF" w:sz="1"/>
+              <w:left w:val="single" w:color="BFBFBF" w:sz="1"/>
+              <w:bottom w:val="single" w:color="BFBFBF" w:sz="1"/>
+              <w:right w:val="single" w:color="BFBFBF" w:sz="1"/>
+            </w:tcBorders>
+            <w:shd w:fill="F4F7FB" w:val="clear"/>
+            <w:tcMar>
+              <w:top w:type="dxa" w:w="50"/>
+              <w:left w:type="dxa" w:w="100"/>
+              <w:bottom w:type="dxa" w:w="50"/>
+              <w:right w:type="dxa" w:w="100"/>
+            </w:tcMar>
+            <w:vAlign w:val="center"/>
+          </w:tcPr>
+          <w:p>
+            <w:pPr>
+              <w:spacing w:after="0" w:line="252"/>
+            </w:pPr>
+            <w:r>
+              <w:rPr>
+                <w:sz w:val="18"/>
+                <w:szCs w:val="18"/>
+              </w:rPr>
+              <w:t xml:space="preserve">블러·모폴로지·에지·히스토그램·보정 등 영상 전처리</w:t>
+            </w:r>
+          </w:p>
+        </w:tc>
+      </w:tr>
+      <w:tr>
+        <w:tc>
+          <w:tcPr>
+            <w:tcW w:type="dxa" w:w="1700"/>
+            <w:tcBorders>
+              <w:top w:val="single" w:color="BFBFBF" w:sz="1"/>
+              <w:left w:val="single" w:color="BFBFBF" w:sz="1"/>
+              <w:bottom w:val="single" w:color="BFBFBF" w:sz="1"/>
+              <w:right w:val="single" w:color="BFBFBF" w:sz="1"/>
+            </w:tcBorders>
+            <w:tcMar>
+              <w:top w:type="dxa" w:w="50"/>
+              <w:left w:type="dxa" w:w="100"/>
+              <w:bottom w:type="dxa" w:w="50"/>
+              <w:right w:type="dxa" w:w="100"/>
+            </w:tcMar>
+            <w:vAlign w:val="center"/>
+          </w:tcPr>
+          <w:p>
+            <w:pPr>
+              <w:spacing w:after="0" w:line="252"/>
+            </w:pPr>
+            <w:r>
+              <w:rPr>
+                <w:sz w:val="18"/>
+                <w:szCs w:val="18"/>
+              </w:rPr>
+              <w:t xml:space="preserve">Color</w:t>
+            </w:r>
+          </w:p>
+        </w:tc>
+        <w:tc>
+          <w:tcPr>
+            <w:tcW w:type="dxa" w:w="3700"/>
+            <w:tcBorders>
+              <w:top w:val="single" w:color="BFBFBF" w:sz="1"/>
+              <w:left w:val="single" w:color="BFBFBF" w:sz="1"/>
+              <w:bottom w:val="single" w:color="BFBFBF" w:sz="1"/>
+              <w:right w:val="single" w:color="BFBFBF" w:sz="1"/>
+            </w:tcBorders>
+            <w:tcMar>
+              <w:top w:type="dxa" w:w="50"/>
+              <w:left w:type="dxa" w:w="100"/>
+              <w:bottom w:type="dxa" w:w="50"/>
+              <w:right w:type="dxa" w:w="100"/>
+            </w:tcMar>
+            <w:vAlign w:val="center"/>
+          </w:tcPr>
+          <w:p>
+            <w:pPr>
+              <w:spacing w:after="0" w:line="252"/>
+            </w:pPr>
+            <w:r>
+              <w:rPr>
+                <w:sz w:val="18"/>
+                <w:szCs w:val="18"/>
+              </w:rPr>
+              <w:t xml:space="preserve">Color Extract (색 추출), Color Match (색 매칭)</w:t>
+            </w:r>
+          </w:p>
+        </w:tc>
+        <w:tc>
+          <w:tcPr>
+            <w:tcW w:type="dxa" w:w="3626"/>
+            <w:tcBorders>
+              <w:top w:val="single" w:color="BFBFBF" w:sz="1"/>
+              <w:left w:val="single" w:color="BFBFBF" w:sz="1"/>
+              <w:bottom w:val="single" w:color="BFBFBF" w:sz="1"/>
+              <w:right w:val="single" w:color="BFBFBF" w:sz="1"/>
+            </w:tcBorders>
+            <w:tcMar>
+              <w:top w:type="dxa" w:w="50"/>
+              <w:left w:type="dxa" w:w="100"/>
+              <w:bottom w:type="dxa" w:w="50"/>
+              <w:right w:type="dxa" w:w="100"/>
+            </w:tcMar>
+            <w:vAlign w:val="center"/>
+          </w:tcPr>
+          <w:p>
+            <w:pPr>
+              <w:spacing w:after="0" w:line="252"/>
+            </w:pPr>
+            <w:r>
+              <w:rPr>
+                <w:sz w:val="18"/>
+                <w:szCs w:val="18"/>
+              </w:rPr>
+              <w:t xml:space="preserve">색 추출·색 매칭 — 컬러 기반 검사</w:t>
+            </w:r>
+          </w:p>
+        </w:tc>
+      </w:tr>
+      <w:tr>
+        <w:tc>
+          <w:tcPr>
+            <w:tcW w:type="dxa" w:w="1700"/>
+            <w:tcBorders>
+              <w:top w:val="single" w:color="BFBFBF" w:sz="1"/>
+              <w:left w:val="single" w:color="BFBFBF" w:sz="1"/>
+              <w:bottom w:val="single" w:color="BFBFBF" w:sz="1"/>
+              <w:right w:val="single" w:color="BFBFBF" w:sz="1"/>
+            </w:tcBorders>
+            <w:shd w:fill="F4F7FB" w:val="clear"/>
+            <w:tcMar>
+              <w:top w:type="dxa" w:w="50"/>
+              <w:left w:type="dxa" w:w="100"/>
+              <w:bottom w:type="dxa" w:w="50"/>
+              <w:right w:type="dxa" w:w="100"/>
+            </w:tcMar>
+            <w:vAlign w:val="center"/>
+          </w:tcPr>
+          <w:p>
+            <w:pPr>
+              <w:spacing w:after="0" w:line="252"/>
+            </w:pPr>
+            <w:r>
+              <w:rPr>
+                <w:sz w:val="18"/>
+                <w:szCs w:val="18"/>
+              </w:rPr>
+              <w:t xml:space="preserve">Blob</w:t>
+            </w:r>
+          </w:p>
+        </w:tc>
+        <w:tc>
+          <w:tcPr>
+            <w:tcW w:type="dxa" w:w="3700"/>
+            <w:tcBorders>
+              <w:top w:val="single" w:color="BFBFBF" w:sz="1"/>
+              <w:left w:val="single" w:color="BFBFBF" w:sz="1"/>
+              <w:bottom w:val="single" w:color="BFBFBF" w:sz="1"/>
+              <w:right w:val="single" w:color="BFBFBF" w:sz="1"/>
+            </w:tcBorders>
+            <w:shd w:fill="F4F7FB" w:val="clear"/>
+            <w:tcMar>
+              <w:top w:type="dxa" w:w="50"/>
+              <w:left w:type="dxa" w:w="100"/>
+              <w:bottom w:type="dxa" w:w="50"/>
+              <w:right w:type="dxa" w:w="100"/>
+            </w:tcMar>
+            <w:vAlign w:val="center"/>
+          </w:tcPr>
+          <w:p>
+            <w:pPr>
+              <w:spacing w:after="0" w:line="252"/>
+            </w:pPr>
+            <w:r>
+              <w:rPr>
+                <w:sz w:val="18"/>
+                <w:szCs w:val="18"/>
+              </w:rPr>
+              <w:t xml:space="preserve">Blob Analysis (블롭 분석)</w:t>
+            </w:r>
+          </w:p>
+        </w:tc>
+        <w:tc>
+          <w:tcPr>
+            <w:tcW w:type="dxa" w:w="3626"/>
+            <w:tcBorders>
+              <w:top w:val="single" w:color="BFBFBF" w:sz="1"/>
+              <w:left w:val="single" w:color="BFBFBF" w:sz="1"/>
+              <w:bottom w:val="single" w:color="BFBFBF" w:sz="1"/>
+              <w:right w:val="single" w:color="BFBFBF" w:sz="1"/>
+            </w:tcBorders>
+            <w:shd w:fill="F4F7FB" w:val="clear"/>
+            <w:tcMar>
+              <w:top w:type="dxa" w:w="50"/>
+              <w:left w:type="dxa" w:w="100"/>
+              <w:bottom w:type="dxa" w:w="50"/>
+              <w:right w:type="dxa" w:w="100"/>
+            </w:tcMar>
+            <w:vAlign w:val="center"/>
+          </w:tcPr>
+          <w:p>
+            <w:pPr>
+              <w:spacing w:after="0" w:line="252"/>
+            </w:pPr>
+            <w:r>
+              <w:rPr>
+                <w:sz w:val="18"/>
+                <w:szCs w:val="18"/>
+              </w:rPr>
+              <w:t xml:space="preserve">블롭(영역) 검출·계수·면적/형상 판정</w:t>
+            </w:r>
+          </w:p>
+        </w:tc>
+      </w:tr>
+      <w:tr>
+        <w:tc>
+          <w:tcPr>
+            <w:tcW w:type="dxa" w:w="1700"/>
+            <w:tcBorders>
+              <w:top w:val="single" w:color="BFBFBF" w:sz="1"/>
+              <w:left w:val="single" w:color="BFBFBF" w:sz="1"/>
+              <w:bottom w:val="single" w:color="BFBFBF" w:sz="1"/>
+              <w:right w:val="single" w:color="BFBFBF" w:sz="1"/>
+            </w:tcBorders>
+            <w:tcMar>
+              <w:top w:type="dxa" w:w="50"/>
+              <w:left w:type="dxa" w:w="100"/>
+              <w:bottom w:type="dxa" w:w="50"/>
+              <w:right w:type="dxa" w:w="100"/>
+            </w:tcMar>
+            <w:vAlign w:val="center"/>
+          </w:tcPr>
+          <w:p>
+            <w:pPr>
+              <w:spacing w:after="0" w:line="252"/>
+            </w:pPr>
+            <w:r>
+              <w:rPr>
+                <w:sz w:val="18"/>
+                <w:szCs w:val="18"/>
+              </w:rPr>
+              <w:t xml:space="preserve">Measurement</w:t>
+            </w:r>
+          </w:p>
+        </w:tc>
+        <w:tc>
+          <w:tcPr>
+            <w:tcW w:type="dxa" w:w="3700"/>
+            <w:tcBorders>
+              <w:top w:val="single" w:color="BFBFBF" w:sz="1"/>
+              <w:left w:val="single" w:color="BFBFBF" w:sz="1"/>
+              <w:bottom w:val="single" w:color="BFBFBF" w:sz="1"/>
+              <w:right w:val="single" w:color="BFBFBF" w:sz="1"/>
+            </w:tcBorders>
+            <w:tcMar>
+              <w:top w:type="dxa" w:w="50"/>
+              <w:left w:type="dxa" w:w="100"/>
+              <w:bottom w:type="dxa" w:w="50"/>
+              <w:right w:type="dxa" w:w="100"/>
+            </w:tcMar>
+            <w:vAlign w:val="center"/>
+          </w:tcPr>
+          <w:p>
+            <w:pPr>
+              <w:spacing w:after="0" w:line="252"/>
+            </w:pPr>
+            <w:r>
+              <w:rPr>
+                <w:sz w:val="18"/>
+                <w:szCs w:val="18"/>
+              </w:rPr>
+              <w:t xml:space="preserve">Caliper (캘리퍼 측정), Line Fit (직선 피팅), Circle Fit (원 피팅), Geometry (기하 측정)</w:t>
+            </w:r>
+          </w:p>
+        </w:tc>
+        <w:tc>
+          <w:tcPr>
+            <w:tcW w:type="dxa" w:w="3626"/>
+            <w:tcBorders>
+              <w:top w:val="single" w:color="BFBFBF" w:sz="1"/>
+              <w:left w:val="single" w:color="BFBFBF" w:sz="1"/>
+              <w:bottom w:val="single" w:color="BFBFBF" w:sz="1"/>
+              <w:right w:val="single" w:color="BFBFBF" w:sz="1"/>
+            </w:tcBorders>
+            <w:tcMar>
+              <w:top w:type="dxa" w:w="50"/>
+              <w:left w:type="dxa" w:w="100"/>
+              <w:bottom w:type="dxa" w:w="50"/>
+              <w:right w:type="dxa" w:w="100"/>
+            </w:tcMar>
+            <w:vAlign w:val="center"/>
+          </w:tcPr>
+          <w:p>
+            <w:pPr>
+              <w:spacing w:after="0" w:line="252"/>
+            </w:pPr>
+            <w:r>
+              <w:rPr>
+                <w:sz w:val="18"/>
+                <w:szCs w:val="18"/>
+              </w:rPr>
+              <w:t xml:space="preserve">캘리퍼·직선/원 피팅·기하 — 치수 측정</w:t>
+            </w:r>
+          </w:p>
+        </w:tc>
+      </w:tr>
+      <w:tr>
+        <w:tc>
+          <w:tcPr>
+            <w:tcW w:type="dxa" w:w="1700"/>
+            <w:tcBorders>
+              <w:top w:val="single" w:color="BFBFBF" w:sz="1"/>
+              <w:left w:val="single" w:color="BFBFBF" w:sz="1"/>
+              <w:bottom w:val="single" w:color="BFBFBF" w:sz="1"/>
+              <w:right w:val="single" w:color="BFBFBF" w:sz="1"/>
+            </w:tcBorders>
+            <w:shd w:fill="F4F7FB" w:val="clear"/>
+            <w:tcMar>
+              <w:top w:type="dxa" w:w="50"/>
+              <w:left w:type="dxa" w:w="100"/>
+              <w:bottom w:type="dxa" w:w="50"/>
+              <w:right w:type="dxa" w:w="100"/>
+            </w:tcMar>
+            <w:vAlign w:val="center"/>
+          </w:tcPr>
+          <w:p>
+            <w:pPr>
+              <w:spacing w:after="0" w:line="252"/>
+            </w:pPr>
+            <w:r>
+              <w:rPr>
+                <w:sz w:val="18"/>
+                <w:szCs w:val="18"/>
+              </w:rPr>
+              <w:t xml:space="preserve">Pattern Matching</w:t>
+            </w:r>
+          </w:p>
+        </w:tc>
+        <w:tc>
+          <w:tcPr>
+            <w:tcW w:type="dxa" w:w="3700"/>
+            <w:tcBorders>
+              <w:top w:val="single" w:color="BFBFBF" w:sz="1"/>
+              <w:left w:val="single" w:color="BFBFBF" w:sz="1"/>
+              <w:bottom w:val="single" w:color="BFBFBF" w:sz="1"/>
+              <w:right w:val="single" w:color="BFBFBF" w:sz="1"/>
+            </w:tcBorders>
+            <w:shd w:fill="F4F7FB" w:val="clear"/>
+            <w:tcMar>
+              <w:top w:type="dxa" w:w="50"/>
+              <w:left w:type="dxa" w:w="100"/>
+              <w:bottom w:type="dxa" w:w="50"/>
+              <w:right w:type="dxa" w:w="100"/>
+            </w:tcMar>
+            <w:vAlign w:val="center"/>
+          </w:tcPr>
+          <w:p>
+            <w:pPr>
+              <w:spacing w:after="0" w:line="252"/>
+            </w:pPr>
+            <w:r>
+              <w:rPr>
+                <w:sz w:val="18"/>
+                <w:szCs w:val="18"/>
+              </w:rPr>
+              <w:t xml:space="preserve">Shape Match (형상 매칭), Feature Match (특징 매칭)</w:t>
+            </w:r>
+          </w:p>
+        </w:tc>
+        <w:tc>
+          <w:tcPr>
+            <w:tcW w:type="dxa" w:w="3626"/>
+            <w:tcBorders>
+              <w:top w:val="single" w:color="BFBFBF" w:sz="1"/>
+              <w:left w:val="single" w:color="BFBFBF" w:sz="1"/>
+              <w:bottom w:val="single" w:color="BFBFBF" w:sz="1"/>
+              <w:right w:val="single" w:color="BFBFBF" w:sz="1"/>
+            </w:tcBorders>
+            <w:shd w:fill="F4F7FB" w:val="clear"/>
+            <w:tcMar>
+              <w:top w:type="dxa" w:w="50"/>
+              <w:left w:type="dxa" w:w="100"/>
+              <w:bottom w:type="dxa" w:w="50"/>
+              <w:right w:type="dxa" w:w="100"/>
+            </w:tcMar>
+            <w:vAlign w:val="center"/>
+          </w:tcPr>
+          <w:p>
+            <w:pPr>
+              <w:spacing w:after="0" w:line="252"/>
+            </w:pPr>
+            <w:r>
+              <w:rPr>
+                <w:sz w:val="18"/>
+                <w:szCs w:val="18"/>
+              </w:rPr>
+              <w:t xml:space="preserve">형상/특징 기반 패턴 매칭·정렬</w:t>
+            </w:r>
+          </w:p>
+        </w:tc>
+      </w:tr>
+      <w:tr>
+        <w:tc>
+          <w:tcPr>
+            <w:tcW w:type="dxa" w:w="1700"/>
+            <w:tcBorders>
+              <w:top w:val="single" w:color="BFBFBF" w:sz="1"/>
+              <w:left w:val="single" w:color="BFBFBF" w:sz="1"/>
+              <w:bottom w:val="single" w:color="BFBFBF" w:sz="1"/>
+              <w:right w:val="single" w:color="BFBFBF" w:sz="1"/>
+            </w:tcBorders>
+            <w:tcMar>
+              <w:top w:type="dxa" w:w="50"/>
+              <w:left w:type="dxa" w:w="100"/>
+              <w:bottom w:type="dxa" w:w="50"/>
+              <w:right w:type="dxa" w:w="100"/>
+            </w:tcMar>
+            <w:vAlign w:val="center"/>
+          </w:tcPr>
+          <w:p>
+            <w:pPr>
+              <w:spacing w:after="0" w:line="252"/>
+            </w:pPr>
+            <w:r>
+              <w:rPr>
+                <w:sz w:val="18"/>
+                <w:szCs w:val="18"/>
+              </w:rPr>
+              <w:t xml:space="preserve">Identification</w:t>
+            </w:r>
+          </w:p>
+        </w:tc>
+        <w:tc>
+          <w:tcPr>
+            <w:tcW w:type="dxa" w:w="3700"/>
+            <w:tcBorders>
+              <w:top w:val="single" w:color="BFBFBF" w:sz="1"/>
+              <w:left w:val="single" w:color="BFBFBF" w:sz="1"/>
+              <w:bottom w:val="single" w:color="BFBFBF" w:sz="1"/>
+              <w:right w:val="single" w:color="BFBFBF" w:sz="1"/>
+            </w:tcBorders>
+            <w:tcMar>
+              <w:top w:type="dxa" w:w="50"/>
+              <w:left w:type="dxa" w:w="100"/>
+              <w:bottom w:type="dxa" w:w="50"/>
+              <w:right w:type="dxa" w:w="100"/>
+            </w:tcMar>
+            <w:vAlign w:val="center"/>
+          </w:tcPr>
+          <w:p>
+            <w:pPr>
+              <w:spacing w:after="0" w:line="252"/>
+            </w:pPr>
+            <w:r>
+              <w:rPr>
+                <w:sz w:val="18"/>
+                <w:szCs w:val="18"/>
+              </w:rPr>
+              <w:t xml:space="preserve">OCR (문자 인식), OCV (문자 검증)</w:t>
+            </w:r>
+          </w:p>
+        </w:tc>
+        <w:tc>
+          <w:tcPr>
+            <w:tcW w:type="dxa" w:w="3626"/>
+            <w:tcBorders>
+              <w:top w:val="single" w:color="BFBFBF" w:sz="1"/>
+              <w:left w:val="single" w:color="BFBFBF" w:sz="1"/>
+              <w:bottom w:val="single" w:color="BFBFBF" w:sz="1"/>
+              <w:right w:val="single" w:color="BFBFBF" w:sz="1"/>
+            </w:tcBorders>
+            <w:tcMar>
+              <w:top w:type="dxa" w:w="50"/>
+              <w:left w:type="dxa" w:w="100"/>
+              <w:bottom w:type="dxa" w:w="50"/>
+              <w:right w:type="dxa" w:w="100"/>
+            </w:tcMar>
+            <w:vAlign w:val="center"/>
+          </w:tcPr>
+          <w:p>
+            <w:pPr>
+              <w:spacing w:after="0" w:line="252"/>
+            </w:pPr>
+            <w:r>
+              <w:rPr>
+                <w:sz w:val="18"/>
+                <w:szCs w:val="18"/>
+              </w:rPr>
+              <w:t xml:space="preserve">OCR/OCV — 문자 인식·검증</w:t>
+            </w:r>
+          </w:p>
+        </w:tc>
+      </w:tr>
+      <w:tr>
+        <w:tc>
+          <w:tcPr>
+            <w:tcW w:type="dxa" w:w="1700"/>
+            <w:tcBorders>
+              <w:top w:val="single" w:color="BFBFBF" w:sz="1"/>
+              <w:left w:val="single" w:color="BFBFBF" w:sz="1"/>
+              <w:bottom w:val="single" w:color="BFBFBF" w:sz="1"/>
+              <w:right w:val="single" w:color="BFBFBF" w:sz="1"/>
+            </w:tcBorders>
+            <w:shd w:fill="F4F7FB" w:val="clear"/>
+            <w:tcMar>
+              <w:top w:type="dxa" w:w="50"/>
+              <w:left w:type="dxa" w:w="100"/>
+              <w:bottom w:type="dxa" w:w="50"/>
+              <w:right w:type="dxa" w:w="100"/>
+            </w:tcMar>
+            <w:vAlign w:val="center"/>
+          </w:tcPr>
+          <w:p>
+            <w:pPr>
+              <w:spacing w:after="0" w:line="252"/>
+            </w:pPr>
+            <w:r>
+              <w:rPr>
+                <w:sz w:val="18"/>
+                <w:szCs w:val="18"/>
+              </w:rPr>
+              <w:t xml:space="preserve">Code Reading</w:t>
+            </w:r>
+          </w:p>
+        </w:tc>
+        <w:tc>
+          <w:tcPr>
+            <w:tcW w:type="dxa" w:w="3700"/>
+            <w:tcBorders>
+              <w:top w:val="single" w:color="BFBFBF" w:sz="1"/>
+              <w:left w:val="single" w:color="BFBFBF" w:sz="1"/>
+              <w:bottom w:val="single" w:color="BFBFBF" w:sz="1"/>
+              <w:right w:val="single" w:color="BFBFBF" w:sz="1"/>
+            </w:tcBorders>
+            <w:shd w:fill="F4F7FB" w:val="clear"/>
+            <w:tcMar>
+              <w:top w:type="dxa" w:w="50"/>
+              <w:left w:type="dxa" w:w="100"/>
+              <w:bottom w:type="dxa" w:w="50"/>
+              <w:right w:type="dxa" w:w="100"/>
+            </w:tcMar>
+            <w:vAlign w:val="center"/>
+          </w:tcPr>
+          <w:p>
+            <w:pPr>
+              <w:spacing w:after="0" w:line="252"/>
+            </w:pPr>
+            <w:r>
+              <w:rPr>
+                <w:sz w:val="18"/>
+                <w:szCs w:val="18"/>
+              </w:rPr>
+              <w:t xml:space="preserve">Code Reader (코드 판독)</w:t>
+            </w:r>
+          </w:p>
+        </w:tc>
+        <w:tc>
+          <w:tcPr>
+            <w:tcW w:type="dxa" w:w="3626"/>
+            <w:tcBorders>
+              <w:top w:val="single" w:color="BFBFBF" w:sz="1"/>
+              <w:left w:val="single" w:color="BFBFBF" w:sz="1"/>
+              <w:bottom w:val="single" w:color="BFBFBF" w:sz="1"/>
+              <w:right w:val="single" w:color="BFBFBF" w:sz="1"/>
+            </w:tcBorders>
+            <w:shd w:fill="F4F7FB" w:val="clear"/>
+            <w:tcMar>
+              <w:top w:type="dxa" w:w="50"/>
+              <w:left w:type="dxa" w:w="100"/>
+              <w:bottom w:type="dxa" w:w="50"/>
+              <w:right w:type="dxa" w:w="100"/>
+            </w:tcMar>
+            <w:vAlign w:val="center"/>
+          </w:tcPr>
+          <w:p>
+            <w:pPr>
+              <w:spacing w:after="0" w:line="252"/>
+            </w:pPr>
+            <w:r>
+              <w:rPr>
+                <w:sz w:val="18"/>
+                <w:szCs w:val="18"/>
+              </w:rPr>
+              <w:t xml:space="preserve">바코드/QR/DataMatrix 판독</w:t>
+            </w:r>
+          </w:p>
+        </w:tc>
+      </w:tr>
+      <w:tr>
+        <w:tc>
+          <w:tcPr>
+            <w:tcW w:type="dxa" w:w="1700"/>
+            <w:tcBorders>
+              <w:top w:val="single" w:color="BFBFBF" w:sz="1"/>
+              <w:left w:val="single" w:color="BFBFBF" w:sz="1"/>
+              <w:bottom w:val="single" w:color="BFBFBF" w:sz="1"/>
+              <w:right w:val="single" w:color="BFBFBF" w:sz="1"/>
+            </w:tcBorders>
+            <w:tcMar>
+              <w:top w:type="dxa" w:w="50"/>
+              <w:left w:type="dxa" w:w="100"/>
+              <w:bottom w:type="dxa" w:w="50"/>
+              <w:right w:type="dxa" w:w="100"/>
+            </w:tcMar>
+            <w:vAlign w:val="center"/>
+          </w:tcPr>
+          <w:p>
+            <w:pPr>
+              <w:spacing w:after="0" w:line="252"/>
+            </w:pPr>
+            <w:r>
+              <w:rPr>
+                <w:sz w:val="18"/>
+                <w:szCs w:val="18"/>
+              </w:rPr>
+              <w:t xml:space="preserve">3D Analysis</w:t>
+            </w:r>
+          </w:p>
+        </w:tc>
+        <w:tc>
+          <w:tcPr>
+            <w:tcW w:type="dxa" w:w="3700"/>
+            <w:tcBorders>
+              <w:top w:val="single" w:color="BFBFBF" w:sz="1"/>
+              <w:left w:val="single" w:color="BFBFBF" w:sz="1"/>
+              <w:bottom w:val="single" w:color="BFBFBF" w:sz="1"/>
+              <w:right w:val="single" w:color="BFBFBF" w:sz="1"/>
+            </w:tcBorders>
+            <w:tcMar>
+              <w:top w:type="dxa" w:w="50"/>
+              <w:left w:type="dxa" w:w="100"/>
+              <w:bottom w:type="dxa" w:w="50"/>
+              <w:right w:type="dxa" w:w="100"/>
+            </w:tcMar>
+            <w:vAlign w:val="center"/>
+          </w:tcPr>
+          <w:p>
+            <w:pPr>
+              <w:spacing w:after="0" w:line="252"/>
+            </w:pPr>
+            <w:r>
+              <w:rPr>
+                <w:sz w:val="18"/>
+                <w:szCs w:val="18"/>
+              </w:rPr>
+              <w:t xml:space="preserve">Geometry 3D (3D 기하), Plane Fit (평면 피팅), Height Slicer (높이 슬라이스), Point Cloud Cluster (포인트클라우드 클러스터), Point Cloud Filter (포인트클라우드 필터), Point Cloud Registration (포인트클라우드 정합)</w:t>
+            </w:r>
+          </w:p>
+        </w:tc>
+        <w:tc>
+          <w:tcPr>
+            <w:tcW w:type="dxa" w:w="3626"/>
+            <w:tcBorders>
+              <w:top w:val="single" w:color="BFBFBF" w:sz="1"/>
+              <w:left w:val="single" w:color="BFBFBF" w:sz="1"/>
+              <w:bottom w:val="single" w:color="BFBFBF" w:sz="1"/>
+              <w:right w:val="single" w:color="BFBFBF" w:sz="1"/>
+            </w:tcBorders>
+            <w:tcMar>
+              <w:top w:type="dxa" w:w="50"/>
+              <w:left w:type="dxa" w:w="100"/>
+              <w:bottom w:type="dxa" w:w="50"/>
+              <w:right w:type="dxa" w:w="100"/>
+            </w:tcMar>
+            <w:vAlign w:val="center"/>
+          </w:tcPr>
+          <w:p>
+            <w:pPr>
+              <w:spacing w:after="0" w:line="252"/>
+            </w:pPr>
+            <w:r>
+              <w:rPr>
+                <w:sz w:val="18"/>
+                <w:szCs w:val="18"/>
+              </w:rPr>
+              <w:t xml:space="preserve">포인트클라우드·평면/높이·3D 기하</w:t>
+            </w:r>
+          </w:p>
+        </w:tc>
+      </w:tr>
+      <w:tr>
+        <w:tc>
+          <w:tcPr>
+            <w:tcW w:type="dxa" w:w="1700"/>
+            <w:tcBorders>
+              <w:top w:val="single" w:color="BFBFBF" w:sz="1"/>
+              <w:left w:val="single" w:color="BFBFBF" w:sz="1"/>
+              <w:bottom w:val="single" w:color="BFBFBF" w:sz="1"/>
+              <w:right w:val="single" w:color="BFBFBF" w:sz="1"/>
+            </w:tcBorders>
+            <w:shd w:fill="F4F7FB" w:val="clear"/>
+            <w:tcMar>
+              <w:top w:type="dxa" w:w="50"/>
+              <w:left w:type="dxa" w:w="100"/>
+              <w:bottom w:type="dxa" w:w="50"/>
+              <w:right w:type="dxa" w:w="100"/>
+            </w:tcMar>
+            <w:vAlign w:val="center"/>
+          </w:tcPr>
+          <w:p>
+            <w:pPr>
+              <w:spacing w:after="0" w:line="252"/>
+            </w:pPr>
+            <w:r>
+              <w:rPr>
+                <w:sz w:val="18"/>
+                <w:szCs w:val="18"/>
+              </w:rPr>
+              <w:t xml:space="preserve">Deep Learning</w:t>
+            </w:r>
+          </w:p>
+        </w:tc>
+        <w:tc>
+          <w:tcPr>
+            <w:tcW w:type="dxa" w:w="3700"/>
+            <w:tcBorders>
+              <w:top w:val="single" w:color="BFBFBF" w:sz="1"/>
+              <w:left w:val="single" w:color="BFBFBF" w:sz="1"/>
+              <w:bottom w:val="single" w:color="BFBFBF" w:sz="1"/>
+              <w:right w:val="single" w:color="BFBFBF" w:sz="1"/>
+            </w:tcBorders>
+            <w:shd w:fill="F4F7FB" w:val="clear"/>
+            <w:tcMar>
+              <w:top w:type="dxa" w:w="50"/>
+              <w:left w:type="dxa" w:w="100"/>
+              <w:bottom w:type="dxa" w:w="50"/>
+              <w:right w:type="dxa" w:w="100"/>
+            </w:tcMar>
+            <w:vAlign w:val="center"/>
+          </w:tcPr>
+          <w:p>
+            <w:pPr>
+              <w:spacing w:after="0" w:line="252"/>
+            </w:pPr>
+            <w:r>
+              <w:rPr>
+                <w:sz w:val="18"/>
+                <w:szCs w:val="18"/>
+              </w:rPr>
+              <w:t xml:space="preserve">Detection (딥러닝 검출), Segmentation (분할), YOLO Segmentation, Anomaly (이상 탐지), Classify (분류)</w:t>
+            </w:r>
+          </w:p>
+        </w:tc>
+        <w:tc>
+          <w:tcPr>
+            <w:tcW w:type="dxa" w:w="3626"/>
+            <w:tcBorders>
+              <w:top w:val="single" w:color="BFBFBF" w:sz="1"/>
+              <w:left w:val="single" w:color="BFBFBF" w:sz="1"/>
+              <w:bottom w:val="single" w:color="BFBFBF" w:sz="1"/>
+              <w:right w:val="single" w:color="BFBFBF" w:sz="1"/>
+            </w:tcBorders>
+            <w:shd w:fill="F4F7FB" w:val="clear"/>
+            <w:tcMar>
+              <w:top w:type="dxa" w:w="50"/>
+              <w:left w:type="dxa" w:w="100"/>
+              <w:bottom w:type="dxa" w:w="50"/>
+              <w:right w:type="dxa" w:w="100"/>
+            </w:tcMar>
+            <w:vAlign w:val="center"/>
+          </w:tcPr>
+          <w:p>
+            <w:pPr>
+              <w:spacing w:after="0" w:line="252"/>
+            </w:pPr>
+            <w:r>
+              <w:rPr>
+                <w:sz w:val="18"/>
+                <w:szCs w:val="18"/>
+              </w:rPr>
+              <w:t xml:space="preserve">검출·분할·이상·분류 (ONNX 추론)</w:t>
+            </w:r>
+          </w:p>
+        </w:tc>
+      </w:tr>
+      <w:tr>
+        <w:tc>
+          <w:tcPr>
+            <w:tcW w:type="dxa" w:w="1700"/>
+            <w:tcBorders>
+              <w:top w:val="single" w:color="BFBFBF" w:sz="1"/>
+              <w:left w:val="single" w:color="BFBFBF" w:sz="1"/>
+              <w:bottom w:val="single" w:color="BFBFBF" w:sz="1"/>
+              <w:right w:val="single" w:color="BFBFBF" w:sz="1"/>
+            </w:tcBorders>
+            <w:tcMar>
+              <w:top w:type="dxa" w:w="50"/>
+              <w:left w:type="dxa" w:w="100"/>
+              <w:bottom w:type="dxa" w:w="50"/>
+              <w:right w:type="dxa" w:w="100"/>
+            </w:tcMar>
+            <w:vAlign w:val="center"/>
+          </w:tcPr>
+          <w:p>
+            <w:pPr>
+              <w:spacing w:after="0" w:line="252"/>
+            </w:pPr>
+            <w:r>
+              <w:rPr>
+                <w:sz w:val="18"/>
+                <w:szCs w:val="18"/>
+              </w:rPr>
+              <w:t xml:space="preserve">Judgment</w:t>
+            </w:r>
+          </w:p>
+        </w:tc>
+        <w:tc>
+          <w:tcPr>
+            <w:tcW w:type="dxa" w:w="3700"/>
+            <w:tcBorders>
+              <w:top w:val="single" w:color="BFBFBF" w:sz="1"/>
+              <w:left w:val="single" w:color="BFBFBF" w:sz="1"/>
+              <w:bottom w:val="single" w:color="BFBFBF" w:sz="1"/>
+              <w:right w:val="single" w:color="BFBFBF" w:sz="1"/>
+            </w:tcBorders>
+            <w:tcMar>
+              <w:top w:type="dxa" w:w="50"/>
+              <w:left w:type="dxa" w:w="100"/>
+              <w:bottom w:type="dxa" w:w="50"/>
+              <w:right w:type="dxa" w:w="100"/>
+            </w:tcMar>
+            <w:vAlign w:val="center"/>
+          </w:tcPr>
+          <w:p>
+            <w:pPr>
+              <w:spacing w:after="0" w:line="252"/>
+            </w:pPr>
+            <w:r>
+              <w:rPr>
+                <w:sz w:val="18"/>
+                <w:szCs w:val="18"/>
+              </w:rPr>
+              <w:t xml:space="preserve">Ensemble (앙상블), Result (결과/판정)</w:t>
+            </w:r>
+          </w:p>
+        </w:tc>
+        <w:tc>
+          <w:tcPr>
+            <w:tcW w:type="dxa" w:w="3626"/>
+            <w:tcBorders>
+              <w:top w:val="single" w:color="BFBFBF" w:sz="1"/>
+              <w:left w:val="single" w:color="BFBFBF" w:sz="1"/>
+              <w:bottom w:val="single" w:color="BFBFBF" w:sz="1"/>
+              <w:right w:val="single" w:color="BFBFBF" w:sz="1"/>
+            </w:tcBorders>
+            <w:tcMar>
+              <w:top w:type="dxa" w:w="50"/>
+              <w:left w:type="dxa" w:w="100"/>
+              <w:bottom w:type="dxa" w:w="50"/>
+              <w:right w:type="dxa" w:w="100"/>
+            </w:tcMar>
+            <w:vAlign w:val="center"/>
+          </w:tcPr>
+          <w:p>
+            <w:pPr>
+              <w:spacing w:after="0" w:line="252"/>
+            </w:pPr>
+            <w:r>
+              <w:rPr>
+                <w:sz w:val="18"/>
+                <w:szCs w:val="18"/>
+              </w:rPr>
+              <w:t xml:space="preserve">종합 판정·앙상블·결과 출력</w:t>
+            </w:r>
+          </w:p>
+        </w:tc>
+      </w:tr>
+    </w:tbl>
+    <w:p>
+      <w:pPr>
+        <w:spacing w:after="100" w:line="276"/>
+      </w:pPr>
+      <w:r>
+        <w:rPr>
+          <w:color w:val="595959"/>
+          <w:sz w:val="18"/>
+          <w:szCs w:val="18"/>
+        </w:rPr>
+        <w:t xml:space="preserve">※ Calibration 카테고리(카메라/핸드아이 보정)는 별도 캘리브레이션 도구로 제공된다.</w:t>
+      </w:r>
+    </w:p>
+    <w:p>
+      <w:pPr>
+        <w:spacing w:after="120"/>
+      </w:pPr>
+    </w:p>
+    <w:p>
+      <w:pPr>
+        <w:pStyle w:val="Heading2"/>
+      </w:pPr>
+      <w:r>
+        <w:t xml:space="preserve">9.2 Grayscale (그레이 변환)</w:t>
       </w:r>
     </w:p>
     <w:p>
@@ -18643,7 +19833,7 @@
         <w:pStyle w:val="Heading2"/>
       </w:pPr>
       <w:r>
-        <w:t xml:space="preserve">9.2 Threshold (이진화)</w:t>
+        <w:t xml:space="preserve">9.3 Threshold (이진화)</w:t>
       </w:r>
     </w:p>
     <w:p>
@@ -19375,7 +20565,7 @@
         <w:pStyle w:val="Heading2"/>
       </w:pPr>
       <w:r>
-        <w:t xml:space="preserve">9.3 Blur (블러)</w:t>
+        <w:t xml:space="preserve">9.4 Blur (블러)</w:t>
       </w:r>
     </w:p>
     <w:p>
@@ -19920,7 +21110,7 @@
         <w:pStyle w:val="Heading2"/>
       </w:pPr>
       <w:r>
-        <w:t xml:space="preserve">9.4 Morphology (형태학 연산)</w:t>
+        <w:t xml:space="preserve">9.5 Morphology (형태학 연산)</w:t>
       </w:r>
     </w:p>
     <w:p>
@@ -20465,7 +21655,7 @@
         <w:pStyle w:val="Heading2"/>
       </w:pPr>
       <w:r>
-        <w:t xml:space="preserve">9.5 Edge Detection (에지 검출)</w:t>
+        <w:t xml:space="preserve">9.6 Edge Detection (에지 검출)</w:t>
       </w:r>
     </w:p>
     <w:p>
@@ -21102,7 +22292,7 @@
         <w:pStyle w:val="Heading2"/>
       </w:pPr>
       <w:r>
-        <w:t xml:space="preserve">9.6 Histogram (히스토그램)</w:t>
+        <w:t xml:space="preserve">9.7 Histogram (히스토그램)</w:t>
       </w:r>
     </w:p>
     <w:p>
@@ -21647,7 +22837,7 @@
         <w:pStyle w:val="Heading2"/>
       </w:pPr>
       <w:r>
-        <w:t xml:space="preserve">9.7 Image Enhance (이미지 보정)</w:t>
+        <w:t xml:space="preserve">9.8 Image Enhance (이미지 보정)</w:t>
       </w:r>
     </w:p>
     <w:p>
@@ -22192,7 +23382,7 @@
         <w:pStyle w:val="Heading2"/>
       </w:pPr>
       <w:r>
-        <w:t xml:space="preserve">9.8 Image Rectify (이미지 정류)</w:t>
+        <w:t xml:space="preserve">9.9 Image Rectify (이미지 정류)</w:t>
       </w:r>
     </w:p>
     <w:p>
@@ -22550,7 +23740,7 @@
         <w:pStyle w:val="Heading2"/>
       </w:pPr>
       <w:r>
-        <w:t xml:space="preserve">9.9 Polar Unwrap (극좌표 펼치기)</w:t>
+        <w:t xml:space="preserve">9.10 Polar Unwrap (극좌표 펼치기)</w:t>
       </w:r>
     </w:p>
     <w:p>
@@ -23469,7 +24659,7 @@
         <w:pStyle w:val="Heading2"/>
       </w:pPr>
       <w:r>
-        <w:t xml:space="preserve">9.10 Color Extract (색 추출)</w:t>
+        <w:t xml:space="preserve">9.11 Color Extract (색 추출)</w:t>
       </w:r>
     </w:p>
     <w:p>
@@ -25041,7 +26231,7 @@
         <w:pStyle w:val="Heading2"/>
       </w:pPr>
       <w:r>
-        <w:t xml:space="preserve">9.11 Color Match (색 매칭)</w:t>
+        <w:t xml:space="preserve">9.12 Color Match (색 매칭)</w:t>
       </w:r>
     </w:p>
     <w:p>
@@ -26334,7 +27524,7 @@
         <w:pStyle w:val="Heading2"/>
       </w:pPr>
       <w:r>
-        <w:t xml:space="preserve">9.12 Blob Analysis (블롭 분석)</w:t>
+        <w:t xml:space="preserve">9.13 Blob Analysis (블롭 분석)</w:t>
       </w:r>
     </w:p>
     <w:p>
@@ -28188,7 +29378,7 @@
         <w:pStyle w:val="Heading2"/>
       </w:pPr>
       <w:r>
-        <w:t xml:space="preserve">9.13 Caliper (캘리퍼 측정)</w:t>
+        <w:t xml:space="preserve">9.14 Caliper (캘리퍼 측정)</w:t>
       </w:r>
     </w:p>
     <w:p>
@@ -29668,7 +30858,7 @@
         <w:pStyle w:val="Heading2"/>
       </w:pPr>
       <w:r>
-        <w:t xml:space="preserve">9.14 Line Fit (직선 피팅)</w:t>
+        <w:t xml:space="preserve">9.15 Line Fit (직선 피팅)</w:t>
       </w:r>
     </w:p>
     <w:p>
@@ -30679,7 +31869,7 @@
         <w:pStyle w:val="Heading2"/>
       </w:pPr>
       <w:r>
-        <w:t xml:space="preserve">9.15 Circle Fit (원 피팅)</w:t>
+        <w:t xml:space="preserve">9.16 Circle Fit (원 피팅)</w:t>
       </w:r>
     </w:p>
     <w:p>
@@ -31972,7 +33162,7 @@
         <w:pStyle w:val="Heading2"/>
       </w:pPr>
       <w:r>
-        <w:t xml:space="preserve">9.16 Geometry (기하 측정)</w:t>
+        <w:t xml:space="preserve">9.17 Geometry (기하 측정)</w:t>
       </w:r>
     </w:p>
     <w:p>
@@ -32235,7 +33425,7 @@
         <w:pStyle w:val="Heading2"/>
       </w:pPr>
       <w:r>
-        <w:t xml:space="preserve">9.17 Shape Match (형상 매칭)</w:t>
+        <w:t xml:space="preserve">9.18 Shape Match (형상 매칭)</w:t>
       </w:r>
     </w:p>
     <w:p>
@@ -33715,7 +34905,7 @@
         <w:pStyle w:val="Heading2"/>
       </w:pPr>
       <w:r>
-        <w:t xml:space="preserve">9.18 Feature Match (특징 매칭)</w:t>
+        <w:t xml:space="preserve">9.19 Feature Match (특징 매칭)</w:t>
       </w:r>
     </w:p>
     <w:p>
@@ -35756,7 +36946,7 @@
         <w:pStyle w:val="Heading2"/>
       </w:pPr>
       <w:r>
-        <w:t xml:space="preserve">9.19 OCR (문자 인식)</w:t>
+        <w:t xml:space="preserve">9.20 OCR (문자 인식)</w:t>
       </w:r>
     </w:p>
     <w:p>
@@ -37797,7 +38987,7 @@
         <w:pStyle w:val="Heading2"/>
       </w:pPr>
       <w:r>
-        <w:t xml:space="preserve">9.20 OCV (문자 검증)</w:t>
+        <w:t xml:space="preserve">9.21 OCV (문자 검증)</w:t>
       </w:r>
     </w:p>
     <w:p>
@@ -39182,7 +40372,7 @@
         <w:pStyle w:val="Heading2"/>
       </w:pPr>
       <w:r>
-        <w:t xml:space="preserve">9.21 Code Reader (코드 판독)</w:t>
+        <w:t xml:space="preserve">9.22 Code Reader (코드 판독)</w:t>
       </w:r>
     </w:p>
     <w:p>
@@ -40380,7 +41570,7 @@
         <w:pStyle w:val="Heading2"/>
       </w:pPr>
       <w:r>
-        <w:t xml:space="preserve">9.22 Geometry 3D (3D 기하)</w:t>
+        <w:t xml:space="preserve">9.23 Geometry 3D (3D 기하)</w:t>
       </w:r>
     </w:p>
     <w:p>
@@ -40738,7 +41928,7 @@
         <w:pStyle w:val="Heading2"/>
       </w:pPr>
       <w:r>
-        <w:t xml:space="preserve">9.23 Plane Fit (평면 피팅)</w:t>
+        <w:t xml:space="preserve">9.24 Plane Fit (평면 피팅)</w:t>
       </w:r>
     </w:p>
     <w:p>
@@ -41283,7 +42473,7 @@
         <w:pStyle w:val="Heading2"/>
       </w:pPr>
       <w:r>
-        <w:t xml:space="preserve">9.24 Height Slicer (높이 슬라이스)</w:t>
+        <w:t xml:space="preserve">9.25 Height Slicer (높이 슬라이스)</w:t>
       </w:r>
     </w:p>
     <w:p>
@@ -41641,7 +42831,7 @@
         <w:pStyle w:val="Heading2"/>
       </w:pPr>
       <w:r>
-        <w:t xml:space="preserve">9.25 Point Cloud Cluster (포인트클라우드 클러스터)</w:t>
+        <w:t xml:space="preserve">9.26 Point Cloud Cluster (포인트클라우드 클러스터)</w:t>
       </w:r>
     </w:p>
     <w:p>
@@ -42278,7 +43468,7 @@
         <w:pStyle w:val="Heading2"/>
       </w:pPr>
       <w:r>
-        <w:t xml:space="preserve">9.26 Point Cloud Filter (포인트클라우드 필터)</w:t>
+        <w:t xml:space="preserve">9.27 Point Cloud Filter (포인트클라우드 필터)</w:t>
       </w:r>
     </w:p>
     <w:p>
@@ -42915,7 +44105,7 @@
         <w:pStyle w:val="Heading2"/>
       </w:pPr>
       <w:r>
-        <w:t xml:space="preserve">9.27 Point Cloud Registration (포인트클라우드 정합)</w:t>
+        <w:t xml:space="preserve">9.28 Point Cloud Registration (포인트클라우드 정합)</w:t>
       </w:r>
     </w:p>
     <w:p>
@@ -43365,7 +44555,7 @@
         <w:pStyle w:val="Heading2"/>
       </w:pPr>
       <w:r>
-        <w:t xml:space="preserve">9.28 Detection (딥러닝 검출)</w:t>
+        <w:t xml:space="preserve">9.29 Detection (딥러닝 검출)</w:t>
       </w:r>
     </w:p>
     <w:p>
@@ -45498,7 +46688,7 @@
         <w:pStyle w:val="Heading2"/>
       </w:pPr>
       <w:r>
-        <w:t xml:space="preserve">9.29 Segmentation (분할)</w:t>
+        <w:t xml:space="preserve">9.30 Segmentation (분할)</w:t>
       </w:r>
     </w:p>
     <w:p>
@@ -46230,7 +47420,7 @@
         <w:pStyle w:val="Heading2"/>
       </w:pPr>
       <w:r>
-        <w:t xml:space="preserve">9.30 YOLO Segmentation</w:t>
+        <w:t xml:space="preserve">9.31 YOLO Segmentation</w:t>
       </w:r>
     </w:p>
     <w:p>
@@ -47149,7 +48339,7 @@
         <w:pStyle w:val="Heading2"/>
       </w:pPr>
       <w:r>
-        <w:t xml:space="preserve">9.31 Anomaly (이상 탐지)</w:t>
+        <w:t xml:space="preserve">9.32 Anomaly (이상 탐지)</w:t>
       </w:r>
     </w:p>
     <w:p>
@@ -47973,7 +49163,7 @@
         <w:pStyle w:val="Heading2"/>
       </w:pPr>
       <w:r>
-        <w:t xml:space="preserve">9.32 Classify (분류)</w:t>
+        <w:t xml:space="preserve">9.33 Classify (분류)</w:t>
       </w:r>
     </w:p>
     <w:p>
@@ -48705,7 +49895,7 @@
         <w:pStyle w:val="Heading2"/>
       </w:pPr>
       <w:r>
-        <w:t xml:space="preserve">9.33 Ensemble (앙상블)</w:t>
+        <w:t xml:space="preserve">9.34 Ensemble (앙상블)</w:t>
       </w:r>
     </w:p>
     <w:p>
@@ -49342,7 +50532,7 @@
         <w:pStyle w:val="Heading2"/>
       </w:pPr>
       <w:r>
-        <w:t xml:space="preserve">9.34 Result (결과/판정)</w:t>
+        <w:t xml:space="preserve">9.35 Result (결과/판정)</w:t>
       </w:r>
     </w:p>
     <w:p>

--- a/docs/gs/VMS_사용자매뉴얼_v1.0.docx
+++ b/docs/gs/VMS_사용자매뉴얼_v1.0.docx
@@ -8876,22 +8876,76 @@
     </w:p>
     <w:p>
       <w:pPr>
-        <w:pBdr>
-          <w:top w:val="single" w:color="E0B000" w:sz="4"/>
-          <w:bottom w:val="single" w:color="E0B000" w:sz="4"/>
-          <w:left w:val="single" w:color="E0B000" w:sz="4"/>
-          <w:right w:val="single" w:color="E0B000" w:sz="4"/>
-        </w:pBdr>
-        <w:shd w:fill="FFF2CC" w:val="clear"/>
-        <w:spacing w:after="160" w:before="60"/>
+        <w:spacing w:after="100" w:line="276"/>
       </w:pPr>
       <w:r>
         <w:rPr>
-          <w:color w:val="7F6000"/>
+          <w:sz w:val="21"/>
+          <w:szCs w:val="21"/>
+        </w:rPr>
+        <w:t xml:space="preserve">아래는 BODA.VMS.Web(ASP.NET Core 8 + Blazor) 관리 화면이다(Admin 로그인 기준).</w:t>
+      </w:r>
+    </w:p>
+    <w:p>
+      <w:pPr>
+        <w:spacing w:after="40" w:before="80"/>
+        <w:jc w:val="center"/>
+      </w:pPr>
+      <w:r>
+        <w:drawing>
+          <wp:inline distT="0" distB="0" distL="0" distR="0">
+            <wp:extent cx="3429000" cy="1962150"/>
+            <wp:effectExtent t="0" r="0" b="0" l="0"/>
+            <wp:docPr id="1" name="40_web_login.png" descr="40_web_login.png" title="40_web_login.png"/>
+            <wp:cNvGraphicFramePr>
+              <a:graphicFrameLocks xmlns:a="http://schemas.openxmlformats.org/drawingml/2006/main" noChangeAspect="1"/>
+            </wp:cNvGraphicFramePr>
+            <a:graphic xmlns:a="http://schemas.openxmlformats.org/drawingml/2006/main">
+              <a:graphicData uri="http://schemas.openxmlformats.org/drawingml/2006/picture">
+                <pic:pic xmlns:pic="http://schemas.openxmlformats.org/drawingml/2006/picture">
+                  <pic:nvPicPr>
+                    <pic:cNvPr id="0" name="" descr=""/>
+                    <pic:cNvPicPr>
+                      <a:picLocks noChangeAspect="1" noChangeArrowheads="1"/>
+                    </pic:cNvPicPr>
+                  </pic:nvPicPr>
+                  <pic:blipFill>
+                    <a:blip r:embed="rId34" cstate="none"/>
+                    <a:srcRect/>
+                    <a:stretch>
+                      <a:fillRect/>
+                    </a:stretch>
+                  </pic:blipFill>
+                  <pic:spPr bwMode="auto">
+                    <a:xfrm>
+                      <a:off x="0" y="0"/>
+                      <a:ext cx="3429000" cy="1962150"/>
+                    </a:xfrm>
+                    <a:prstGeom prst="rect">
+                      <a:avLst/>
+                    </a:prstGeom>
+                  </pic:spPr>
+                </pic:pic>
+              </a:graphicData>
+            </a:graphic>
+          </wp:inline>
+        </w:drawing>
+      </w:r>
+    </w:p>
+    <w:p>
+      <w:pPr>
+        <w:spacing w:after="160"/>
+        <w:jc w:val="center"/>
+      </w:pPr>
+      <w:r>
+        <w:rPr>
+          <w:i/>
+          <w:iCs/>
+          <w:color w:val="595959"/>
           <w:sz w:val="18"/>
           <w:szCs w:val="18"/>
         </w:rPr>
-        <w:t xml:space="preserve">📷 BODA.VMS.Web 관리 화면(Dashboard / Production History / Work Orders / Alarms / Audit Logs 등) 스크린샷은 Web 서버 실행 환경에서 캡처하여 삽입 예정.</w:t>
+        <w:t xml:space="preserve">그림 4-0. Web 로그인</w:t>
       </w:r>
     </w:p>
     <w:p>
@@ -9484,6 +9538,68 @@
     </w:p>
     <w:p>
       <w:pPr>
+        <w:spacing w:after="40" w:before="80"/>
+        <w:jc w:val="center"/>
+      </w:pPr>
+      <w:r>
+        <w:drawing>
+          <wp:inline distT="0" distB="0" distL="0" distR="0">
+            <wp:extent cx="5715000" cy="3267075"/>
+            <wp:effectExtent t="0" r="0" b="0" l="0"/>
+            <wp:docPr id="1" name="41_web_dashboard.png" descr="41_web_dashboard.png" title="41_web_dashboard.png"/>
+            <wp:cNvGraphicFramePr>
+              <a:graphicFrameLocks xmlns:a="http://schemas.openxmlformats.org/drawingml/2006/main" noChangeAspect="1"/>
+            </wp:cNvGraphicFramePr>
+            <a:graphic xmlns:a="http://schemas.openxmlformats.org/drawingml/2006/main">
+              <a:graphicData uri="http://schemas.openxmlformats.org/drawingml/2006/picture">
+                <pic:pic xmlns:pic="http://schemas.openxmlformats.org/drawingml/2006/picture">
+                  <pic:nvPicPr>
+                    <pic:cNvPr id="0" name="" descr=""/>
+                    <pic:cNvPicPr>
+                      <a:picLocks noChangeAspect="1" noChangeArrowheads="1"/>
+                    </pic:cNvPicPr>
+                  </pic:nvPicPr>
+                  <pic:blipFill>
+                    <a:blip r:embed="rId35" cstate="none"/>
+                    <a:srcRect/>
+                    <a:stretch>
+                      <a:fillRect/>
+                    </a:stretch>
+                  </pic:blipFill>
+                  <pic:spPr bwMode="auto">
+                    <a:xfrm>
+                      <a:off x="0" y="0"/>
+                      <a:ext cx="5715000" cy="3267075"/>
+                    </a:xfrm>
+                    <a:prstGeom prst="rect">
+                      <a:avLst/>
+                    </a:prstGeom>
+                  </pic:spPr>
+                </pic:pic>
+              </a:graphicData>
+            </a:graphic>
+          </wp:inline>
+        </w:drawing>
+      </w:r>
+    </w:p>
+    <w:p>
+      <w:pPr>
+        <w:spacing w:after="160"/>
+        <w:jc w:val="center"/>
+      </w:pPr>
+      <w:r>
+        <w:rPr>
+          <w:i/>
+          <w:iCs/>
+          <w:color w:val="595959"/>
+          <w:sz w:val="18"/>
+          <w:szCs w:val="18"/>
+        </w:rPr>
+        <w:t xml:space="preserve">그림. Dashboard — 현장 KPI(전체 클라이언트/금일 생산·합격/불량률) + 사이드 메뉴</w:t>
+      </w:r>
+    </w:p>
+    <w:p>
+      <w:pPr>
         <w:spacing w:after="100" w:line="276"/>
       </w:pPr>
       <w:r>
@@ -9540,6 +9656,68 @@
       </w:pPr>
       <w:r>
         <w:t xml:space="preserve">4.5 Alarms</w:t>
+      </w:r>
+    </w:p>
+    <w:p>
+      <w:pPr>
+        <w:spacing w:after="40" w:before="80"/>
+        <w:jc w:val="center"/>
+      </w:pPr>
+      <w:r>
+        <w:drawing>
+          <wp:inline distT="0" distB="0" distL="0" distR="0">
+            <wp:extent cx="5715000" cy="3267075"/>
+            <wp:effectExtent t="0" r="0" b="0" l="0"/>
+            <wp:docPr id="1" name="43_web_알람.png" descr="43_web_알람.png" title="43_web_알람.png"/>
+            <wp:cNvGraphicFramePr>
+              <a:graphicFrameLocks xmlns:a="http://schemas.openxmlformats.org/drawingml/2006/main" noChangeAspect="1"/>
+            </wp:cNvGraphicFramePr>
+            <a:graphic xmlns:a="http://schemas.openxmlformats.org/drawingml/2006/main">
+              <a:graphicData uri="http://schemas.openxmlformats.org/drawingml/2006/picture">
+                <pic:pic xmlns:pic="http://schemas.openxmlformats.org/drawingml/2006/picture">
+                  <pic:nvPicPr>
+                    <pic:cNvPr id="0" name="" descr=""/>
+                    <pic:cNvPicPr>
+                      <a:picLocks noChangeAspect="1" noChangeArrowheads="1"/>
+                    </pic:cNvPicPr>
+                  </pic:nvPicPr>
+                  <pic:blipFill>
+                    <a:blip r:embed="rId36" cstate="none"/>
+                    <a:srcRect/>
+                    <a:stretch>
+                      <a:fillRect/>
+                    </a:stretch>
+                  </pic:blipFill>
+                  <pic:spPr bwMode="auto">
+                    <a:xfrm>
+                      <a:off x="0" y="0"/>
+                      <a:ext cx="5715000" cy="3267075"/>
+                    </a:xfrm>
+                    <a:prstGeom prst="rect">
+                      <a:avLst/>
+                    </a:prstGeom>
+                  </pic:spPr>
+                </pic:pic>
+              </a:graphicData>
+            </a:graphic>
+          </wp:inline>
+        </w:drawing>
+      </w:r>
+    </w:p>
+    <w:p>
+      <w:pPr>
+        <w:spacing w:after="160"/>
+        <w:jc w:val="center"/>
+      </w:pPr>
+      <w:r>
+        <w:rPr>
+          <w:i/>
+          <w:iCs/>
+          <w:color w:val="595959"/>
+          <w:sz w:val="18"/>
+          <w:szCs w:val="18"/>
+        </w:rPr>
+        <w:t xml:space="preserve">그림. Alarms — 알람 목록</w:t>
       </w:r>
     </w:p>
     <w:p>
@@ -9623,6 +9801,68 @@
     </w:p>
     <w:p>
       <w:pPr>
+        <w:spacing w:after="40" w:before="80"/>
+        <w:jc w:val="center"/>
+      </w:pPr>
+      <w:r>
+        <w:drawing>
+          <wp:inline distT="0" distB="0" distL="0" distR="0">
+            <wp:extent cx="5715000" cy="3267075"/>
+            <wp:effectExtent t="0" r="0" b="0" l="0"/>
+            <wp:docPr id="1" name="44_web_생산_이력.png" descr="44_web_생산_이력.png" title="44_web_생산_이력.png"/>
+            <wp:cNvGraphicFramePr>
+              <a:graphicFrameLocks xmlns:a="http://schemas.openxmlformats.org/drawingml/2006/main" noChangeAspect="1"/>
+            </wp:cNvGraphicFramePr>
+            <a:graphic xmlns:a="http://schemas.openxmlformats.org/drawingml/2006/main">
+              <a:graphicData uri="http://schemas.openxmlformats.org/drawingml/2006/picture">
+                <pic:pic xmlns:pic="http://schemas.openxmlformats.org/drawingml/2006/picture">
+                  <pic:nvPicPr>
+                    <pic:cNvPr id="0" name="" descr=""/>
+                    <pic:cNvPicPr>
+                      <a:picLocks noChangeAspect="1" noChangeArrowheads="1"/>
+                    </pic:cNvPicPr>
+                  </pic:nvPicPr>
+                  <pic:blipFill>
+                    <a:blip r:embed="rId37" cstate="none"/>
+                    <a:srcRect/>
+                    <a:stretch>
+                      <a:fillRect/>
+                    </a:stretch>
+                  </pic:blipFill>
+                  <pic:spPr bwMode="auto">
+                    <a:xfrm>
+                      <a:off x="0" y="0"/>
+                      <a:ext cx="5715000" cy="3267075"/>
+                    </a:xfrm>
+                    <a:prstGeom prst="rect">
+                      <a:avLst/>
+                    </a:prstGeom>
+                  </pic:spPr>
+                </pic:pic>
+              </a:graphicData>
+            </a:graphic>
+          </wp:inline>
+        </w:drawing>
+      </w:r>
+    </w:p>
+    <w:p>
+      <w:pPr>
+        <w:spacing w:after="160"/>
+        <w:jc w:val="center"/>
+      </w:pPr>
+      <w:r>
+        <w:rPr>
+          <w:i/>
+          <w:iCs/>
+          <w:color w:val="595959"/>
+          <w:sz w:val="18"/>
+          <w:szCs w:val="18"/>
+        </w:rPr>
+        <w:t xml:space="preserve">그림. Production History — 라인/기간/결과 필터, 검사 이력(이미지 포함), Excel 내보내기</w:t>
+      </w:r>
+    </w:p>
+    <w:p>
+      <w:pPr>
         <w:spacing w:after="100" w:line="276"/>
       </w:pPr>
       <w:r>
@@ -9694,6 +9934,68 @@
     </w:p>
     <w:p>
       <w:pPr>
+        <w:spacing w:after="40" w:before="80"/>
+        <w:jc w:val="center"/>
+      </w:pPr>
+      <w:r>
+        <w:drawing>
+          <wp:inline distT="0" distB="0" distL="0" distR="0">
+            <wp:extent cx="5715000" cy="3267075"/>
+            <wp:effectExtent t="0" r="0" b="0" l="0"/>
+            <wp:docPr id="1" name="45_web_작업_지시.png" descr="45_web_작업_지시.png" title="45_web_작업_지시.png"/>
+            <wp:cNvGraphicFramePr>
+              <a:graphicFrameLocks xmlns:a="http://schemas.openxmlformats.org/drawingml/2006/main" noChangeAspect="1"/>
+            </wp:cNvGraphicFramePr>
+            <a:graphic xmlns:a="http://schemas.openxmlformats.org/drawingml/2006/main">
+              <a:graphicData uri="http://schemas.openxmlformats.org/drawingml/2006/picture">
+                <pic:pic xmlns:pic="http://schemas.openxmlformats.org/drawingml/2006/picture">
+                  <pic:nvPicPr>
+                    <pic:cNvPr id="0" name="" descr=""/>
+                    <pic:cNvPicPr>
+                      <a:picLocks noChangeAspect="1" noChangeArrowheads="1"/>
+                    </pic:cNvPicPr>
+                  </pic:nvPicPr>
+                  <pic:blipFill>
+                    <a:blip r:embed="rId38" cstate="none"/>
+                    <a:srcRect/>
+                    <a:stretch>
+                      <a:fillRect/>
+                    </a:stretch>
+                  </pic:blipFill>
+                  <pic:spPr bwMode="auto">
+                    <a:xfrm>
+                      <a:off x="0" y="0"/>
+                      <a:ext cx="5715000" cy="3267075"/>
+                    </a:xfrm>
+                    <a:prstGeom prst="rect">
+                      <a:avLst/>
+                    </a:prstGeom>
+                  </pic:spPr>
+                </pic:pic>
+              </a:graphicData>
+            </a:graphic>
+          </wp:inline>
+        </w:drawing>
+      </w:r>
+    </w:p>
+    <w:p>
+      <w:pPr>
+        <w:spacing w:after="160"/>
+        <w:jc w:val="center"/>
+      </w:pPr>
+      <w:r>
+        <w:rPr>
+          <w:i/>
+          <w:iCs/>
+          <w:color w:val="595959"/>
+          <w:sz w:val="18"/>
+          <w:szCs w:val="18"/>
+        </w:rPr>
+        <w:t xml:space="preserve">그림. Work Orders — 작업지시 목록/관리</w:t>
+      </w:r>
+    </w:p>
+    <w:p>
+      <w:pPr>
         <w:spacing w:after="100" w:line="276"/>
       </w:pPr>
       <w:r>
@@ -9799,6 +10101,68 @@
     </w:p>
     <w:p>
       <w:pPr>
+        <w:spacing w:after="40" w:before="80"/>
+        <w:jc w:val="center"/>
+      </w:pPr>
+      <w:r>
+        <w:drawing>
+          <wp:inline distT="0" distB="0" distL="0" distR="0">
+            <wp:extent cx="5715000" cy="3267075"/>
+            <wp:effectExtent t="0" r="0" b="0" l="0"/>
+            <wp:docPr id="1" name="46_web_제품.png" descr="46_web_제품.png" title="46_web_제품.png"/>
+            <wp:cNvGraphicFramePr>
+              <a:graphicFrameLocks xmlns:a="http://schemas.openxmlformats.org/drawingml/2006/main" noChangeAspect="1"/>
+            </wp:cNvGraphicFramePr>
+            <a:graphic xmlns:a="http://schemas.openxmlformats.org/drawingml/2006/main">
+              <a:graphicData uri="http://schemas.openxmlformats.org/drawingml/2006/picture">
+                <pic:pic xmlns:pic="http://schemas.openxmlformats.org/drawingml/2006/picture">
+                  <pic:nvPicPr>
+                    <pic:cNvPr id="0" name="" descr=""/>
+                    <pic:cNvPicPr>
+                      <a:picLocks noChangeAspect="1" noChangeArrowheads="1"/>
+                    </pic:cNvPicPr>
+                  </pic:nvPicPr>
+                  <pic:blipFill>
+                    <a:blip r:embed="rId39" cstate="none"/>
+                    <a:srcRect/>
+                    <a:stretch>
+                      <a:fillRect/>
+                    </a:stretch>
+                  </pic:blipFill>
+                  <pic:spPr bwMode="auto">
+                    <a:xfrm>
+                      <a:off x="0" y="0"/>
+                      <a:ext cx="5715000" cy="3267075"/>
+                    </a:xfrm>
+                    <a:prstGeom prst="rect">
+                      <a:avLst/>
+                    </a:prstGeom>
+                  </pic:spPr>
+                </pic:pic>
+              </a:graphicData>
+            </a:graphic>
+          </wp:inline>
+        </w:drawing>
+      </w:r>
+    </w:p>
+    <w:p>
+      <w:pPr>
+        <w:spacing w:after="160"/>
+        <w:jc w:val="center"/>
+      </w:pPr>
+      <w:r>
+        <w:rPr>
+          <w:i/>
+          <w:iCs/>
+          <w:color w:val="595959"/>
+          <w:sz w:val="18"/>
+          <w:szCs w:val="18"/>
+        </w:rPr>
+        <w:t xml:space="preserve">그림. Products — 제품 관리</w:t>
+      </w:r>
+    </w:p>
+    <w:p>
+      <w:pPr>
         <w:spacing w:after="100" w:line="276"/>
       </w:pPr>
       <w:r>
@@ -9815,6 +10179,68 @@
       </w:pPr>
       <w:r>
         <w:t xml:space="preserve">4.9 Inspection Items (Recipes + Parameters)</w:t>
+      </w:r>
+    </w:p>
+    <w:p>
+      <w:pPr>
+        <w:spacing w:after="40" w:before="80"/>
+        <w:jc w:val="center"/>
+      </w:pPr>
+      <w:r>
+        <w:drawing>
+          <wp:inline distT="0" distB="0" distL="0" distR="0">
+            <wp:extent cx="5715000" cy="3267075"/>
+            <wp:effectExtent t="0" r="0" b="0" l="0"/>
+            <wp:docPr id="1" name="58_web_검사_항목.png" descr="58_web_검사_항목.png" title="58_web_검사_항목.png"/>
+            <wp:cNvGraphicFramePr>
+              <a:graphicFrameLocks xmlns:a="http://schemas.openxmlformats.org/drawingml/2006/main" noChangeAspect="1"/>
+            </wp:cNvGraphicFramePr>
+            <a:graphic xmlns:a="http://schemas.openxmlformats.org/drawingml/2006/main">
+              <a:graphicData uri="http://schemas.openxmlformats.org/drawingml/2006/picture">
+                <pic:pic xmlns:pic="http://schemas.openxmlformats.org/drawingml/2006/picture">
+                  <pic:nvPicPr>
+                    <pic:cNvPr id="0" name="" descr=""/>
+                    <pic:cNvPicPr>
+                      <a:picLocks noChangeAspect="1" noChangeArrowheads="1"/>
+                    </pic:cNvPicPr>
+                  </pic:nvPicPr>
+                  <pic:blipFill>
+                    <a:blip r:embed="rId40" cstate="none"/>
+                    <a:srcRect/>
+                    <a:stretch>
+                      <a:fillRect/>
+                    </a:stretch>
+                  </pic:blipFill>
+                  <pic:spPr bwMode="auto">
+                    <a:xfrm>
+                      <a:off x="0" y="0"/>
+                      <a:ext cx="5715000" cy="3267075"/>
+                    </a:xfrm>
+                    <a:prstGeom prst="rect">
+                      <a:avLst/>
+                    </a:prstGeom>
+                  </pic:spPr>
+                </pic:pic>
+              </a:graphicData>
+            </a:graphic>
+          </wp:inline>
+        </w:drawing>
+      </w:r>
+    </w:p>
+    <w:p>
+      <w:pPr>
+        <w:spacing w:after="160"/>
+        <w:jc w:val="center"/>
+      </w:pPr>
+      <w:r>
+        <w:rPr>
+          <w:i/>
+          <w:iCs/>
+          <w:color w:val="595959"/>
+          <w:sz w:val="18"/>
+          <w:szCs w:val="18"/>
+        </w:rPr>
+        <w:t xml:space="preserve">그림. Inspection Items — 검사 항목(레시피/파라미터)</w:t>
       </w:r>
     </w:p>
     <w:p>
@@ -9886,6 +10312,68 @@
       </w:pPr>
       <w:r>
         <w:t xml:space="preserve">4.10 Operators</w:t>
+      </w:r>
+    </w:p>
+    <w:p>
+      <w:pPr>
+        <w:spacing w:after="40" w:before="80"/>
+        <w:jc w:val="center"/>
+      </w:pPr>
+      <w:r>
+        <w:drawing>
+          <wp:inline distT="0" distB="0" distL="0" distR="0">
+            <wp:extent cx="5715000" cy="3267075"/>
+            <wp:effectExtent t="0" r="0" b="0" l="0"/>
+            <wp:docPr id="1" name="47_web_작업자.png" descr="47_web_작업자.png" title="47_web_작업자.png"/>
+            <wp:cNvGraphicFramePr>
+              <a:graphicFrameLocks xmlns:a="http://schemas.openxmlformats.org/drawingml/2006/main" noChangeAspect="1"/>
+            </wp:cNvGraphicFramePr>
+            <a:graphic xmlns:a="http://schemas.openxmlformats.org/drawingml/2006/main">
+              <a:graphicData uri="http://schemas.openxmlformats.org/drawingml/2006/picture">
+                <pic:pic xmlns:pic="http://schemas.openxmlformats.org/drawingml/2006/picture">
+                  <pic:nvPicPr>
+                    <pic:cNvPr id="0" name="" descr=""/>
+                    <pic:cNvPicPr>
+                      <a:picLocks noChangeAspect="1" noChangeArrowheads="1"/>
+                    </pic:cNvPicPr>
+                  </pic:nvPicPr>
+                  <pic:blipFill>
+                    <a:blip r:embed="rId41" cstate="none"/>
+                    <a:srcRect/>
+                    <a:stretch>
+                      <a:fillRect/>
+                    </a:stretch>
+                  </pic:blipFill>
+                  <pic:spPr bwMode="auto">
+                    <a:xfrm>
+                      <a:off x="0" y="0"/>
+                      <a:ext cx="5715000" cy="3267075"/>
+                    </a:xfrm>
+                    <a:prstGeom prst="rect">
+                      <a:avLst/>
+                    </a:prstGeom>
+                  </pic:spPr>
+                </pic:pic>
+              </a:graphicData>
+            </a:graphic>
+          </wp:inline>
+        </w:drawing>
+      </w:r>
+    </w:p>
+    <w:p>
+      <w:pPr>
+        <w:spacing w:after="160"/>
+        <w:jc w:val="center"/>
+      </w:pPr>
+      <w:r>
+        <w:rPr>
+          <w:i/>
+          <w:iCs/>
+          <w:color w:val="595959"/>
+          <w:sz w:val="18"/>
+          <w:szCs w:val="18"/>
+        </w:rPr>
+        <w:t xml:space="preserve">그림. Operators — 작업자 관리</w:t>
       </w:r>
     </w:p>
     <w:p>
@@ -10442,6 +10930,68 @@
     </w:p>
     <w:p>
       <w:pPr>
+        <w:spacing w:after="40" w:before="80"/>
+        <w:jc w:val="center"/>
+      </w:pPr>
+      <w:r>
+        <w:drawing>
+          <wp:inline distT="0" distB="0" distL="0" distR="0">
+            <wp:extent cx="5715000" cy="3267075"/>
+            <wp:effectExtent t="0" r="0" b="0" l="0"/>
+            <wp:docPr id="1" name="56_web_예방_보전.png" descr="56_web_예방_보전.png" title="56_web_예방_보전.png"/>
+            <wp:cNvGraphicFramePr>
+              <a:graphicFrameLocks xmlns:a="http://schemas.openxmlformats.org/drawingml/2006/main" noChangeAspect="1"/>
+            </wp:cNvGraphicFramePr>
+            <a:graphic xmlns:a="http://schemas.openxmlformats.org/drawingml/2006/main">
+              <a:graphicData uri="http://schemas.openxmlformats.org/drawingml/2006/picture">
+                <pic:pic xmlns:pic="http://schemas.openxmlformats.org/drawingml/2006/picture">
+                  <pic:nvPicPr>
+                    <pic:cNvPr id="0" name="" descr=""/>
+                    <pic:cNvPicPr>
+                      <a:picLocks noChangeAspect="1" noChangeArrowheads="1"/>
+                    </pic:cNvPicPr>
+                  </pic:nvPicPr>
+                  <pic:blipFill>
+                    <a:blip r:embed="rId42" cstate="none"/>
+                    <a:srcRect/>
+                    <a:stretch>
+                      <a:fillRect/>
+                    </a:stretch>
+                  </pic:blipFill>
+                  <pic:spPr bwMode="auto">
+                    <a:xfrm>
+                      <a:off x="0" y="0"/>
+                      <a:ext cx="5715000" cy="3267075"/>
+                    </a:xfrm>
+                    <a:prstGeom prst="rect">
+                      <a:avLst/>
+                    </a:prstGeom>
+                  </pic:spPr>
+                </pic:pic>
+              </a:graphicData>
+            </a:graphic>
+          </wp:inline>
+        </w:drawing>
+      </w:r>
+    </w:p>
+    <w:p>
+      <w:pPr>
+        <w:spacing w:after="160"/>
+        <w:jc w:val="center"/>
+      </w:pPr>
+      <w:r>
+        <w:rPr>
+          <w:i/>
+          <w:iCs/>
+          <w:color w:val="595959"/>
+          <w:sz w:val="18"/>
+          <w:szCs w:val="18"/>
+        </w:rPr>
+        <w:t xml:space="preserve">그림. Maintenance — 예방 보전</w:t>
+      </w:r>
+    </w:p>
+    <w:p>
+      <w:pPr>
         <w:spacing w:after="100" w:line="276"/>
       </w:pPr>
       <w:r>
@@ -10462,6 +11012,68 @@
     </w:p>
     <w:p>
       <w:pPr>
+        <w:spacing w:after="40" w:before="80"/>
+        <w:jc w:val="center"/>
+      </w:pPr>
+      <w:r>
+        <w:drawing>
+          <wp:inline distT="0" distB="0" distL="0" distR="0">
+            <wp:extent cx="5715000" cy="3267075"/>
+            <wp:effectExtent t="0" r="0" b="0" l="0"/>
+            <wp:docPr id="1" name="50_web_불량_코드.png" descr="50_web_불량_코드.png" title="50_web_불량_코드.png"/>
+            <wp:cNvGraphicFramePr>
+              <a:graphicFrameLocks xmlns:a="http://schemas.openxmlformats.org/drawingml/2006/main" noChangeAspect="1"/>
+            </wp:cNvGraphicFramePr>
+            <a:graphic xmlns:a="http://schemas.openxmlformats.org/drawingml/2006/main">
+              <a:graphicData uri="http://schemas.openxmlformats.org/drawingml/2006/picture">
+                <pic:pic xmlns:pic="http://schemas.openxmlformats.org/drawingml/2006/picture">
+                  <pic:nvPicPr>
+                    <pic:cNvPr id="0" name="" descr=""/>
+                    <pic:cNvPicPr>
+                      <a:picLocks noChangeAspect="1" noChangeArrowheads="1"/>
+                    </pic:cNvPicPr>
+                  </pic:nvPicPr>
+                  <pic:blipFill>
+                    <a:blip r:embed="rId43" cstate="none"/>
+                    <a:srcRect/>
+                    <a:stretch>
+                      <a:fillRect/>
+                    </a:stretch>
+                  </pic:blipFill>
+                  <pic:spPr bwMode="auto">
+                    <a:xfrm>
+                      <a:off x="0" y="0"/>
+                      <a:ext cx="5715000" cy="3267075"/>
+                    </a:xfrm>
+                    <a:prstGeom prst="rect">
+                      <a:avLst/>
+                    </a:prstGeom>
+                  </pic:spPr>
+                </pic:pic>
+              </a:graphicData>
+            </a:graphic>
+          </wp:inline>
+        </w:drawing>
+      </w:r>
+    </w:p>
+    <w:p>
+      <w:pPr>
+        <w:spacing w:after="160"/>
+        <w:jc w:val="center"/>
+      </w:pPr>
+      <w:r>
+        <w:rPr>
+          <w:i/>
+          <w:iCs/>
+          <w:color w:val="595959"/>
+          <w:sz w:val="18"/>
+          <w:szCs w:val="18"/>
+        </w:rPr>
+        <w:t xml:space="preserve">그림. Defect Codes — 불량 코드 관리</w:t>
+      </w:r>
+    </w:p>
+    <w:p>
+      <w:pPr>
         <w:spacing w:after="100" w:line="276"/>
       </w:pPr>
       <w:r>
@@ -10482,6 +11094,68 @@
     </w:p>
     <w:p>
       <w:pPr>
+        <w:spacing w:after="40" w:before="80"/>
+        <w:jc w:val="center"/>
+      </w:pPr>
+      <w:r>
+        <w:drawing>
+          <wp:inline distT="0" distB="0" distL="0" distR="0">
+            <wp:extent cx="5715000" cy="3267075"/>
+            <wp:effectExtent t="0" r="0" b="0" l="0"/>
+            <wp:docPr id="1" name="59_web_교대_마스터.png" descr="59_web_교대_마스터.png" title="59_web_교대_마스터.png"/>
+            <wp:cNvGraphicFramePr>
+              <a:graphicFrameLocks xmlns:a="http://schemas.openxmlformats.org/drawingml/2006/main" noChangeAspect="1"/>
+            </wp:cNvGraphicFramePr>
+            <a:graphic xmlns:a="http://schemas.openxmlformats.org/drawingml/2006/main">
+              <a:graphicData uri="http://schemas.openxmlformats.org/drawingml/2006/picture">
+                <pic:pic xmlns:pic="http://schemas.openxmlformats.org/drawingml/2006/picture">
+                  <pic:nvPicPr>
+                    <pic:cNvPr id="0" name="" descr=""/>
+                    <pic:cNvPicPr>
+                      <a:picLocks noChangeAspect="1" noChangeArrowheads="1"/>
+                    </pic:cNvPicPr>
+                  </pic:nvPicPr>
+                  <pic:blipFill>
+                    <a:blip r:embed="rId44" cstate="none"/>
+                    <a:srcRect/>
+                    <a:stretch>
+                      <a:fillRect/>
+                    </a:stretch>
+                  </pic:blipFill>
+                  <pic:spPr bwMode="auto">
+                    <a:xfrm>
+                      <a:off x="0" y="0"/>
+                      <a:ext cx="5715000" cy="3267075"/>
+                    </a:xfrm>
+                    <a:prstGeom prst="rect">
+                      <a:avLst/>
+                    </a:prstGeom>
+                  </pic:spPr>
+                </pic:pic>
+              </a:graphicData>
+            </a:graphic>
+          </wp:inline>
+        </w:drawing>
+      </w:r>
+    </w:p>
+    <w:p>
+      <w:pPr>
+        <w:spacing w:after="160"/>
+        <w:jc w:val="center"/>
+      </w:pPr>
+      <w:r>
+        <w:rPr>
+          <w:i/>
+          <w:iCs/>
+          <w:color w:val="595959"/>
+          <w:sz w:val="18"/>
+          <w:szCs w:val="18"/>
+        </w:rPr>
+        <w:t xml:space="preserve">그림. Shifts — 교대 마스터</w:t>
+      </w:r>
+    </w:p>
+    <w:p>
+      <w:pPr>
         <w:spacing w:after="100" w:line="276"/>
       </w:pPr>
       <w:r>
@@ -10502,6 +11176,68 @@
     </w:p>
     <w:p>
       <w:pPr>
+        <w:spacing w:after="40" w:before="80"/>
+        <w:jc w:val="center"/>
+      </w:pPr>
+      <w:r>
+        <w:drawing>
+          <wp:inline distT="0" distB="0" distL="0" distR="0">
+            <wp:extent cx="5715000" cy="3267075"/>
+            <wp:effectExtent t="0" r="0" b="0" l="0"/>
+            <wp:docPr id="1" name="61_web_감사_로그.png" descr="61_web_감사_로그.png" title="61_web_감사_로그.png"/>
+            <wp:cNvGraphicFramePr>
+              <a:graphicFrameLocks xmlns:a="http://schemas.openxmlformats.org/drawingml/2006/main" noChangeAspect="1"/>
+            </wp:cNvGraphicFramePr>
+            <a:graphic xmlns:a="http://schemas.openxmlformats.org/drawingml/2006/main">
+              <a:graphicData uri="http://schemas.openxmlformats.org/drawingml/2006/picture">
+                <pic:pic xmlns:pic="http://schemas.openxmlformats.org/drawingml/2006/picture">
+                  <pic:nvPicPr>
+                    <pic:cNvPr id="0" name="" descr=""/>
+                    <pic:cNvPicPr>
+                      <a:picLocks noChangeAspect="1" noChangeArrowheads="1"/>
+                    </pic:cNvPicPr>
+                  </pic:nvPicPr>
+                  <pic:blipFill>
+                    <a:blip r:embed="rId45" cstate="none"/>
+                    <a:srcRect/>
+                    <a:stretch>
+                      <a:fillRect/>
+                    </a:stretch>
+                  </pic:blipFill>
+                  <pic:spPr bwMode="auto">
+                    <a:xfrm>
+                      <a:off x="0" y="0"/>
+                      <a:ext cx="5715000" cy="3267075"/>
+                    </a:xfrm>
+                    <a:prstGeom prst="rect">
+                      <a:avLst/>
+                    </a:prstGeom>
+                  </pic:spPr>
+                </pic:pic>
+              </a:graphicData>
+            </a:graphic>
+          </wp:inline>
+        </w:drawing>
+      </w:r>
+    </w:p>
+    <w:p>
+      <w:pPr>
+        <w:spacing w:after="160"/>
+        <w:jc w:val="center"/>
+      </w:pPr>
+      <w:r>
+        <w:rPr>
+          <w:i/>
+          <w:iCs/>
+          <w:color w:val="595959"/>
+          <w:sz w:val="18"/>
+          <w:szCs w:val="18"/>
+        </w:rPr>
+        <w:t xml:space="preserve">그림. Audit Logs — 감사 로그</w:t>
+      </w:r>
+    </w:p>
+    <w:p>
+      <w:pPr>
         <w:spacing w:after="100" w:line="276"/>
       </w:pPr>
       <w:r>
@@ -10528,6 +11264,378 @@
       </w:pPr>
       <w:r>
         <w:t xml:space="preserve">4.16 Reports / Quality Analysis</w:t>
+      </w:r>
+    </w:p>
+    <w:p>
+      <w:pPr>
+        <w:spacing w:after="40" w:before="80"/>
+        <w:jc w:val="center"/>
+      </w:pPr>
+      <w:r>
+        <w:drawing>
+          <wp:inline distT="0" distB="0" distL="0" distR="0">
+            <wp:extent cx="5715000" cy="3267075"/>
+            <wp:effectExtent t="0" r="0" b="0" l="0"/>
+            <wp:docPr id="1" name="52_web_PDF_리포트.png" descr="52_web_PDF_리포트.png" title="52_web_PDF_리포트.png"/>
+            <wp:cNvGraphicFramePr>
+              <a:graphicFrameLocks xmlns:a="http://schemas.openxmlformats.org/drawingml/2006/main" noChangeAspect="1"/>
+            </wp:cNvGraphicFramePr>
+            <a:graphic xmlns:a="http://schemas.openxmlformats.org/drawingml/2006/main">
+              <a:graphicData uri="http://schemas.openxmlformats.org/drawingml/2006/picture">
+                <pic:pic xmlns:pic="http://schemas.openxmlformats.org/drawingml/2006/picture">
+                  <pic:nvPicPr>
+                    <pic:cNvPr id="0" name="" descr=""/>
+                    <pic:cNvPicPr>
+                      <a:picLocks noChangeAspect="1" noChangeArrowheads="1"/>
+                    </pic:cNvPicPr>
+                  </pic:nvPicPr>
+                  <pic:blipFill>
+                    <a:blip r:embed="rId46" cstate="none"/>
+                    <a:srcRect/>
+                    <a:stretch>
+                      <a:fillRect/>
+                    </a:stretch>
+                  </pic:blipFill>
+                  <pic:spPr bwMode="auto">
+                    <a:xfrm>
+                      <a:off x="0" y="0"/>
+                      <a:ext cx="5715000" cy="3267075"/>
+                    </a:xfrm>
+                    <a:prstGeom prst="rect">
+                      <a:avLst/>
+                    </a:prstGeom>
+                  </pic:spPr>
+                </pic:pic>
+              </a:graphicData>
+            </a:graphic>
+          </wp:inline>
+        </w:drawing>
+      </w:r>
+    </w:p>
+    <w:p>
+      <w:pPr>
+        <w:spacing w:after="160"/>
+        <w:jc w:val="center"/>
+      </w:pPr>
+      <w:r>
+        <w:rPr>
+          <w:i/>
+          <w:iCs/>
+          <w:color w:val="595959"/>
+          <w:sz w:val="18"/>
+          <w:szCs w:val="18"/>
+        </w:rPr>
+        <w:t xml:space="preserve">그림. PDF 리포트</w:t>
+      </w:r>
+    </w:p>
+    <w:p>
+      <w:pPr>
+        <w:spacing w:after="40" w:before="80"/>
+        <w:jc w:val="center"/>
+      </w:pPr>
+      <w:r>
+        <w:drawing>
+          <wp:inline distT="0" distB="0" distL="0" distR="0">
+            <wp:extent cx="5334000" cy="3048000"/>
+            <wp:effectExtent t="0" r="0" b="0" l="0"/>
+            <wp:docPr id="1" name="48_web_파레토_분석.png" descr="48_web_파레토_분석.png" title="48_web_파레토_분석.png"/>
+            <wp:cNvGraphicFramePr>
+              <a:graphicFrameLocks xmlns:a="http://schemas.openxmlformats.org/drawingml/2006/main" noChangeAspect="1"/>
+            </wp:cNvGraphicFramePr>
+            <a:graphic xmlns:a="http://schemas.openxmlformats.org/drawingml/2006/main">
+              <a:graphicData uri="http://schemas.openxmlformats.org/drawingml/2006/picture">
+                <pic:pic xmlns:pic="http://schemas.openxmlformats.org/drawingml/2006/picture">
+                  <pic:nvPicPr>
+                    <pic:cNvPr id="0" name="" descr=""/>
+                    <pic:cNvPicPr>
+                      <a:picLocks noChangeAspect="1" noChangeArrowheads="1"/>
+                    </pic:cNvPicPr>
+                  </pic:nvPicPr>
+                  <pic:blipFill>
+                    <a:blip r:embed="rId47" cstate="none"/>
+                    <a:srcRect/>
+                    <a:stretch>
+                      <a:fillRect/>
+                    </a:stretch>
+                  </pic:blipFill>
+                  <pic:spPr bwMode="auto">
+                    <a:xfrm>
+                      <a:off x="0" y="0"/>
+                      <a:ext cx="5334000" cy="3048000"/>
+                    </a:xfrm>
+                    <a:prstGeom prst="rect">
+                      <a:avLst/>
+                    </a:prstGeom>
+                  </pic:spPr>
+                </pic:pic>
+              </a:graphicData>
+            </a:graphic>
+          </wp:inline>
+        </w:drawing>
+      </w:r>
+    </w:p>
+    <w:p>
+      <w:pPr>
+        <w:spacing w:after="160"/>
+        <w:jc w:val="center"/>
+      </w:pPr>
+      <w:r>
+        <w:rPr>
+          <w:i/>
+          <w:iCs/>
+          <w:color w:val="595959"/>
+          <w:sz w:val="18"/>
+          <w:szCs w:val="18"/>
+        </w:rPr>
+        <w:t xml:space="preserve">그림. 파레토 분석</w:t>
+      </w:r>
+    </w:p>
+    <w:p>
+      <w:pPr>
+        <w:spacing w:after="40" w:before="80"/>
+        <w:jc w:val="center"/>
+      </w:pPr>
+      <w:r>
+        <w:drawing>
+          <wp:inline distT="0" distB="0" distL="0" distR="0">
+            <wp:extent cx="5334000" cy="3048000"/>
+            <wp:effectExtent t="0" r="0" b="0" l="0"/>
+            <wp:docPr id="1" name="49_web_SPC_관리도.png" descr="49_web_SPC_관리도.png" title="49_web_SPC_관리도.png"/>
+            <wp:cNvGraphicFramePr>
+              <a:graphicFrameLocks xmlns:a="http://schemas.openxmlformats.org/drawingml/2006/main" noChangeAspect="1"/>
+            </wp:cNvGraphicFramePr>
+            <a:graphic xmlns:a="http://schemas.openxmlformats.org/drawingml/2006/main">
+              <a:graphicData uri="http://schemas.openxmlformats.org/drawingml/2006/picture">
+                <pic:pic xmlns:pic="http://schemas.openxmlformats.org/drawingml/2006/picture">
+                  <pic:nvPicPr>
+                    <pic:cNvPr id="0" name="" descr=""/>
+                    <pic:cNvPicPr>
+                      <a:picLocks noChangeAspect="1" noChangeArrowheads="1"/>
+                    </pic:cNvPicPr>
+                  </pic:nvPicPr>
+                  <pic:blipFill>
+                    <a:blip r:embed="rId48" cstate="none"/>
+                    <a:srcRect/>
+                    <a:stretch>
+                      <a:fillRect/>
+                    </a:stretch>
+                  </pic:blipFill>
+                  <pic:spPr bwMode="auto">
+                    <a:xfrm>
+                      <a:off x="0" y="0"/>
+                      <a:ext cx="5334000" cy="3048000"/>
+                    </a:xfrm>
+                    <a:prstGeom prst="rect">
+                      <a:avLst/>
+                    </a:prstGeom>
+                  </pic:spPr>
+                </pic:pic>
+              </a:graphicData>
+            </a:graphic>
+          </wp:inline>
+        </w:drawing>
+      </w:r>
+    </w:p>
+    <w:p>
+      <w:pPr>
+        <w:spacing w:after="160"/>
+        <w:jc w:val="center"/>
+      </w:pPr>
+      <w:r>
+        <w:rPr>
+          <w:i/>
+          <w:iCs/>
+          <w:color w:val="595959"/>
+          <w:sz w:val="18"/>
+          <w:szCs w:val="18"/>
+        </w:rPr>
+        <w:t xml:space="preserve">그림. SPC 관리도</w:t>
+      </w:r>
+    </w:p>
+    <w:p>
+      <w:pPr>
+        <w:spacing w:after="40" w:before="80"/>
+        <w:jc w:val="center"/>
+      </w:pPr>
+      <w:r>
+        <w:drawing>
+          <wp:inline distT="0" distB="0" distL="0" distR="0">
+            <wp:extent cx="5334000" cy="3048000"/>
+            <wp:effectExtent t="0" r="0" b="0" l="0"/>
+            <wp:docPr id="1" name="54_web_OEE_설비종합효율.png" descr="54_web_OEE_설비종합효율.png" title="54_web_OEE_설비종합효율.png"/>
+            <wp:cNvGraphicFramePr>
+              <a:graphicFrameLocks xmlns:a="http://schemas.openxmlformats.org/drawingml/2006/main" noChangeAspect="1"/>
+            </wp:cNvGraphicFramePr>
+            <a:graphic xmlns:a="http://schemas.openxmlformats.org/drawingml/2006/main">
+              <a:graphicData uri="http://schemas.openxmlformats.org/drawingml/2006/picture">
+                <pic:pic xmlns:pic="http://schemas.openxmlformats.org/drawingml/2006/picture">
+                  <pic:nvPicPr>
+                    <pic:cNvPr id="0" name="" descr=""/>
+                    <pic:cNvPicPr>
+                      <a:picLocks noChangeAspect="1" noChangeArrowheads="1"/>
+                    </pic:cNvPicPr>
+                  </pic:nvPicPr>
+                  <pic:blipFill>
+                    <a:blip r:embed="rId49" cstate="none"/>
+                    <a:srcRect/>
+                    <a:stretch>
+                      <a:fillRect/>
+                    </a:stretch>
+                  </pic:blipFill>
+                  <pic:spPr bwMode="auto">
+                    <a:xfrm>
+                      <a:off x="0" y="0"/>
+                      <a:ext cx="5334000" cy="3048000"/>
+                    </a:xfrm>
+                    <a:prstGeom prst="rect">
+                      <a:avLst/>
+                    </a:prstGeom>
+                  </pic:spPr>
+                </pic:pic>
+              </a:graphicData>
+            </a:graphic>
+          </wp:inline>
+        </w:drawing>
+      </w:r>
+    </w:p>
+    <w:p>
+      <w:pPr>
+        <w:spacing w:after="160"/>
+        <w:jc w:val="center"/>
+      </w:pPr>
+      <w:r>
+        <w:rPr>
+          <w:i/>
+          <w:iCs/>
+          <w:color w:val="595959"/>
+          <w:sz w:val="18"/>
+          <w:szCs w:val="18"/>
+        </w:rPr>
+        <w:t xml:space="preserve">그림. OEE 설비종합효율</w:t>
+      </w:r>
+    </w:p>
+    <w:p>
+      <w:pPr>
+        <w:spacing w:after="40" w:before="80"/>
+        <w:jc w:val="center"/>
+      </w:pPr>
+      <w:r>
+        <w:drawing>
+          <wp:inline distT="0" distB="0" distL="0" distR="0">
+            <wp:extent cx="5334000" cy="3048000"/>
+            <wp:effectExtent t="0" r="0" b="0" l="0"/>
+            <wp:docPr id="1" name="55_web_설비_신뢰성_MTBF_MTTR.png" descr="55_web_설비_신뢰성_MTBF_MTTR.png" title="55_web_설비_신뢰성_MTBF_MTTR.png"/>
+            <wp:cNvGraphicFramePr>
+              <a:graphicFrameLocks xmlns:a="http://schemas.openxmlformats.org/drawingml/2006/main" noChangeAspect="1"/>
+            </wp:cNvGraphicFramePr>
+            <a:graphic xmlns:a="http://schemas.openxmlformats.org/drawingml/2006/main">
+              <a:graphicData uri="http://schemas.openxmlformats.org/drawingml/2006/picture">
+                <pic:pic xmlns:pic="http://schemas.openxmlformats.org/drawingml/2006/picture">
+                  <pic:nvPicPr>
+                    <pic:cNvPr id="0" name="" descr=""/>
+                    <pic:cNvPicPr>
+                      <a:picLocks noChangeAspect="1" noChangeArrowheads="1"/>
+                    </pic:cNvPicPr>
+                  </pic:nvPicPr>
+                  <pic:blipFill>
+                    <a:blip r:embed="rId50" cstate="none"/>
+                    <a:srcRect/>
+                    <a:stretch>
+                      <a:fillRect/>
+                    </a:stretch>
+                  </pic:blipFill>
+                  <pic:spPr bwMode="auto">
+                    <a:xfrm>
+                      <a:off x="0" y="0"/>
+                      <a:ext cx="5334000" cy="3048000"/>
+                    </a:xfrm>
+                    <a:prstGeom prst="rect">
+                      <a:avLst/>
+                    </a:prstGeom>
+                  </pic:spPr>
+                </pic:pic>
+              </a:graphicData>
+            </a:graphic>
+          </wp:inline>
+        </w:drawing>
+      </w:r>
+    </w:p>
+    <w:p>
+      <w:pPr>
+        <w:spacing w:after="160"/>
+        <w:jc w:val="center"/>
+      </w:pPr>
+      <w:r>
+        <w:rPr>
+          <w:i/>
+          <w:iCs/>
+          <w:color w:val="595959"/>
+          <w:sz w:val="18"/>
+          <w:szCs w:val="18"/>
+        </w:rPr>
+        <w:t xml:space="preserve">그림. 설비 신뢰성 (MTBF/MTTR)</w:t>
+      </w:r>
+    </w:p>
+    <w:p>
+      <w:pPr>
+        <w:spacing w:after="40" w:before="80"/>
+        <w:jc w:val="center"/>
+      </w:pPr>
+      <w:r>
+        <w:drawing>
+          <wp:inline distT="0" distB="0" distL="0" distR="0">
+            <wp:extent cx="5334000" cy="3048000"/>
+            <wp:effectExtent t="0" r="0" b="0" l="0"/>
+            <wp:docPr id="1" name="57_web_불량률_예측.png" descr="57_web_불량률_예측.png" title="57_web_불량률_예측.png"/>
+            <wp:cNvGraphicFramePr>
+              <a:graphicFrameLocks xmlns:a="http://schemas.openxmlformats.org/drawingml/2006/main" noChangeAspect="1"/>
+            </wp:cNvGraphicFramePr>
+            <a:graphic xmlns:a="http://schemas.openxmlformats.org/drawingml/2006/main">
+              <a:graphicData uri="http://schemas.openxmlformats.org/drawingml/2006/picture">
+                <pic:pic xmlns:pic="http://schemas.openxmlformats.org/drawingml/2006/picture">
+                  <pic:nvPicPr>
+                    <pic:cNvPr id="0" name="" descr=""/>
+                    <pic:cNvPicPr>
+                      <a:picLocks noChangeAspect="1" noChangeArrowheads="1"/>
+                    </pic:cNvPicPr>
+                  </pic:nvPicPr>
+                  <pic:blipFill>
+                    <a:blip r:embed="rId51" cstate="none"/>
+                    <a:srcRect/>
+                    <a:stretch>
+                      <a:fillRect/>
+                    </a:stretch>
+                  </pic:blipFill>
+                  <pic:spPr bwMode="auto">
+                    <a:xfrm>
+                      <a:off x="0" y="0"/>
+                      <a:ext cx="5334000" cy="3048000"/>
+                    </a:xfrm>
+                    <a:prstGeom prst="rect">
+                      <a:avLst/>
+                    </a:prstGeom>
+                  </pic:spPr>
+                </pic:pic>
+              </a:graphicData>
+            </a:graphic>
+          </wp:inline>
+        </w:drawing>
+      </w:r>
+    </w:p>
+    <w:p>
+      <w:pPr>
+        <w:spacing w:after="160"/>
+        <w:jc w:val="center"/>
+      </w:pPr>
+      <w:r>
+        <w:rPr>
+          <w:i/>
+          <w:iCs/>
+          <w:color w:val="595959"/>
+          <w:sz w:val="18"/>
+          <w:szCs w:val="18"/>
+        </w:rPr>
+        <w:t xml:space="preserve">그림. 불량률 예측</w:t>
       </w:r>
     </w:p>
     <w:p>

--- a/docs/gs/VMS_사용자매뉴얼_v1.0.docx
+++ b/docs/gs/VMS_사용자매뉴얼_v1.0.docx
@@ -2927,6 +2927,16 @@
       </w:r>
     </w:p>
     <w:p>
+      <w:r>
+        <w:rPr>
+          <w:rFonts w:ascii="맑은 고딕" w:hAnsi="맑은 고딕" w:eastAsia="맑은 고딕"/>
+          <w:b w:val="0"/>
+          <w:sz w:val="18"/>
+        </w:rPr>
+        <w:t>1단계는 마법사 시작 화면으로 입력 항목이 없습니다. [Next]를 눌러 진행하며, 이후 애플리케이션·네트워크 → 카메라 → PLC → 로봇 → IO 보드 순으로 구성합니다.</w:t>
+      </w:r>
+    </w:p>
+    <w:p>
       <w:pPr>
         <w:spacing w:after="40" w:before="80"/>
         <w:jc w:val="center"/>
@@ -2990,6 +3000,616 @@
     </w:p>
     <w:p>
       <w:pPr>
+        <w:keepNext/>
+      </w:pPr>
+      <w:r>
+        <w:rPr>
+          <w:rFonts w:ascii="맑은 고딕" w:hAnsi="맑은 고딕" w:eastAsia="맑은 고딕"/>
+          <w:b/>
+          <w:sz w:val="22"/>
+        </w:rPr>
+        <w:t>■ 2단계 입력 항목 상세</w:t>
+      </w:r>
+    </w:p>
+    <w:tbl>
+      <w:tblPr>
+        <w:tblW w:type="auto" w:w="0"/>
+        <w:jc w:val="center"/>
+        <w:tblLook w:firstColumn="1" w:firstRow="1" w:lastColumn="0" w:lastRow="0" w:noHBand="0" w:noVBand="1" w:val="04A0"/>
+        <w:tblBorders>
+          <w:top w:val="single" w:sz="4" w:space="0" w:color="BFBFBF"/>
+          <w:left w:val="single" w:sz="4" w:space="0" w:color="BFBFBF"/>
+          <w:bottom w:val="single" w:sz="4" w:space="0" w:color="BFBFBF"/>
+          <w:right w:val="single" w:sz="4" w:space="0" w:color="BFBFBF"/>
+          <w:insideH w:val="single" w:sz="4" w:space="0" w:color="BFBFBF"/>
+          <w:insideV w:val="single" w:sz="4" w:space="0" w:color="BFBFBF"/>
+        </w:tblBorders>
+      </w:tblPr>
+      <w:tblGrid>
+        <w:gridCol w:w="3009"/>
+        <w:gridCol w:w="3009"/>
+        <w:gridCol w:w="3009"/>
+      </w:tblGrid>
+      <w:tr>
+        <w:tc>
+          <w:tcPr>
+            <w:tcW w:type="dxa" w:w="2992"/>
+            <w:shd w:val="clear" w:color="auto" w:fill="1F3864"/>
+          </w:tcPr>
+          <w:p>
+            <w:pPr>
+              <w:jc w:val="center"/>
+            </w:pPr>
+            <w:r>
+              <w:rPr>
+                <w:rFonts w:ascii="맑은 고딕" w:hAnsi="맑은 고딕" w:eastAsia="맑은 고딕"/>
+                <w:b/>
+                <w:color w:val="FFFFFF"/>
+                <w:sz w:val="18"/>
+              </w:rPr>
+              <w:t>항목</w:t>
+            </w:r>
+          </w:p>
+        </w:tc>
+        <w:tc>
+          <w:tcPr>
+            <w:tcW w:type="dxa" w:w="4380"/>
+            <w:shd w:val="clear" w:color="auto" w:fill="1F3864"/>
+          </w:tcPr>
+          <w:p>
+            <w:pPr>
+              <w:jc w:val="center"/>
+            </w:pPr>
+            <w:r>
+              <w:rPr>
+                <w:rFonts w:ascii="맑은 고딕" w:hAnsi="맑은 고딕" w:eastAsia="맑은 고딕"/>
+                <w:b/>
+                <w:color w:val="FFFFFF"/>
+                <w:sz w:val="18"/>
+              </w:rPr>
+              <w:t>설명</w:t>
+            </w:r>
+          </w:p>
+        </w:tc>
+        <w:tc>
+          <w:tcPr>
+            <w:tcW w:type="dxa" w:w="1654"/>
+            <w:shd w:val="clear" w:color="auto" w:fill="1F3864"/>
+          </w:tcPr>
+          <w:p>
+            <w:pPr>
+              <w:jc w:val="center"/>
+            </w:pPr>
+            <w:r>
+              <w:rPr>
+                <w:rFonts w:ascii="맑은 고딕" w:hAnsi="맑은 고딕" w:eastAsia="맑은 고딕"/>
+                <w:b/>
+                <w:color w:val="FFFFFF"/>
+                <w:sz w:val="18"/>
+              </w:rPr>
+              <w:t>기본값 / 예시</w:t>
+            </w:r>
+          </w:p>
+        </w:tc>
+      </w:tr>
+      <w:tr>
+        <w:tc>
+          <w:tcPr>
+            <w:tcW w:type="dxa" w:w="2992"/>
+          </w:tcPr>
+          <w:p>
+            <w:r>
+              <w:rPr>
+                <w:rFonts w:ascii="맑은 고딕" w:hAnsi="맑은 고딕" w:eastAsia="맑은 고딕"/>
+                <w:b/>
+                <w:sz w:val="18"/>
+              </w:rPr>
+              <w:t>Application Name</w:t>
+            </w:r>
+          </w:p>
+        </w:tc>
+        <w:tc>
+          <w:tcPr>
+            <w:tcW w:type="dxa" w:w="4380"/>
+          </w:tcPr>
+          <w:p>
+            <w:r>
+              <w:rPr>
+                <w:rFonts w:ascii="맑은 고딕" w:hAnsi="맑은 고딕" w:eastAsia="맑은 고딕"/>
+                <w:b w:val="0"/>
+                <w:sz w:val="18"/>
+              </w:rPr>
+              <w:t>시스템을 식별하는 애플리케이션 표시 이름</w:t>
+            </w:r>
+          </w:p>
+        </w:tc>
+        <w:tc>
+          <w:tcPr>
+            <w:tcW w:type="dxa" w:w="1654"/>
+          </w:tcPr>
+          <w:p>
+            <w:pPr>
+              <w:jc w:val="center"/>
+            </w:pPr>
+            <w:r>
+              <w:rPr>
+                <w:rFonts w:ascii="맑은 고딕" w:hAnsi="맑은 고딕" w:eastAsia="맑은 고딕"/>
+                <w:b w:val="0"/>
+                <w:sz w:val="18"/>
+              </w:rPr>
+              <w:t>BODA Vision System</w:t>
+            </w:r>
+          </w:p>
+        </w:tc>
+      </w:tr>
+      <w:tr>
+        <w:tc>
+          <w:tcPr>
+            <w:tcW w:type="dxa" w:w="2992"/>
+          </w:tcPr>
+          <w:p>
+            <w:r>
+              <w:rPr>
+                <w:rFonts w:ascii="맑은 고딕" w:hAnsi="맑은 고딕" w:eastAsia="맑은 고딕"/>
+                <w:b/>
+                <w:sz w:val="18"/>
+              </w:rPr>
+              <w:t>System IP Address</w:t>
+            </w:r>
+          </w:p>
+        </w:tc>
+        <w:tc>
+          <w:tcPr>
+            <w:tcW w:type="dxa" w:w="4380"/>
+          </w:tcPr>
+          <w:p>
+            <w:r>
+              <w:rPr>
+                <w:rFonts w:ascii="맑은 고딕" w:hAnsi="맑은 고딕" w:eastAsia="맑은 고딕"/>
+                <w:b w:val="0"/>
+                <w:sz w:val="18"/>
+              </w:rPr>
+              <w:t>머신비전 시스템 PC의 IP 주소</w:t>
+            </w:r>
+          </w:p>
+        </w:tc>
+        <w:tc>
+          <w:tcPr>
+            <w:tcW w:type="dxa" w:w="1654"/>
+          </w:tcPr>
+          <w:p>
+            <w:pPr>
+              <w:jc w:val="center"/>
+            </w:pPr>
+            <w:r>
+              <w:rPr>
+                <w:rFonts w:ascii="맑은 고딕" w:hAnsi="맑은 고딕" w:eastAsia="맑은 고딕"/>
+                <w:b w:val="0"/>
+                <w:sz w:val="18"/>
+              </w:rPr>
+              <w:t>192.168.0.1</w:t>
+            </w:r>
+          </w:p>
+        </w:tc>
+      </w:tr>
+      <w:tr>
+        <w:tc>
+          <w:tcPr>
+            <w:tcW w:type="dxa" w:w="2992"/>
+          </w:tcPr>
+          <w:p>
+            <w:r>
+              <w:rPr>
+                <w:rFonts w:ascii="맑은 고딕" w:hAnsi="맑은 고딕" w:eastAsia="맑은 고딕"/>
+                <w:b/>
+                <w:sz w:val="18"/>
+              </w:rPr>
+              <w:t>Client Index</w:t>
+            </w:r>
+          </w:p>
+        </w:tc>
+        <w:tc>
+          <w:tcPr>
+            <w:tcW w:type="dxa" w:w="4380"/>
+          </w:tcPr>
+          <w:p>
+            <w:r>
+              <w:rPr>
+                <w:rFonts w:ascii="맑은 고딕" w:hAnsi="맑은 고딕" w:eastAsia="맑은 고딕"/>
+                <w:b w:val="0"/>
+                <w:sz w:val="18"/>
+              </w:rPr>
+              <w:t>BODA.VMS.Web에서 이 클라이언트를 식별하는 고유 번호(설치 라인별 1, 2, 3…)</w:t>
+            </w:r>
+          </w:p>
+        </w:tc>
+        <w:tc>
+          <w:tcPr>
+            <w:tcW w:type="dxa" w:w="1654"/>
+          </w:tcPr>
+          <w:p>
+            <w:pPr>
+              <w:jc w:val="center"/>
+            </w:pPr>
+            <w:r>
+              <w:rPr>
+                <w:rFonts w:ascii="맑은 고딕" w:hAnsi="맑은 고딕" w:eastAsia="맑은 고딕"/>
+                <w:b w:val="0"/>
+                <w:sz w:val="18"/>
+              </w:rPr>
+              <w:t>1</w:t>
+            </w:r>
+          </w:p>
+        </w:tc>
+      </w:tr>
+      <w:tr>
+        <w:tc>
+          <w:tcPr>
+            <w:tcW w:type="dxa" w:w="2992"/>
+          </w:tcPr>
+          <w:p>
+            <w:r>
+              <w:rPr>
+                <w:rFonts w:ascii="맑은 고딕" w:hAnsi="맑은 고딕" w:eastAsia="맑은 고딕"/>
+                <w:b/>
+                <w:sz w:val="18"/>
+              </w:rPr>
+              <w:t>Web Server URL</w:t>
+            </w:r>
+          </w:p>
+        </w:tc>
+        <w:tc>
+          <w:tcPr>
+            <w:tcW w:type="dxa" w:w="4380"/>
+          </w:tcPr>
+          <w:p>
+            <w:r>
+              <w:rPr>
+                <w:rFonts w:ascii="맑은 고딕" w:hAnsi="맑은 고딕" w:eastAsia="맑은 고딕"/>
+                <w:b w:val="0"/>
+                <w:sz w:val="18"/>
+              </w:rPr>
+              <w:t>BODA.VMS.Web 서버 주소 — Heartbeat 전송·파라미터 동기화에 사용</w:t>
+            </w:r>
+          </w:p>
+        </w:tc>
+        <w:tc>
+          <w:tcPr>
+            <w:tcW w:type="dxa" w:w="1654"/>
+          </w:tcPr>
+          <w:p>
+            <w:pPr>
+              <w:jc w:val="center"/>
+            </w:pPr>
+            <w:r>
+              <w:rPr>
+                <w:rFonts w:ascii="맑은 고딕" w:hAnsi="맑은 고딕" w:eastAsia="맑은 고딕"/>
+                <w:b w:val="0"/>
+                <w:sz w:val="18"/>
+              </w:rPr>
+              <w:t>http://localhost:5292</w:t>
+            </w:r>
+          </w:p>
+        </w:tc>
+      </w:tr>
+      <w:tr>
+        <w:tc>
+          <w:tcPr>
+            <w:tcW w:type="dxa" w:w="2992"/>
+          </w:tcPr>
+          <w:p>
+            <w:r>
+              <w:rPr>
+                <w:rFonts w:ascii="맑은 고딕" w:hAnsi="맑은 고딕" w:eastAsia="맑은 고딕"/>
+                <w:b/>
+                <w:sz w:val="18"/>
+              </w:rPr>
+              <w:t>Vision Server URL</w:t>
+            </w:r>
+          </w:p>
+        </w:tc>
+        <w:tc>
+          <w:tcPr>
+            <w:tcW w:type="dxa" w:w="4380"/>
+          </w:tcPr>
+          <w:p>
+            <w:r>
+              <w:rPr>
+                <w:rFonts w:ascii="맑은 고딕" w:hAnsi="맑은 고딕" w:eastAsia="맑은 고딕"/>
+                <w:b w:val="0"/>
+                <w:sz w:val="18"/>
+              </w:rPr>
+              <w:t>VisionServer API 주소 — 클라이언트 자동 등록에 사용</w:t>
+            </w:r>
+          </w:p>
+        </w:tc>
+        <w:tc>
+          <w:tcPr>
+            <w:tcW w:type="dxa" w:w="1654"/>
+          </w:tcPr>
+          <w:p>
+            <w:pPr>
+              <w:jc w:val="center"/>
+            </w:pPr>
+            <w:r>
+              <w:rPr>
+                <w:rFonts w:ascii="맑은 고딕" w:hAnsi="맑은 고딕" w:eastAsia="맑은 고딕"/>
+                <w:b w:val="0"/>
+                <w:sz w:val="18"/>
+              </w:rPr>
+              <w:t>http://localhost:5000</w:t>
+            </w:r>
+          </w:p>
+        </w:tc>
+      </w:tr>
+      <w:tr>
+        <w:tc>
+          <w:tcPr>
+            <w:tcW w:type="dxa" w:w="2992"/>
+          </w:tcPr>
+          <w:p>
+            <w:r>
+              <w:rPr>
+                <w:rFonts w:ascii="맑은 고딕" w:hAnsi="맑은 고딕" w:eastAsia="맑은 고딕"/>
+                <w:b/>
+                <w:sz w:val="18"/>
+              </w:rPr>
+              <w:t>Web Client API Key</w:t>
+            </w:r>
+          </w:p>
+        </w:tc>
+        <w:tc>
+          <w:tcPr>
+            <w:tcW w:type="dxa" w:w="4380"/>
+          </w:tcPr>
+          <w:p>
+            <w:r>
+              <w:rPr>
+                <w:rFonts w:ascii="맑은 고딕" w:hAnsi="맑은 고딕" w:eastAsia="맑은 고딕"/>
+                <w:b w:val="0"/>
+                <w:sz w:val="18"/>
+              </w:rPr>
+              <w:t>X-API-Key 헤더 비밀값(Web 서버의 ClientApiKey:Value와 동일). 비우면 헤더를 보내지 않으며 서버 호환 모드에서만 통과</w:t>
+            </w:r>
+          </w:p>
+        </w:tc>
+        <w:tc>
+          <w:tcPr>
+            <w:tcW w:type="dxa" w:w="1654"/>
+          </w:tcPr>
+          <w:p>
+            <w:pPr>
+              <w:jc w:val="center"/>
+            </w:pPr>
+            <w:r>
+              <w:rPr>
+                <w:rFonts w:ascii="맑은 고딕" w:hAnsi="맑은 고딕" w:eastAsia="맑은 고딕"/>
+                <w:b w:val="0"/>
+                <w:sz w:val="18"/>
+              </w:rPr>
+              <w:t>(빈 값)</w:t>
+            </w:r>
+          </w:p>
+        </w:tc>
+      </w:tr>
+      <w:tr>
+        <w:tc>
+          <w:tcPr>
+            <w:tcW w:type="dxa" w:w="2992"/>
+          </w:tcPr>
+          <w:p>
+            <w:r>
+              <w:rPr>
+                <w:rFonts w:ascii="맑은 고딕" w:hAnsi="맑은 고딕" w:eastAsia="맑은 고딕"/>
+                <w:b/>
+                <w:sz w:val="18"/>
+              </w:rPr>
+              <w:t>Web SSO 활성</w:t>
+            </w:r>
+          </w:p>
+        </w:tc>
+        <w:tc>
+          <w:tcPr>
+            <w:tcW w:type="dxa" w:w="4380"/>
+          </w:tcPr>
+          <w:p>
+            <w:r>
+              <w:rPr>
+                <w:rFonts w:ascii="맑은 고딕" w:hAnsi="맑은 고딕" w:eastAsia="맑은 고딕"/>
+                <w:b w:val="0"/>
+                <w:sz w:val="18"/>
+              </w:rPr>
+              <w:t>체크 시 Admin/Manager 인증을 BODA.VMS.Web으로 위임(단일 계정 관리). Web 도달 불가 시 비상 계정 'local-admin'만 제한 권한으로 진입</w:t>
+            </w:r>
+          </w:p>
+        </w:tc>
+        <w:tc>
+          <w:tcPr>
+            <w:tcW w:type="dxa" w:w="1654"/>
+          </w:tcPr>
+          <w:p>
+            <w:pPr>
+              <w:jc w:val="center"/>
+            </w:pPr>
+            <w:r>
+              <w:rPr>
+                <w:rFonts w:ascii="맑은 고딕" w:hAnsi="맑은 고딕" w:eastAsia="맑은 고딕"/>
+                <w:b w:val="0"/>
+                <w:sz w:val="18"/>
+              </w:rPr>
+              <w:t>해제</w:t>
+            </w:r>
+          </w:p>
+        </w:tc>
+      </w:tr>
+      <w:tr>
+        <w:tc>
+          <w:tcPr>
+            <w:tcW w:type="dxa" w:w="2992"/>
+          </w:tcPr>
+          <w:p>
+            <w:r>
+              <w:rPr>
+                <w:rFonts w:ascii="맑은 고딕" w:hAnsi="맑은 고딕" w:eastAsia="맑은 고딕"/>
+                <w:b/>
+                <w:sz w:val="18"/>
+              </w:rPr>
+              <w:t>VMS Admin 비밀번호</w:t>
+            </w:r>
+          </w:p>
+        </w:tc>
+        <w:tc>
+          <w:tcPr>
+            <w:tcW w:type="dxa" w:w="4380"/>
+          </w:tcPr>
+          <w:p>
+            <w:r>
+              <w:rPr>
+                <w:rFonts w:ascii="맑은 고딕" w:hAnsi="맑은 고딕" w:eastAsia="맑은 고딕"/>
+                <w:b w:val="0"/>
+                <w:sz w:val="18"/>
+              </w:rPr>
+              <w:t>사용자 인증용 정규 admin 계정 비밀번호. VMS 단독 운영 또는 SSO 비활성 환경에서 사용. 최소 8자, 12자 이상 권장</w:t>
+            </w:r>
+          </w:p>
+        </w:tc>
+        <w:tc>
+          <w:tcPr>
+            <w:tcW w:type="dxa" w:w="1654"/>
+          </w:tcPr>
+          <w:p>
+            <w:pPr>
+              <w:jc w:val="center"/>
+            </w:pPr>
+            <w:r>
+              <w:rPr>
+                <w:rFonts w:ascii="맑은 고딕" w:hAnsi="맑은 고딕" w:eastAsia="맑은 고딕"/>
+                <w:b w:val="0"/>
+                <w:sz w:val="18"/>
+              </w:rPr>
+              <w:t>신규 설치 시 필수</w:t>
+            </w:r>
+          </w:p>
+        </w:tc>
+      </w:tr>
+      <w:tr>
+        <w:tc>
+          <w:tcPr>
+            <w:tcW w:type="dxa" w:w="2992"/>
+          </w:tcPr>
+          <w:p>
+            <w:r>
+              <w:rPr>
+                <w:rFonts w:ascii="맑은 고딕" w:hAnsi="맑은 고딕" w:eastAsia="맑은 고딕"/>
+                <w:b/>
+                <w:sz w:val="18"/>
+              </w:rPr>
+              <w:t>Local Fallback Admin 비밀번호</w:t>
+            </w:r>
+          </w:p>
+        </w:tc>
+        <w:tc>
+          <w:tcPr>
+            <w:tcW w:type="dxa" w:w="4380"/>
+          </w:tcPr>
+          <w:p>
+            <w:r>
+              <w:rPr>
+                <w:rFonts w:ascii="맑은 고딕" w:hAnsi="맑은 고딕" w:eastAsia="맑은 고딕"/>
+                <w:b w:val="0"/>
+                <w:sz w:val="18"/>
+              </w:rPr>
+              <w:t>'local-admin' 비상 계정 비밀번호. Web 도달 불가 시에만 제한 권한으로 사용하며 안전한 곳에 별도 보관</w:t>
+            </w:r>
+          </w:p>
+        </w:tc>
+        <w:tc>
+          <w:tcPr>
+            <w:tcW w:type="dxa" w:w="1654"/>
+          </w:tcPr>
+          <w:p>
+            <w:pPr>
+              <w:jc w:val="center"/>
+            </w:pPr>
+            <w:r>
+              <w:rPr>
+                <w:rFonts w:ascii="맑은 고딕" w:hAnsi="맑은 고딕" w:eastAsia="맑은 고딕"/>
+                <w:b w:val="0"/>
+                <w:sz w:val="18"/>
+              </w:rPr>
+              <w:t>신규 설치 시 필수</w:t>
+            </w:r>
+          </w:p>
+        </w:tc>
+      </w:tr>
+    </w:tbl>
+    <w:p>
+      <w:r>
+        <w:rPr>
+          <w:rFonts w:ascii="맑은 고딕" w:hAnsi="맑은 고딕" w:eastAsia="맑은 고딕"/>
+          <w:b w:val="0"/>
+          <w:color w:val="808080"/>
+          <w:sz w:val="16"/>
+        </w:rPr>
+        <w:t>※ 신규 설치 시 두 비밀번호는 필수 입력입니다(디폴트 비밀번호 자동 시드는 보안상 제거됨). 기존 설치에 이미 계정이 존재하면 비워 두어 변경하지 않을 수 있습니다.</w:t>
+      </w:r>
+    </w:p>
+    <w:p>
+      <w:pPr>
+        <w:jc w:val="center"/>
+        <w:keepNext/>
+      </w:pPr>
+      <w:r>
+        <w:drawing>
+          <wp:inline xmlns:a="http://schemas.openxmlformats.org/drawingml/2006/main" xmlns:pic="http://schemas.openxmlformats.org/drawingml/2006/picture">
+            <wp:extent cx="4206240" cy="147665"/>
+            <wp:docPr id="2" name="Picture 2"/>
+            <wp:cNvGraphicFramePr>
+              <a:graphicFrameLocks noChangeAspect="1"/>
+            </wp:cNvGraphicFramePr>
+            <a:graphic>
+              <a:graphicData uri="http://schemas.openxmlformats.org/drawingml/2006/picture">
+                <pic:pic>
+                  <pic:nvPicPr>
+                    <pic:cNvPr id="0" name="P2_default_20_CheckBox_Web_SSO_활성__AdminManager_인증을_BODAVMSWeb_.png"/>
+                    <pic:cNvPicPr/>
+                  </pic:nvPicPr>
+                  <pic:blipFill>
+                    <a:blip r:embed="rId53"/>
+                    <a:stretch>
+                      <a:fillRect/>
+                    </a:stretch>
+                  </pic:blipFill>
+                  <pic:spPr>
+                    <a:xfrm>
+                      <a:off x="0" y="0"/>
+                      <a:ext cx="4206240" cy="147665"/>
+                    </a:xfrm>
+                    <a:prstGeom prst="rect"/>
+                  </pic:spPr>
+                </pic:pic>
+              </a:graphicData>
+            </a:graphic>
+          </wp:inline>
+        </w:drawing>
+      </w:r>
+    </w:p>
+    <w:p>
+      <w:pPr>
+        <w:jc w:val="center"/>
+      </w:pPr>
+      <w:r>
+        <w:rPr>
+          <w:rFonts w:ascii="맑은 고딕" w:hAnsi="맑은 고딕" w:eastAsia="맑은 고딕"/>
+          <w:b w:val="0"/>
+          <w:color w:val="808080"/>
+          <w:sz w:val="16"/>
+        </w:rPr>
+        <w:t>그림. Web SSO 활성 체크박스 (개별 컨트롤 캡처 예시)</w:t>
+      </w:r>
+    </w:p>
+    <w:p>
+      <w:pPr>
         <w:spacing w:after="40" w:before="80"/>
         <w:jc w:val="center"/>
       </w:pPr>
@@ -3052,6 +3672,662 @@
     </w:p>
     <w:p>
       <w:pPr>
+        <w:keepNext/>
+      </w:pPr>
+      <w:r>
+        <w:rPr>
+          <w:rFonts w:ascii="맑은 고딕" w:hAnsi="맑은 고딕" w:eastAsia="맑은 고딕"/>
+          <w:b/>
+          <w:sz w:val="22"/>
+        </w:rPr>
+        <w:t>■ 3단계 입력 항목 상세</w:t>
+      </w:r>
+    </w:p>
+    <w:tbl>
+      <w:tblPr>
+        <w:tblW w:type="auto" w:w="0"/>
+        <w:jc w:val="center"/>
+        <w:tblLook w:firstColumn="1" w:firstRow="1" w:lastColumn="0" w:lastRow="0" w:noHBand="0" w:noVBand="1" w:val="04A0"/>
+        <w:tblBorders>
+          <w:top w:val="single" w:sz="4" w:space="0" w:color="BFBFBF"/>
+          <w:left w:val="single" w:sz="4" w:space="0" w:color="BFBFBF"/>
+          <w:bottom w:val="single" w:sz="4" w:space="0" w:color="BFBFBF"/>
+          <w:right w:val="single" w:sz="4" w:space="0" w:color="BFBFBF"/>
+          <w:insideH w:val="single" w:sz="4" w:space="0" w:color="BFBFBF"/>
+          <w:insideV w:val="single" w:sz="4" w:space="0" w:color="BFBFBF"/>
+        </w:tblBorders>
+      </w:tblPr>
+      <w:tblGrid>
+        <w:gridCol w:w="3009"/>
+        <w:gridCol w:w="3009"/>
+        <w:gridCol w:w="3009"/>
+      </w:tblGrid>
+      <w:tr>
+        <w:tc>
+          <w:tcPr>
+            <w:tcW w:type="dxa" w:w="2992"/>
+            <w:shd w:val="clear" w:color="auto" w:fill="1F3864"/>
+          </w:tcPr>
+          <w:p>
+            <w:pPr>
+              <w:jc w:val="center"/>
+            </w:pPr>
+            <w:r>
+              <w:rPr>
+                <w:rFonts w:ascii="맑은 고딕" w:hAnsi="맑은 고딕" w:eastAsia="맑은 고딕"/>
+                <w:b/>
+                <w:color w:val="FFFFFF"/>
+                <w:sz w:val="18"/>
+              </w:rPr>
+              <w:t>항목</w:t>
+            </w:r>
+          </w:p>
+        </w:tc>
+        <w:tc>
+          <w:tcPr>
+            <w:tcW w:type="dxa" w:w="4380"/>
+            <w:shd w:val="clear" w:color="auto" w:fill="1F3864"/>
+          </w:tcPr>
+          <w:p>
+            <w:pPr>
+              <w:jc w:val="center"/>
+            </w:pPr>
+            <w:r>
+              <w:rPr>
+                <w:rFonts w:ascii="맑은 고딕" w:hAnsi="맑은 고딕" w:eastAsia="맑은 고딕"/>
+                <w:b/>
+                <w:color w:val="FFFFFF"/>
+                <w:sz w:val="18"/>
+              </w:rPr>
+              <w:t>설명</w:t>
+            </w:r>
+          </w:p>
+        </w:tc>
+        <w:tc>
+          <w:tcPr>
+            <w:tcW w:type="dxa" w:w="1654"/>
+            <w:shd w:val="clear" w:color="auto" w:fill="1F3864"/>
+          </w:tcPr>
+          <w:p>
+            <w:pPr>
+              <w:jc w:val="center"/>
+            </w:pPr>
+            <w:r>
+              <w:rPr>
+                <w:rFonts w:ascii="맑은 고딕" w:hAnsi="맑은 고딕" w:eastAsia="맑은 고딕"/>
+                <w:b/>
+                <w:color w:val="FFFFFF"/>
+                <w:sz w:val="18"/>
+              </w:rPr>
+              <w:t>기본값 / 예시</w:t>
+            </w:r>
+          </w:p>
+        </w:tc>
+      </w:tr>
+      <w:tr>
+        <w:tc>
+          <w:tcPr>
+            <w:tcW w:type="dxa" w:w="2992"/>
+          </w:tcPr>
+          <w:p>
+            <w:r>
+              <w:rPr>
+                <w:rFonts w:ascii="맑은 고딕" w:hAnsi="맑은 고딕" w:eastAsia="맑은 고딕"/>
+                <w:b/>
+                <w:sz w:val="18"/>
+              </w:rPr>
+              <w:t>카메라 모드</w:t>
+            </w:r>
+          </w:p>
+        </w:tc>
+        <w:tc>
+          <w:tcPr>
+            <w:tcW w:type="dxa" w:w="4380"/>
+          </w:tcPr>
+          <w:p>
+            <w:r>
+              <w:rPr>
+                <w:rFonts w:ascii="맑은 고딕" w:hAnsi="맑은 고딕" w:eastAsia="맑은 고딕"/>
+                <w:b w:val="0"/>
+                <w:sz w:val="18"/>
+              </w:rPr>
+              <w:t>Live: 네트워크 스캔으로 연결 카메라 자동 검출 / Virtual: 카메라 없이 수동 구성</w:t>
+            </w:r>
+          </w:p>
+        </w:tc>
+        <w:tc>
+          <w:tcPr>
+            <w:tcW w:type="dxa" w:w="1654"/>
+          </w:tcPr>
+          <w:p>
+            <w:pPr>
+              <w:jc w:val="center"/>
+            </w:pPr>
+            <w:r>
+              <w:rPr>
+                <w:rFonts w:ascii="맑은 고딕" w:hAnsi="맑은 고딕" w:eastAsia="맑은 고딕"/>
+                <w:b w:val="0"/>
+                <w:sz w:val="18"/>
+              </w:rPr>
+              <w:t>Virtual</w:t>
+            </w:r>
+          </w:p>
+        </w:tc>
+      </w:tr>
+      <w:tr>
+        <w:tc>
+          <w:tcPr>
+            <w:tcW w:type="dxa" w:w="2992"/>
+          </w:tcPr>
+          <w:p>
+            <w:r>
+              <w:rPr>
+                <w:rFonts w:ascii="맑은 고딕" w:hAnsi="맑은 고딕" w:eastAsia="맑은 고딕"/>
+                <w:b/>
+                <w:sz w:val="18"/>
+              </w:rPr>
+              <w:t>[+ Add Camera]</w:t>
+            </w:r>
+          </w:p>
+        </w:tc>
+        <w:tc>
+          <w:tcPr>
+            <w:tcW w:type="dxa" w:w="4380"/>
+          </w:tcPr>
+          <w:p>
+            <w:r>
+              <w:rPr>
+                <w:rFonts w:ascii="맑은 고딕" w:hAnsi="맑은 고딕" w:eastAsia="맑은 고딕"/>
+                <w:b w:val="0"/>
+                <w:sz w:val="18"/>
+              </w:rPr>
+              <w:t>카메라 항목을 수동으로 추가</w:t>
+            </w:r>
+          </w:p>
+        </w:tc>
+        <w:tc>
+          <w:tcPr>
+            <w:tcW w:type="dxa" w:w="1654"/>
+          </w:tcPr>
+          <w:p>
+            <w:pPr>
+              <w:jc w:val="center"/>
+            </w:pPr>
+            <w:r>
+              <w:rPr>
+                <w:rFonts w:ascii="맑은 고딕" w:hAnsi="맑은 고딕" w:eastAsia="맑은 고딕"/>
+                <w:b w:val="0"/>
+                <w:sz w:val="18"/>
+              </w:rPr>
+              <w:t>—</w:t>
+            </w:r>
+          </w:p>
+        </w:tc>
+      </w:tr>
+      <w:tr>
+        <w:tc>
+          <w:tcPr>
+            <w:tcW w:type="dxa" w:w="2992"/>
+          </w:tcPr>
+          <w:p>
+            <w:r>
+              <w:rPr>
+                <w:rFonts w:ascii="맑은 고딕" w:hAnsi="맑은 고딕" w:eastAsia="맑은 고딕"/>
+                <w:b/>
+                <w:sz w:val="18"/>
+              </w:rPr>
+              <w:t>[Scan Network]</w:t>
+            </w:r>
+          </w:p>
+        </w:tc>
+        <w:tc>
+          <w:tcPr>
+            <w:tcW w:type="dxa" w:w="4380"/>
+          </w:tcPr>
+          <w:p>
+            <w:r>
+              <w:rPr>
+                <w:rFonts w:ascii="맑은 고딕" w:hAnsi="맑은 고딕" w:eastAsia="맑은 고딕"/>
+                <w:b w:val="0"/>
+                <w:sz w:val="18"/>
+              </w:rPr>
+              <w:t>GigE Vision 표준(UDP 3956 브로드캐스트)으로 네트워크 카메라 검색</w:t>
+            </w:r>
+          </w:p>
+        </w:tc>
+        <w:tc>
+          <w:tcPr>
+            <w:tcW w:type="dxa" w:w="1654"/>
+          </w:tcPr>
+          <w:p>
+            <w:pPr>
+              <w:jc w:val="center"/>
+            </w:pPr>
+            <w:r>
+              <w:rPr>
+                <w:rFonts w:ascii="맑은 고딕" w:hAnsi="맑은 고딕" w:eastAsia="맑은 고딕"/>
+                <w:b w:val="0"/>
+                <w:sz w:val="18"/>
+              </w:rPr>
+              <w:t>—</w:t>
+            </w:r>
+          </w:p>
+        </w:tc>
+      </w:tr>
+      <w:tr>
+        <w:tc>
+          <w:tcPr>
+            <w:tcW w:type="dxa" w:w="2992"/>
+          </w:tcPr>
+          <w:p>
+            <w:r>
+              <w:rPr>
+                <w:rFonts w:ascii="맑은 고딕" w:hAnsi="맑은 고딕" w:eastAsia="맑은 고딕"/>
+                <w:b/>
+                <w:sz w:val="18"/>
+              </w:rPr>
+              <w:t>Name / IP</w:t>
+            </w:r>
+          </w:p>
+        </w:tc>
+        <w:tc>
+          <w:tcPr>
+            <w:tcW w:type="dxa" w:w="4380"/>
+          </w:tcPr>
+          <w:p>
+            <w:r>
+              <w:rPr>
+                <w:rFonts w:ascii="맑은 고딕" w:hAnsi="맑은 고딕" w:eastAsia="맑은 고딕"/>
+                <w:b w:val="0"/>
+                <w:sz w:val="18"/>
+              </w:rPr>
+              <w:t>카메라 식별 이름 / IP 주소</w:t>
+            </w:r>
+          </w:p>
+        </w:tc>
+        <w:tc>
+          <w:tcPr>
+            <w:tcW w:type="dxa" w:w="1654"/>
+          </w:tcPr>
+          <w:p>
+            <w:pPr>
+              <w:jc w:val="center"/>
+            </w:pPr>
+            <w:r>
+              <w:rPr>
+                <w:rFonts w:ascii="맑은 고딕" w:hAnsi="맑은 고딕" w:eastAsia="맑은 고딕"/>
+                <w:b w:val="0"/>
+                <w:sz w:val="18"/>
+              </w:rPr>
+              <w:t>Camera 1 / 192.168.0.101</w:t>
+            </w:r>
+          </w:p>
+        </w:tc>
+      </w:tr>
+      <w:tr>
+        <w:tc>
+          <w:tcPr>
+            <w:tcW w:type="dxa" w:w="2992"/>
+          </w:tcPr>
+          <w:p>
+            <w:r>
+              <w:rPr>
+                <w:rFonts w:ascii="맑은 고딕" w:hAnsi="맑은 고딕" w:eastAsia="맑은 고딕"/>
+                <w:b/>
+                <w:sz w:val="18"/>
+              </w:rPr>
+              <w:t>Camera Type</w:t>
+            </w:r>
+          </w:p>
+        </w:tc>
+        <w:tc>
+          <w:tcPr>
+            <w:tcW w:type="dxa" w:w="4380"/>
+          </w:tcPr>
+          <w:p>
+            <w:r>
+              <w:rPr>
+                <w:rFonts w:ascii="맑은 고딕" w:hAnsi="맑은 고딕" w:eastAsia="맑은 고딕"/>
+                <w:b w:val="0"/>
+                <w:sz w:val="18"/>
+              </w:rPr>
+              <w:t>스캔 방식(AreaScan2D·3D / LineScan2D·3D). 선택에 따라 하단 파라미터 패널 전환</w:t>
+            </w:r>
+          </w:p>
+        </w:tc>
+        <w:tc>
+          <w:tcPr>
+            <w:tcW w:type="dxa" w:w="1654"/>
+          </w:tcPr>
+          <w:p>
+            <w:pPr>
+              <w:jc w:val="center"/>
+            </w:pPr>
+            <w:r>
+              <w:rPr>
+                <w:rFonts w:ascii="맑은 고딕" w:hAnsi="맑은 고딕" w:eastAsia="맑은 고딕"/>
+                <w:b w:val="0"/>
+                <w:sz w:val="18"/>
+              </w:rPr>
+              <w:t>AreaScan2D</w:t>
+            </w:r>
+          </w:p>
+        </w:tc>
+      </w:tr>
+      <w:tr>
+        <w:tc>
+          <w:tcPr>
+            <w:tcW w:type="dxa" w:w="2992"/>
+          </w:tcPr>
+          <w:p>
+            <w:r>
+              <w:rPr>
+                <w:rFonts w:ascii="맑은 고딕" w:hAnsi="맑은 고딕" w:eastAsia="맑은 고딕"/>
+                <w:b/>
+                <w:sz w:val="18"/>
+              </w:rPr>
+              <w:t>Manufacturer</w:t>
+            </w:r>
+          </w:p>
+        </w:tc>
+        <w:tc>
+          <w:tcPr>
+            <w:tcW w:type="dxa" w:w="4380"/>
+          </w:tcPr>
+          <w:p>
+            <w:r>
+              <w:rPr>
+                <w:rFonts w:ascii="맑은 고딕" w:hAnsi="맑은 고딕" w:eastAsia="맑은 고딕"/>
+                <w:b w:val="0"/>
+                <w:sz w:val="18"/>
+              </w:rPr>
+              <w:t>제조사. Matrox·Dalsa 선택 시 Frame Grabber(MIL) 패널 표시</w:t>
+            </w:r>
+          </w:p>
+        </w:tc>
+        <w:tc>
+          <w:tcPr>
+            <w:tcW w:type="dxa" w:w="1654"/>
+          </w:tcPr>
+          <w:p>
+            <w:pPr>
+              <w:jc w:val="center"/>
+            </w:pPr>
+            <w:r>
+              <w:rPr>
+                <w:rFonts w:ascii="맑은 고딕" w:hAnsi="맑은 고딕" w:eastAsia="맑은 고딕"/>
+                <w:b w:val="0"/>
+                <w:sz w:val="18"/>
+              </w:rPr>
+              <w:t>HIK</w:t>
+            </w:r>
+          </w:p>
+        </w:tc>
+      </w:tr>
+      <w:tr>
+        <w:tc>
+          <w:tcPr>
+            <w:tcW w:type="dxa" w:w="2992"/>
+          </w:tcPr>
+          <w:p>
+            <w:r>
+              <w:rPr>
+                <w:rFonts w:ascii="맑은 고딕" w:hAnsi="맑은 고딕" w:eastAsia="맑은 고딕"/>
+                <w:b/>
+                <w:sz w:val="18"/>
+              </w:rPr>
+              <w:t>〈Area Scan〉 Exposure(μs) / Gain</w:t>
+            </w:r>
+          </w:p>
+        </w:tc>
+        <w:tc>
+          <w:tcPr>
+            <w:tcW w:type="dxa" w:w="4380"/>
+          </w:tcPr>
+          <w:p>
+            <w:r>
+              <w:rPr>
+                <w:rFonts w:ascii="맑은 고딕" w:hAnsi="맑은 고딕" w:eastAsia="맑은 고딕"/>
+                <w:b w:val="0"/>
+                <w:sz w:val="18"/>
+              </w:rPr>
+              <w:t>노출 시간 / 게인</w:t>
+            </w:r>
+          </w:p>
+        </w:tc>
+        <w:tc>
+          <w:tcPr>
+            <w:tcW w:type="dxa" w:w="1654"/>
+          </w:tcPr>
+          <w:p>
+            <w:pPr>
+              <w:jc w:val="center"/>
+            </w:pPr>
+            <w:r>
+              <w:rPr>
+                <w:rFonts w:ascii="맑은 고딕" w:hAnsi="맑은 고딕" w:eastAsia="맑은 고딕"/>
+                <w:b w:val="0"/>
+                <w:sz w:val="18"/>
+              </w:rPr>
+              <w:t>5000 / 1.0</w:t>
+            </w:r>
+          </w:p>
+        </w:tc>
+      </w:tr>
+      <w:tr>
+        <w:tc>
+          <w:tcPr>
+            <w:tcW w:type="dxa" w:w="2992"/>
+          </w:tcPr>
+          <w:p>
+            <w:r>
+              <w:rPr>
+                <w:rFonts w:ascii="맑은 고딕" w:hAnsi="맑은 고딕" w:eastAsia="맑은 고딕"/>
+                <w:b/>
+                <w:sz w:val="18"/>
+              </w:rPr>
+              <w:t>〈Line Scan〉 Trigger / Line Rate / Scan Length</w:t>
+            </w:r>
+          </w:p>
+        </w:tc>
+        <w:tc>
+          <w:tcPr>
+            <w:tcW w:type="dxa" w:w="4380"/>
+          </w:tcPr>
+          <w:p>
+            <w:r>
+              <w:rPr>
+                <w:rFonts w:ascii="맑은 고딕" w:hAnsi="맑은 고딕" w:eastAsia="맑은 고딕"/>
+                <w:b w:val="0"/>
+                <w:sz w:val="18"/>
+              </w:rPr>
+              <w:t>트리거 소스(Internal·Encoder) / 라인 레이트(Hz) / 스캔 길이</w:t>
+            </w:r>
+          </w:p>
+        </w:tc>
+        <w:tc>
+          <w:tcPr>
+            <w:tcW w:type="dxa" w:w="1654"/>
+          </w:tcPr>
+          <w:p>
+            <w:pPr>
+              <w:jc w:val="center"/>
+            </w:pPr>
+            <w:r>
+              <w:rPr>
+                <w:rFonts w:ascii="맑은 고딕" w:hAnsi="맑은 고딕" w:eastAsia="맑은 고딕"/>
+                <w:b w:val="0"/>
+                <w:sz w:val="18"/>
+              </w:rPr>
+              <w:t>Internal / 10000 / 4096</w:t>
+            </w:r>
+          </w:p>
+        </w:tc>
+      </w:tr>
+      <w:tr>
+        <w:tc>
+          <w:tcPr>
+            <w:tcW w:type="dxa" w:w="2992"/>
+          </w:tcPr>
+          <w:p>
+            <w:r>
+              <w:rPr>
+                <w:rFonts w:ascii="맑은 고딕" w:hAnsi="맑은 고딕" w:eastAsia="맑은 고딕"/>
+                <w:b/>
+                <w:sz w:val="18"/>
+              </w:rPr>
+              <w:t>〈Line Scan·Encoder〉 Encoder Res(P/mm)</w:t>
+            </w:r>
+          </w:p>
+        </w:tc>
+        <w:tc>
+          <w:tcPr>
+            <w:tcW w:type="dxa" w:w="4380"/>
+          </w:tcPr>
+          <w:p>
+            <w:r>
+              <w:rPr>
+                <w:rFonts w:ascii="맑은 고딕" w:hAnsi="맑은 고딕" w:eastAsia="맑은 고딕"/>
+                <w:b w:val="0"/>
+                <w:sz w:val="18"/>
+              </w:rPr>
+              <w:t>트리거가 Encoder일 때 표시 — 엔코더 해상도</w:t>
+            </w:r>
+          </w:p>
+        </w:tc>
+        <w:tc>
+          <w:tcPr>
+            <w:tcW w:type="dxa" w:w="1654"/>
+          </w:tcPr>
+          <w:p>
+            <w:pPr>
+              <w:jc w:val="center"/>
+            </w:pPr>
+            <w:r>
+              <w:rPr>
+                <w:rFonts w:ascii="맑은 고딕" w:hAnsi="맑은 고딕" w:eastAsia="맑은 고딕"/>
+                <w:b w:val="0"/>
+                <w:sz w:val="18"/>
+              </w:rPr>
+              <w:t>10.0</w:t>
+            </w:r>
+          </w:p>
+        </w:tc>
+      </w:tr>
+      <w:tr>
+        <w:tc>
+          <w:tcPr>
+            <w:tcW w:type="dxa" w:w="2992"/>
+          </w:tcPr>
+          <w:p>
+            <w:r>
+              <w:rPr>
+                <w:rFonts w:ascii="맑은 고딕" w:hAnsi="맑은 고딕" w:eastAsia="맑은 고딕"/>
+                <w:b/>
+                <w:sz w:val="18"/>
+              </w:rPr>
+              <w:t>〈3D〉 Capture Mode / Filter / Z Min·Max(mm)</w:t>
+            </w:r>
+          </w:p>
+        </w:tc>
+        <w:tc>
+          <w:tcPr>
+            <w:tcW w:type="dxa" w:w="4380"/>
+          </w:tcPr>
+          <w:p>
+            <w:r>
+              <w:rPr>
+                <w:rFonts w:ascii="맑은 고딕" w:hAnsi="맑은 고딕" w:eastAsia="맑은 고딕"/>
+                <w:b w:val="0"/>
+                <w:sz w:val="18"/>
+              </w:rPr>
+              <w:t>2D·3D 캡처 모드 / 필터 강도 / Z 범위</w:t>
+            </w:r>
+          </w:p>
+        </w:tc>
+        <w:tc>
+          <w:tcPr>
+            <w:tcW w:type="dxa" w:w="1654"/>
+          </w:tcPr>
+          <w:p>
+            <w:pPr>
+              <w:jc w:val="center"/>
+            </w:pPr>
+            <w:r>
+              <w:rPr>
+                <w:rFonts w:ascii="맑은 고딕" w:hAnsi="맑은 고딕" w:eastAsia="맑은 고딕"/>
+                <w:b w:val="0"/>
+                <w:sz w:val="18"/>
+              </w:rPr>
+              <w:t>Both / 3 / 0·1000</w:t>
+            </w:r>
+          </w:p>
+        </w:tc>
+      </w:tr>
+      <w:tr>
+        <w:tc>
+          <w:tcPr>
+            <w:tcW w:type="dxa" w:w="2992"/>
+          </w:tcPr>
+          <w:p>
+            <w:r>
+              <w:rPr>
+                <w:rFonts w:ascii="맑은 고딕" w:hAnsi="맑은 고딕" w:eastAsia="맑은 고딕"/>
+                <w:b/>
+                <w:sz w:val="18"/>
+              </w:rPr>
+              <w:t>〈Frame Grabber〉 Board Type / Board# / Digitizer# / DCF</w:t>
+            </w:r>
+          </w:p>
+        </w:tc>
+        <w:tc>
+          <w:tcPr>
+            <w:tcW w:type="dxa" w:w="4380"/>
+          </w:tcPr>
+          <w:p>
+            <w:r>
+              <w:rPr>
+                <w:rFonts w:ascii="맑은 고딕" w:hAnsi="맑은 고딕" w:eastAsia="맑은 고딕"/>
+                <w:b w:val="0"/>
+                <w:sz w:val="18"/>
+              </w:rPr>
+              <w:t>MIL 보드 타입 / 보드·디지타이저 번호 / Camera Link DCF 파일</w:t>
+            </w:r>
+          </w:p>
+        </w:tc>
+        <w:tc>
+          <w:tcPr>
+            <w:tcW w:type="dxa" w:w="1654"/>
+          </w:tcPr>
+          <w:p>
+            <w:pPr>
+              <w:jc w:val="center"/>
+            </w:pPr>
+            <w:r>
+              <w:rPr>
+                <w:rFonts w:ascii="맑은 고딕" w:hAnsi="맑은 고딕" w:eastAsia="맑은 고딕"/>
+                <w:b w:val="0"/>
+                <w:sz w:val="18"/>
+              </w:rPr>
+              <w:t>SOLIOS / 0 / 0 / —</w:t>
+            </w:r>
+          </w:p>
+        </w:tc>
+      </w:tr>
+    </w:tbl>
+    <w:p>
+      <w:r>
+        <w:rPr>
+          <w:rFonts w:ascii="맑은 고딕" w:hAnsi="맑은 고딕" w:eastAsia="맑은 고딕"/>
+          <w:b w:val="0"/>
+          <w:color w:val="808080"/>
+          <w:sz w:val="16"/>
+        </w:rPr>
+        <w:t>※ 〈 〉 표시 항목은 선택한 카메라 타입·제조사에 해당하는 패널이 나타날 때만 표시됩니다.</w:t>
+      </w:r>
+    </w:p>
+    <w:p>
+      <w:pPr>
         <w:spacing w:after="40" w:before="80"/>
         <w:jc w:val="center"/>
       </w:pPr>
@@ -3114,6 +4390,562 @@
     </w:p>
     <w:p>
       <w:pPr>
+        <w:keepNext/>
+      </w:pPr>
+      <w:r>
+        <w:rPr>
+          <w:rFonts w:ascii="맑은 고딕" w:hAnsi="맑은 고딕" w:eastAsia="맑은 고딕"/>
+          <w:b/>
+          <w:sz w:val="22"/>
+        </w:rPr>
+        <w:t>■ 4단계 입력 항목 상세</w:t>
+      </w:r>
+    </w:p>
+    <w:tbl>
+      <w:tblPr>
+        <w:tblW w:type="auto" w:w="0"/>
+        <w:jc w:val="center"/>
+        <w:tblLook w:firstColumn="1" w:firstRow="1" w:lastColumn="0" w:lastRow="0" w:noHBand="0" w:noVBand="1" w:val="04A0"/>
+        <w:tblBorders>
+          <w:top w:val="single" w:sz="4" w:space="0" w:color="BFBFBF"/>
+          <w:left w:val="single" w:sz="4" w:space="0" w:color="BFBFBF"/>
+          <w:bottom w:val="single" w:sz="4" w:space="0" w:color="BFBFBF"/>
+          <w:right w:val="single" w:sz="4" w:space="0" w:color="BFBFBF"/>
+          <w:insideH w:val="single" w:sz="4" w:space="0" w:color="BFBFBF"/>
+          <w:insideV w:val="single" w:sz="4" w:space="0" w:color="BFBFBF"/>
+        </w:tblBorders>
+      </w:tblPr>
+      <w:tblGrid>
+        <w:gridCol w:w="3009"/>
+        <w:gridCol w:w="3009"/>
+        <w:gridCol w:w="3009"/>
+      </w:tblGrid>
+      <w:tr>
+        <w:tc>
+          <w:tcPr>
+            <w:tcW w:type="dxa" w:w="2992"/>
+            <w:shd w:val="clear" w:color="auto" w:fill="1F3864"/>
+          </w:tcPr>
+          <w:p>
+            <w:pPr>
+              <w:jc w:val="center"/>
+            </w:pPr>
+            <w:r>
+              <w:rPr>
+                <w:rFonts w:ascii="맑은 고딕" w:hAnsi="맑은 고딕" w:eastAsia="맑은 고딕"/>
+                <w:b/>
+                <w:color w:val="FFFFFF"/>
+                <w:sz w:val="18"/>
+              </w:rPr>
+              <w:t>항목</w:t>
+            </w:r>
+          </w:p>
+        </w:tc>
+        <w:tc>
+          <w:tcPr>
+            <w:tcW w:type="dxa" w:w="4380"/>
+            <w:shd w:val="clear" w:color="auto" w:fill="1F3864"/>
+          </w:tcPr>
+          <w:p>
+            <w:pPr>
+              <w:jc w:val="center"/>
+            </w:pPr>
+            <w:r>
+              <w:rPr>
+                <w:rFonts w:ascii="맑은 고딕" w:hAnsi="맑은 고딕" w:eastAsia="맑은 고딕"/>
+                <w:b/>
+                <w:color w:val="FFFFFF"/>
+                <w:sz w:val="18"/>
+              </w:rPr>
+              <w:t>설명</w:t>
+            </w:r>
+          </w:p>
+        </w:tc>
+        <w:tc>
+          <w:tcPr>
+            <w:tcW w:type="dxa" w:w="1654"/>
+            <w:shd w:val="clear" w:color="auto" w:fill="1F3864"/>
+          </w:tcPr>
+          <w:p>
+            <w:pPr>
+              <w:jc w:val="center"/>
+            </w:pPr>
+            <w:r>
+              <w:rPr>
+                <w:rFonts w:ascii="맑은 고딕" w:hAnsi="맑은 고딕" w:eastAsia="맑은 고딕"/>
+                <w:b/>
+                <w:color w:val="FFFFFF"/>
+                <w:sz w:val="18"/>
+              </w:rPr>
+              <w:t>기본값 / 예시</w:t>
+            </w:r>
+          </w:p>
+        </w:tc>
+      </w:tr>
+      <w:tr>
+        <w:tc>
+          <w:tcPr>
+            <w:tcW w:type="dxa" w:w="2992"/>
+          </w:tcPr>
+          <w:p>
+            <w:r>
+              <w:rPr>
+                <w:rFonts w:ascii="맑은 고딕" w:hAnsi="맑은 고딕" w:eastAsia="맑은 고딕"/>
+                <w:b/>
+                <w:sz w:val="18"/>
+              </w:rPr>
+              <w:t>PLC Vendor</w:t>
+            </w:r>
+          </w:p>
+        </w:tc>
+        <w:tc>
+          <w:tcPr>
+            <w:tcW w:type="dxa" w:w="4380"/>
+          </w:tcPr>
+          <w:p>
+            <w:r>
+              <w:rPr>
+                <w:rFonts w:ascii="맑은 고딕" w:hAnsi="맑은 고딕" w:eastAsia="맑은 고딕"/>
+                <w:b w:val="0"/>
+                <w:sz w:val="18"/>
+              </w:rPr>
+              <w:t>Mitsubishi / Siemens / LS Electric / Omron / Modbus TCP / None</w:t>
+            </w:r>
+          </w:p>
+        </w:tc>
+        <w:tc>
+          <w:tcPr>
+            <w:tcW w:type="dxa" w:w="1654"/>
+          </w:tcPr>
+          <w:p>
+            <w:pPr>
+              <w:jc w:val="center"/>
+            </w:pPr>
+            <w:r>
+              <w:rPr>
+                <w:rFonts w:ascii="맑은 고딕" w:hAnsi="맑은 고딕" w:eastAsia="맑은 고딕"/>
+                <w:b w:val="0"/>
+                <w:sz w:val="18"/>
+              </w:rPr>
+              <w:t>None</w:t>
+            </w:r>
+          </w:p>
+        </w:tc>
+      </w:tr>
+      <w:tr>
+        <w:tc>
+          <w:tcPr>
+            <w:tcW w:type="dxa" w:w="2992"/>
+          </w:tcPr>
+          <w:p>
+            <w:r>
+              <w:rPr>
+                <w:rFonts w:ascii="맑은 고딕" w:hAnsi="맑은 고딕" w:eastAsia="맑은 고딕"/>
+                <w:b/>
+                <w:sz w:val="18"/>
+              </w:rPr>
+              <w:t>Communication Type</w:t>
+            </w:r>
+          </w:p>
+        </w:tc>
+        <w:tc>
+          <w:tcPr>
+            <w:tcW w:type="dxa" w:w="4380"/>
+          </w:tcPr>
+          <w:p>
+            <w:r>
+              <w:rPr>
+                <w:rFonts w:ascii="맑은 고딕" w:hAnsi="맑은 고딕" w:eastAsia="맑은 고딕"/>
+                <w:b w:val="0"/>
+                <w:sz w:val="18"/>
+              </w:rPr>
+              <w:t>통신 방식(Ethernet / Serial 등)</w:t>
+            </w:r>
+          </w:p>
+        </w:tc>
+        <w:tc>
+          <w:tcPr>
+            <w:tcW w:type="dxa" w:w="1654"/>
+          </w:tcPr>
+          <w:p>
+            <w:pPr>
+              <w:jc w:val="center"/>
+            </w:pPr>
+            <w:r>
+              <w:rPr>
+                <w:rFonts w:ascii="맑은 고딕" w:hAnsi="맑은 고딕" w:eastAsia="맑은 고딕"/>
+                <w:b w:val="0"/>
+                <w:sz w:val="18"/>
+              </w:rPr>
+              <w:t>Ethernet</w:t>
+            </w:r>
+          </w:p>
+        </w:tc>
+      </w:tr>
+      <w:tr>
+        <w:tc>
+          <w:tcPr>
+            <w:tcW w:type="dxa" w:w="2992"/>
+          </w:tcPr>
+          <w:p>
+            <w:r>
+              <w:rPr>
+                <w:rFonts w:ascii="맑은 고딕" w:hAnsi="맑은 고딕" w:eastAsia="맑은 고딕"/>
+                <w:b/>
+                <w:sz w:val="18"/>
+              </w:rPr>
+              <w:t>〈Ethernet〉 PLC IP Address / PLC Port</w:t>
+            </w:r>
+          </w:p>
+        </w:tc>
+        <w:tc>
+          <w:tcPr>
+            <w:tcW w:type="dxa" w:w="4380"/>
+          </w:tcPr>
+          <w:p>
+            <w:r>
+              <w:rPr>
+                <w:rFonts w:ascii="맑은 고딕" w:hAnsi="맑은 고딕" w:eastAsia="맑은 고딕"/>
+                <w:b w:val="0"/>
+                <w:sz w:val="18"/>
+              </w:rPr>
+              <w:t>PLC IP 주소 / 포트</w:t>
+            </w:r>
+          </w:p>
+        </w:tc>
+        <w:tc>
+          <w:tcPr>
+            <w:tcW w:type="dxa" w:w="1654"/>
+          </w:tcPr>
+          <w:p>
+            <w:pPr>
+              <w:jc w:val="center"/>
+            </w:pPr>
+            <w:r>
+              <w:rPr>
+                <w:rFonts w:ascii="맑은 고딕" w:hAnsi="맑은 고딕" w:eastAsia="맑은 고딕"/>
+                <w:b w:val="0"/>
+                <w:sz w:val="18"/>
+              </w:rPr>
+              <w:t>192.168.0.100 / 502</w:t>
+            </w:r>
+          </w:p>
+        </w:tc>
+      </w:tr>
+      <w:tr>
+        <w:tc>
+          <w:tcPr>
+            <w:tcW w:type="dxa" w:w="2992"/>
+          </w:tcPr>
+          <w:p>
+            <w:r>
+              <w:rPr>
+                <w:rFonts w:ascii="맑은 고딕" w:hAnsi="맑은 고딕" w:eastAsia="맑은 고딕"/>
+                <w:b/>
+                <w:sz w:val="18"/>
+              </w:rPr>
+              <w:t>〈Modbus 벤더〉 Modbus Unit ID</w:t>
+            </w:r>
+          </w:p>
+        </w:tc>
+        <w:tc>
+          <w:tcPr>
+            <w:tcW w:type="dxa" w:w="4380"/>
+          </w:tcPr>
+          <w:p>
+            <w:r>
+              <w:rPr>
+                <w:rFonts w:ascii="맑은 고딕" w:hAnsi="맑은 고딕" w:eastAsia="맑은 고딕"/>
+                <w:b w:val="0"/>
+                <w:sz w:val="18"/>
+              </w:rPr>
+              <w:t>Modbus 슬레이브 ID(1–255)</w:t>
+            </w:r>
+          </w:p>
+        </w:tc>
+        <w:tc>
+          <w:tcPr>
+            <w:tcW w:type="dxa" w:w="1654"/>
+          </w:tcPr>
+          <w:p>
+            <w:pPr>
+              <w:jc w:val="center"/>
+            </w:pPr>
+            <w:r>
+              <w:rPr>
+                <w:rFonts w:ascii="맑은 고딕" w:hAnsi="맑은 고딕" w:eastAsia="맑은 고딕"/>
+                <w:b w:val="0"/>
+                <w:sz w:val="18"/>
+              </w:rPr>
+              <w:t>255</w:t>
+            </w:r>
+          </w:p>
+        </w:tc>
+      </w:tr>
+      <w:tr>
+        <w:tc>
+          <w:tcPr>
+            <w:tcW w:type="dxa" w:w="2992"/>
+          </w:tcPr>
+          <w:p>
+            <w:r>
+              <w:rPr>
+                <w:rFonts w:ascii="맑은 고딕" w:hAnsi="맑은 고딕" w:eastAsia="맑은 고딕"/>
+                <w:b/>
+                <w:sz w:val="18"/>
+              </w:rPr>
+              <w:t>〈Serial〉 Port / Baud / Data / Parity / Stop</w:t>
+            </w:r>
+          </w:p>
+        </w:tc>
+        <w:tc>
+          <w:tcPr>
+            <w:tcW w:type="dxa" w:w="4380"/>
+          </w:tcPr>
+          <w:p>
+            <w:r>
+              <w:rPr>
+                <w:rFonts w:ascii="맑은 고딕" w:hAnsi="맑은 고딕" w:eastAsia="맑은 고딕"/>
+                <w:b w:val="0"/>
+                <w:sz w:val="18"/>
+              </w:rPr>
+              <w:t>시리얼 포트 파라미터</w:t>
+            </w:r>
+          </w:p>
+        </w:tc>
+        <w:tc>
+          <w:tcPr>
+            <w:tcW w:type="dxa" w:w="1654"/>
+          </w:tcPr>
+          <w:p>
+            <w:pPr>
+              <w:jc w:val="center"/>
+            </w:pPr>
+            <w:r>
+              <w:rPr>
+                <w:rFonts w:ascii="맑은 고딕" w:hAnsi="맑은 고딕" w:eastAsia="맑은 고딕"/>
+                <w:b w:val="0"/>
+                <w:sz w:val="18"/>
+              </w:rPr>
+              <w:t>COM1 / 115200 / 8 / None / One</w:t>
+            </w:r>
+          </w:p>
+        </w:tc>
+      </w:tr>
+      <w:tr>
+        <w:tc>
+          <w:tcPr>
+            <w:tcW w:type="dxa" w:w="2992"/>
+          </w:tcPr>
+          <w:p>
+            <w:r>
+              <w:rPr>
+                <w:rFonts w:ascii="맑은 고딕" w:hAnsi="맑은 고딕" w:eastAsia="맑은 고딕"/>
+                <w:b/>
+                <w:sz w:val="18"/>
+              </w:rPr>
+              <w:t>Polling Interval(ms)</w:t>
+            </w:r>
+          </w:p>
+        </w:tc>
+        <w:tc>
+          <w:tcPr>
+            <w:tcW w:type="dxa" w:w="4380"/>
+          </w:tcPr>
+          <w:p>
+            <w:r>
+              <w:rPr>
+                <w:rFonts w:ascii="맑은 고딕" w:hAnsi="맑은 고딕" w:eastAsia="맑은 고딕"/>
+                <w:b w:val="0"/>
+                <w:sz w:val="18"/>
+              </w:rPr>
+              <w:t>PLC 폴링 주기</w:t>
+            </w:r>
+          </w:p>
+        </w:tc>
+        <w:tc>
+          <w:tcPr>
+            <w:tcW w:type="dxa" w:w="1654"/>
+          </w:tcPr>
+          <w:p>
+            <w:pPr>
+              <w:jc w:val="center"/>
+            </w:pPr>
+            <w:r>
+              <w:rPr>
+                <w:rFonts w:ascii="맑은 고딕" w:hAnsi="맑은 고딕" w:eastAsia="맑은 고딕"/>
+                <w:b w:val="0"/>
+                <w:sz w:val="18"/>
+              </w:rPr>
+              <w:t>20</w:t>
+            </w:r>
+          </w:p>
+        </w:tc>
+      </w:tr>
+      <w:tr>
+        <w:tc>
+          <w:tcPr>
+            <w:tcW w:type="dxa" w:w="2992"/>
+          </w:tcPr>
+          <w:p>
+            <w:r>
+              <w:rPr>
+                <w:rFonts w:ascii="맑은 고딕" w:hAnsi="맑은 고딕" w:eastAsia="맑은 고딕"/>
+                <w:b/>
+                <w:sz w:val="18"/>
+              </w:rPr>
+              <w:t>Use Heartbeat / Heartbeat Address</w:t>
+            </w:r>
+          </w:p>
+        </w:tc>
+        <w:tc>
+          <w:tcPr>
+            <w:tcW w:type="dxa" w:w="4380"/>
+          </w:tcPr>
+          <w:p>
+            <w:r>
+              <w:rPr>
+                <w:rFonts w:ascii="맑은 고딕" w:hAnsi="맑은 고딕" w:eastAsia="맑은 고딕"/>
+                <w:b w:val="0"/>
+                <w:sz w:val="18"/>
+              </w:rPr>
+              <w:t>하트비트 감시 사용 / 주소(예: D100)</w:t>
+            </w:r>
+          </w:p>
+        </w:tc>
+        <w:tc>
+          <w:tcPr>
+            <w:tcW w:type="dxa" w:w="1654"/>
+          </w:tcPr>
+          <w:p>
+            <w:pPr>
+              <w:jc w:val="center"/>
+            </w:pPr>
+            <w:r>
+              <w:rPr>
+                <w:rFonts w:ascii="맑은 고딕" w:hAnsi="맑은 고딕" w:eastAsia="맑은 고딕"/>
+                <w:b w:val="0"/>
+                <w:sz w:val="18"/>
+              </w:rPr>
+              <w:t>해제 / —</w:t>
+            </w:r>
+          </w:p>
+        </w:tc>
+      </w:tr>
+      <w:tr>
+        <w:tc>
+          <w:tcPr>
+            <w:tcW w:type="dxa" w:w="2992"/>
+          </w:tcPr>
+          <w:p>
+            <w:r>
+              <w:rPr>
+                <w:rFonts w:ascii="맑은 고딕" w:hAnsi="맑은 고딕" w:eastAsia="맑은 고딕"/>
+                <w:b/>
+                <w:sz w:val="18"/>
+              </w:rPr>
+              <w:t>Auto Reconnect</w:t>
+            </w:r>
+          </w:p>
+        </w:tc>
+        <w:tc>
+          <w:tcPr>
+            <w:tcW w:type="dxa" w:w="4380"/>
+          </w:tcPr>
+          <w:p>
+            <w:r>
+              <w:rPr>
+                <w:rFonts w:ascii="맑은 고딕" w:hAnsi="맑은 고딕" w:eastAsia="맑은 고딕"/>
+                <w:b w:val="0"/>
+                <w:sz w:val="18"/>
+              </w:rPr>
+              <w:t>연결 끊김 시 자동 재접속</w:t>
+            </w:r>
+          </w:p>
+        </w:tc>
+        <w:tc>
+          <w:tcPr>
+            <w:tcW w:type="dxa" w:w="1654"/>
+          </w:tcPr>
+          <w:p>
+            <w:pPr>
+              <w:jc w:val="center"/>
+            </w:pPr>
+            <w:r>
+              <w:rPr>
+                <w:rFonts w:ascii="맑은 고딕" w:hAnsi="맑은 고딕" w:eastAsia="맑은 고딕"/>
+                <w:b w:val="0"/>
+                <w:sz w:val="18"/>
+              </w:rPr>
+              <w:t>사용</w:t>
+            </w:r>
+          </w:p>
+        </w:tc>
+      </w:tr>
+      <w:tr>
+        <w:tc>
+          <w:tcPr>
+            <w:tcW w:type="dxa" w:w="2992"/>
+          </w:tcPr>
+          <w:p>
+            <w:r>
+              <w:rPr>
+                <w:rFonts w:ascii="맑은 고딕" w:hAnsi="맑은 고딕" w:eastAsia="맑은 고딕"/>
+                <w:b/>
+                <w:sz w:val="18"/>
+              </w:rPr>
+              <w:t>Write Mode / Endian Mode</w:t>
+            </w:r>
+          </w:p>
+        </w:tc>
+        <w:tc>
+          <w:tcPr>
+            <w:tcW w:type="dxa" w:w="4380"/>
+          </w:tcPr>
+          <w:p>
+            <w:r>
+              <w:rPr>
+                <w:rFonts w:ascii="맑은 고딕" w:hAnsi="맑은 고딕" w:eastAsia="맑은 고딕"/>
+                <w:b w:val="0"/>
+                <w:sz w:val="18"/>
+              </w:rPr>
+              <w:t>데이터 쓰기 모드 / 워드 바이트 순서</w:t>
+            </w:r>
+          </w:p>
+        </w:tc>
+        <w:tc>
+          <w:tcPr>
+            <w:tcW w:type="dxa" w:w="1654"/>
+          </w:tcPr>
+          <w:p>
+            <w:pPr>
+              <w:jc w:val="center"/>
+            </w:pPr>
+            <w:r>
+              <w:rPr>
+                <w:rFonts w:ascii="맑은 고딕" w:hAnsi="맑은 고딕" w:eastAsia="맑은 고딕"/>
+                <w:b w:val="0"/>
+                <w:sz w:val="18"/>
+              </w:rPr>
+              <w:t>Handshake / LittleEndian</w:t>
+            </w:r>
+          </w:p>
+        </w:tc>
+      </w:tr>
+    </w:tbl>
+    <w:p>
+      <w:r>
+        <w:rPr>
+          <w:rFonts w:ascii="맑은 고딕" w:hAnsi="맑은 고딕" w:eastAsia="맑은 고딕"/>
+          <w:b w:val="0"/>
+          <w:color w:val="808080"/>
+          <w:sz w:val="16"/>
+        </w:rPr>
+        <w:t>※ 통신 타입이 Serial이면 IP·Port 대신 시리얼 포트 항목이, Modbus 벤더면 Modbus Unit ID가 표시됩니다.</w:t>
+      </w:r>
+    </w:p>
+    <w:p>
+      <w:pPr>
         <w:spacing w:after="40" w:before="80"/>
         <w:jc w:val="center"/>
       </w:pPr>
@@ -3176,6 +5008,412 @@
     </w:p>
     <w:p>
       <w:pPr>
+        <w:keepNext/>
+      </w:pPr>
+      <w:r>
+        <w:rPr>
+          <w:rFonts w:ascii="맑은 고딕" w:hAnsi="맑은 고딕" w:eastAsia="맑은 고딕"/>
+          <w:b/>
+          <w:sz w:val="22"/>
+        </w:rPr>
+        <w:t>■ 5단계 입력 항목 상세</w:t>
+      </w:r>
+    </w:p>
+    <w:tbl>
+      <w:tblPr>
+        <w:tblW w:type="auto" w:w="0"/>
+        <w:jc w:val="center"/>
+        <w:tblLook w:firstColumn="1" w:firstRow="1" w:lastColumn="0" w:lastRow="0" w:noHBand="0" w:noVBand="1" w:val="04A0"/>
+        <w:tblBorders>
+          <w:top w:val="single" w:sz="4" w:space="0" w:color="BFBFBF"/>
+          <w:left w:val="single" w:sz="4" w:space="0" w:color="BFBFBF"/>
+          <w:bottom w:val="single" w:sz="4" w:space="0" w:color="BFBFBF"/>
+          <w:right w:val="single" w:sz="4" w:space="0" w:color="BFBFBF"/>
+          <w:insideH w:val="single" w:sz="4" w:space="0" w:color="BFBFBF"/>
+          <w:insideV w:val="single" w:sz="4" w:space="0" w:color="BFBFBF"/>
+        </w:tblBorders>
+      </w:tblPr>
+      <w:tblGrid>
+        <w:gridCol w:w="3009"/>
+        <w:gridCol w:w="3009"/>
+        <w:gridCol w:w="3009"/>
+      </w:tblGrid>
+      <w:tr>
+        <w:tc>
+          <w:tcPr>
+            <w:tcW w:type="dxa" w:w="2992"/>
+            <w:shd w:val="clear" w:color="auto" w:fill="1F3864"/>
+          </w:tcPr>
+          <w:p>
+            <w:pPr>
+              <w:jc w:val="center"/>
+            </w:pPr>
+            <w:r>
+              <w:rPr>
+                <w:rFonts w:ascii="맑은 고딕" w:hAnsi="맑은 고딕" w:eastAsia="맑은 고딕"/>
+                <w:b/>
+                <w:color w:val="FFFFFF"/>
+                <w:sz w:val="18"/>
+              </w:rPr>
+              <w:t>항목</w:t>
+            </w:r>
+          </w:p>
+        </w:tc>
+        <w:tc>
+          <w:tcPr>
+            <w:tcW w:type="dxa" w:w="4380"/>
+            <w:shd w:val="clear" w:color="auto" w:fill="1F3864"/>
+          </w:tcPr>
+          <w:p>
+            <w:pPr>
+              <w:jc w:val="center"/>
+            </w:pPr>
+            <w:r>
+              <w:rPr>
+                <w:rFonts w:ascii="맑은 고딕" w:hAnsi="맑은 고딕" w:eastAsia="맑은 고딕"/>
+                <w:b/>
+                <w:color w:val="FFFFFF"/>
+                <w:sz w:val="18"/>
+              </w:rPr>
+              <w:t>설명</w:t>
+            </w:r>
+          </w:p>
+        </w:tc>
+        <w:tc>
+          <w:tcPr>
+            <w:tcW w:type="dxa" w:w="1654"/>
+            <w:shd w:val="clear" w:color="auto" w:fill="1F3864"/>
+          </w:tcPr>
+          <w:p>
+            <w:pPr>
+              <w:jc w:val="center"/>
+            </w:pPr>
+            <w:r>
+              <w:rPr>
+                <w:rFonts w:ascii="맑은 고딕" w:hAnsi="맑은 고딕" w:eastAsia="맑은 고딕"/>
+                <w:b/>
+                <w:color w:val="FFFFFF"/>
+                <w:sz w:val="18"/>
+              </w:rPr>
+              <w:t>기본값 / 예시</w:t>
+            </w:r>
+          </w:p>
+        </w:tc>
+      </w:tr>
+      <w:tr>
+        <w:tc>
+          <w:tcPr>
+            <w:tcW w:type="dxa" w:w="2992"/>
+          </w:tcPr>
+          <w:p>
+            <w:r>
+              <w:rPr>
+                <w:rFonts w:ascii="맑은 고딕" w:hAnsi="맑은 고딕" w:eastAsia="맑은 고딕"/>
+                <w:b/>
+                <w:sz w:val="18"/>
+              </w:rPr>
+              <w:t>Enable Robot Integration</w:t>
+            </w:r>
+          </w:p>
+        </w:tc>
+        <w:tc>
+          <w:tcPr>
+            <w:tcW w:type="dxa" w:w="4380"/>
+          </w:tcPr>
+          <w:p>
+            <w:r>
+              <w:rPr>
+                <w:rFonts w:ascii="맑은 고딕" w:hAnsi="맑은 고딕" w:eastAsia="맑은 고딕"/>
+                <w:b w:val="0"/>
+                <w:sz w:val="18"/>
+              </w:rPr>
+              <w:t>멀티뷰 3D 스캔용 로봇 사용 활성화. 해제 시 이하 항목 숨김</w:t>
+            </w:r>
+          </w:p>
+        </w:tc>
+        <w:tc>
+          <w:tcPr>
+            <w:tcW w:type="dxa" w:w="1654"/>
+          </w:tcPr>
+          <w:p>
+            <w:pPr>
+              <w:jc w:val="center"/>
+            </w:pPr>
+            <w:r>
+              <w:rPr>
+                <w:rFonts w:ascii="맑은 고딕" w:hAnsi="맑은 고딕" w:eastAsia="맑은 고딕"/>
+                <w:b w:val="0"/>
+                <w:sz w:val="18"/>
+              </w:rPr>
+              <w:t>해제</w:t>
+            </w:r>
+          </w:p>
+        </w:tc>
+      </w:tr>
+      <w:tr>
+        <w:tc>
+          <w:tcPr>
+            <w:tcW w:type="dxa" w:w="2992"/>
+          </w:tcPr>
+          <w:p>
+            <w:r>
+              <w:rPr>
+                <w:rFonts w:ascii="맑은 고딕" w:hAnsi="맑은 고딕" w:eastAsia="맑은 고딕"/>
+                <w:b/>
+                <w:sz w:val="18"/>
+              </w:rPr>
+              <w:t>Robot Vendor</w:t>
+            </w:r>
+          </w:p>
+        </w:tc>
+        <w:tc>
+          <w:tcPr>
+            <w:tcW w:type="dxa" w:w="4380"/>
+          </w:tcPr>
+          <w:p>
+            <w:r>
+              <w:rPr>
+                <w:rFonts w:ascii="맑은 고딕" w:hAnsi="맑은 고딕" w:eastAsia="맑은 고딕"/>
+                <w:b w:val="0"/>
+                <w:sz w:val="18"/>
+              </w:rPr>
+              <w:t>UR / Doosan / Jaka / ABB / Fanuc. 선택 시 Euler 규약·포트 자동 설정</w:t>
+            </w:r>
+          </w:p>
+        </w:tc>
+        <w:tc>
+          <w:tcPr>
+            <w:tcW w:type="dxa" w:w="1654"/>
+          </w:tcPr>
+          <w:p>
+            <w:pPr>
+              <w:jc w:val="center"/>
+            </w:pPr>
+            <w:r>
+              <w:rPr>
+                <w:rFonts w:ascii="맑은 고딕" w:hAnsi="맑은 고딕" w:eastAsia="맑은 고딕"/>
+                <w:b w:val="0"/>
+                <w:sz w:val="18"/>
+              </w:rPr>
+              <w:t>UR</w:t>
+            </w:r>
+          </w:p>
+        </w:tc>
+      </w:tr>
+      <w:tr>
+        <w:tc>
+          <w:tcPr>
+            <w:tcW w:type="dxa" w:w="2992"/>
+          </w:tcPr>
+          <w:p>
+            <w:r>
+              <w:rPr>
+                <w:rFonts w:ascii="맑은 고딕" w:hAnsi="맑은 고딕" w:eastAsia="맑은 고딕"/>
+                <w:b/>
+                <w:sz w:val="18"/>
+              </w:rPr>
+              <w:t>Robot IP Address / Port</w:t>
+            </w:r>
+          </w:p>
+        </w:tc>
+        <w:tc>
+          <w:tcPr>
+            <w:tcW w:type="dxa" w:w="4380"/>
+          </w:tcPr>
+          <w:p>
+            <w:r>
+              <w:rPr>
+                <w:rFonts w:ascii="맑은 고딕" w:hAnsi="맑은 고딕" w:eastAsia="맑은 고딕"/>
+                <w:b w:val="0"/>
+                <w:sz w:val="18"/>
+              </w:rPr>
+              <w:t>로봇 IP / 포트(벤더 기본값)</w:t>
+            </w:r>
+          </w:p>
+        </w:tc>
+        <w:tc>
+          <w:tcPr>
+            <w:tcW w:type="dxa" w:w="1654"/>
+          </w:tcPr>
+          <w:p>
+            <w:pPr>
+              <w:jc w:val="center"/>
+            </w:pPr>
+            <w:r>
+              <w:rPr>
+                <w:rFonts w:ascii="맑은 고딕" w:hAnsi="맑은 고딕" w:eastAsia="맑은 고딕"/>
+                <w:b w:val="0"/>
+                <w:sz w:val="18"/>
+              </w:rPr>
+              <w:t>192.168.0.200 / 30003</w:t>
+            </w:r>
+          </w:p>
+        </w:tc>
+      </w:tr>
+      <w:tr>
+        <w:tc>
+          <w:tcPr>
+            <w:tcW w:type="dxa" w:w="2992"/>
+          </w:tcPr>
+          <w:p>
+            <w:r>
+              <w:rPr>
+                <w:rFonts w:ascii="맑은 고딕" w:hAnsi="맑은 고딕" w:eastAsia="맑은 고딕"/>
+                <w:b/>
+                <w:sz w:val="18"/>
+              </w:rPr>
+              <w:t>Communication Protocol</w:t>
+            </w:r>
+          </w:p>
+        </w:tc>
+        <w:tc>
+          <w:tcPr>
+            <w:tcW w:type="dxa" w:w="4380"/>
+          </w:tcPr>
+          <w:p>
+            <w:r>
+              <w:rPr>
+                <w:rFonts w:ascii="맑은 고딕" w:hAnsi="맑은 고딕" w:eastAsia="맑은 고딕"/>
+                <w:b w:val="0"/>
+                <w:sz w:val="18"/>
+              </w:rPr>
+              <w:t>Vendor Native / Modbus-TCP(Doosan 전용) / Custom Socket(CSV)</w:t>
+            </w:r>
+          </w:p>
+        </w:tc>
+        <w:tc>
+          <w:tcPr>
+            <w:tcW w:type="dxa" w:w="1654"/>
+          </w:tcPr>
+          <w:p>
+            <w:pPr>
+              <w:jc w:val="center"/>
+            </w:pPr>
+            <w:r>
+              <w:rPr>
+                <w:rFonts w:ascii="맑은 고딕" w:hAnsi="맑은 고딕" w:eastAsia="맑은 고딕"/>
+                <w:b w:val="0"/>
+                <w:sz w:val="18"/>
+              </w:rPr>
+              <w:t>Vendor Native</w:t>
+            </w:r>
+          </w:p>
+        </w:tc>
+      </w:tr>
+      <w:tr>
+        <w:tc>
+          <w:tcPr>
+            <w:tcW w:type="dxa" w:w="2992"/>
+          </w:tcPr>
+          <w:p>
+            <w:r>
+              <w:rPr>
+                <w:rFonts w:ascii="맑은 고딕" w:hAnsi="맑은 고딕" w:eastAsia="맑은 고딕"/>
+                <w:b/>
+                <w:sz w:val="18"/>
+              </w:rPr>
+              <w:t>〈Modbus-TCP〉 Unit ID / Pose Start Register</w:t>
+            </w:r>
+          </w:p>
+        </w:tc>
+        <w:tc>
+          <w:tcPr>
+            <w:tcW w:type="dxa" w:w="4380"/>
+          </w:tcPr>
+          <w:p>
+            <w:r>
+              <w:rPr>
+                <w:rFonts w:ascii="맑은 고딕" w:hAnsi="맑은 고딕" w:eastAsia="맑은 고딕"/>
+                <w:b w:val="0"/>
+                <w:sz w:val="18"/>
+              </w:rPr>
+              <w:t>Holding Register 기반 실시간 TCP 포즈 읽기(기본 270=Doosan 표준)</w:t>
+            </w:r>
+          </w:p>
+        </w:tc>
+        <w:tc>
+          <w:tcPr>
+            <w:tcW w:type="dxa" w:w="1654"/>
+          </w:tcPr>
+          <w:p>
+            <w:pPr>
+              <w:jc w:val="center"/>
+            </w:pPr>
+            <w:r>
+              <w:rPr>
+                <w:rFonts w:ascii="맑은 고딕" w:hAnsi="맑은 고딕" w:eastAsia="맑은 고딕"/>
+                <w:b w:val="0"/>
+                <w:sz w:val="18"/>
+              </w:rPr>
+              <w:t>1 / 270</w:t>
+            </w:r>
+          </w:p>
+        </w:tc>
+      </w:tr>
+      <w:tr>
+        <w:tc>
+          <w:tcPr>
+            <w:tcW w:type="dxa" w:w="2992"/>
+          </w:tcPr>
+          <w:p>
+            <w:r>
+              <w:rPr>
+                <w:rFonts w:ascii="맑은 고딕" w:hAnsi="맑은 고딕" w:eastAsia="맑은 고딕"/>
+                <w:b/>
+                <w:sz w:val="18"/>
+              </w:rPr>
+              <w:t>Euler Convention</w:t>
+            </w:r>
+          </w:p>
+        </w:tc>
+        <w:tc>
+          <w:tcPr>
+            <w:tcW w:type="dxa" w:w="4380"/>
+          </w:tcPr>
+          <w:p>
+            <w:r>
+              <w:rPr>
+                <w:rFonts w:ascii="맑은 고딕" w:hAnsi="맑은 고딕" w:eastAsia="맑은 고딕"/>
+                <w:b w:val="0"/>
+                <w:sz w:val="18"/>
+              </w:rPr>
+              <w:t>회전 표현 규약. 벤더 선택 시 자동 설정, 수동 변경 가능</w:t>
+            </w:r>
+          </w:p>
+        </w:tc>
+        <w:tc>
+          <w:tcPr>
+            <w:tcW w:type="dxa" w:w="1654"/>
+          </w:tcPr>
+          <w:p>
+            <w:pPr>
+              <w:jc w:val="center"/>
+            </w:pPr>
+            <w:r>
+              <w:rPr>
+                <w:rFonts w:ascii="맑은 고딕" w:hAnsi="맑은 고딕" w:eastAsia="맑은 고딕"/>
+                <w:b w:val="0"/>
+                <w:sz w:val="18"/>
+              </w:rPr>
+              <w:t>UR_RotationVector</w:t>
+            </w:r>
+          </w:p>
+        </w:tc>
+      </w:tr>
+    </w:tbl>
+    <w:p>
+      <w:r>
+        <w:rPr>
+          <w:rFonts w:ascii="맑은 고딕" w:hAnsi="맑은 고딕" w:eastAsia="맑은 고딕"/>
+          <w:b w:val="0"/>
+          <w:color w:val="808080"/>
+          <w:sz w:val="16"/>
+        </w:rPr>
+        <w:t>※ 로봇 연동을 활성화해야 벤더·연결·프로토콜·Euler 항목이 표시되며, Modbus-TCP는 Doosan 선택 시에만 제공됩니다.</w:t>
+      </w:r>
+    </w:p>
+    <w:p>
+      <w:pPr>
         <w:spacing w:after="40" w:before="80"/>
         <w:jc w:val="center"/>
       </w:pPr>
@@ -3234,6 +5472,512 @@
           <w:szCs w:val="18"/>
         </w:rPr>
         <w:t xml:space="preserve">그림. 6단계 — Robot/IO Configuration: 등록된 IO 보드(벤더·모델·채널), [Finish] 로 저장</w:t>
+      </w:r>
+    </w:p>
+    <w:p>
+      <w:pPr>
+        <w:keepNext/>
+      </w:pPr>
+      <w:r>
+        <w:rPr>
+          <w:rFonts w:ascii="맑은 고딕" w:hAnsi="맑은 고딕" w:eastAsia="맑은 고딕"/>
+          <w:b/>
+          <w:sz w:val="22"/>
+        </w:rPr>
+        <w:t>■ 6단계 입력 항목 상세</w:t>
+      </w:r>
+    </w:p>
+    <w:tbl>
+      <w:tblPr>
+        <w:tblW w:type="auto" w:w="0"/>
+        <w:jc w:val="center"/>
+        <w:tblLook w:firstColumn="1" w:firstRow="1" w:lastColumn="0" w:lastRow="0" w:noHBand="0" w:noVBand="1" w:val="04A0"/>
+        <w:tblBorders>
+          <w:top w:val="single" w:sz="4" w:space="0" w:color="BFBFBF"/>
+          <w:left w:val="single" w:sz="4" w:space="0" w:color="BFBFBF"/>
+          <w:bottom w:val="single" w:sz="4" w:space="0" w:color="BFBFBF"/>
+          <w:right w:val="single" w:sz="4" w:space="0" w:color="BFBFBF"/>
+          <w:insideH w:val="single" w:sz="4" w:space="0" w:color="BFBFBF"/>
+          <w:insideV w:val="single" w:sz="4" w:space="0" w:color="BFBFBF"/>
+        </w:tblBorders>
+      </w:tblPr>
+      <w:tblGrid>
+        <w:gridCol w:w="3009"/>
+        <w:gridCol w:w="3009"/>
+        <w:gridCol w:w="3009"/>
+      </w:tblGrid>
+      <w:tr>
+        <w:tc>
+          <w:tcPr>
+            <w:tcW w:type="dxa" w:w="2992"/>
+            <w:shd w:val="clear" w:color="auto" w:fill="1F3864"/>
+          </w:tcPr>
+          <w:p>
+            <w:pPr>
+              <w:jc w:val="center"/>
+            </w:pPr>
+            <w:r>
+              <w:rPr>
+                <w:rFonts w:ascii="맑은 고딕" w:hAnsi="맑은 고딕" w:eastAsia="맑은 고딕"/>
+                <w:b/>
+                <w:color w:val="FFFFFF"/>
+                <w:sz w:val="18"/>
+              </w:rPr>
+              <w:t>항목</w:t>
+            </w:r>
+          </w:p>
+        </w:tc>
+        <w:tc>
+          <w:tcPr>
+            <w:tcW w:type="dxa" w:w="4380"/>
+            <w:shd w:val="clear" w:color="auto" w:fill="1F3864"/>
+          </w:tcPr>
+          <w:p>
+            <w:pPr>
+              <w:jc w:val="center"/>
+            </w:pPr>
+            <w:r>
+              <w:rPr>
+                <w:rFonts w:ascii="맑은 고딕" w:hAnsi="맑은 고딕" w:eastAsia="맑은 고딕"/>
+                <w:b/>
+                <w:color w:val="FFFFFF"/>
+                <w:sz w:val="18"/>
+              </w:rPr>
+              <w:t>설명</w:t>
+            </w:r>
+          </w:p>
+        </w:tc>
+        <w:tc>
+          <w:tcPr>
+            <w:tcW w:type="dxa" w:w="1654"/>
+            <w:shd w:val="clear" w:color="auto" w:fill="1F3864"/>
+          </w:tcPr>
+          <w:p>
+            <w:pPr>
+              <w:jc w:val="center"/>
+            </w:pPr>
+            <w:r>
+              <w:rPr>
+                <w:rFonts w:ascii="맑은 고딕" w:hAnsi="맑은 고딕" w:eastAsia="맑은 고딕"/>
+                <w:b/>
+                <w:color w:val="FFFFFF"/>
+                <w:sz w:val="18"/>
+              </w:rPr>
+              <w:t>기본값 / 예시</w:t>
+            </w:r>
+          </w:p>
+        </w:tc>
+      </w:tr>
+      <w:tr>
+        <w:tc>
+          <w:tcPr>
+            <w:tcW w:type="dxa" w:w="2992"/>
+          </w:tcPr>
+          <w:p>
+            <w:r>
+              <w:rPr>
+                <w:rFonts w:ascii="맑은 고딕" w:hAnsi="맑은 고딕" w:eastAsia="맑은 고딕"/>
+                <w:b/>
+                <w:sz w:val="18"/>
+              </w:rPr>
+              <w:t>[+ Add] / [− Remove]</w:t>
+            </w:r>
+          </w:p>
+        </w:tc>
+        <w:tc>
+          <w:tcPr>
+            <w:tcW w:type="dxa" w:w="4380"/>
+          </w:tcPr>
+          <w:p>
+            <w:r>
+              <w:rPr>
+                <w:rFonts w:ascii="맑은 고딕" w:hAnsi="맑은 고딕" w:eastAsia="맑은 고딕"/>
+                <w:b w:val="0"/>
+                <w:sz w:val="18"/>
+              </w:rPr>
+              <w:t>IO 보드 추가 / 선택 보드 제거</w:t>
+            </w:r>
+          </w:p>
+        </w:tc>
+        <w:tc>
+          <w:tcPr>
+            <w:tcW w:type="dxa" w:w="1654"/>
+          </w:tcPr>
+          <w:p>
+            <w:pPr>
+              <w:jc w:val="center"/>
+            </w:pPr>
+            <w:r>
+              <w:rPr>
+                <w:rFonts w:ascii="맑은 고딕" w:hAnsi="맑은 고딕" w:eastAsia="맑은 고딕"/>
+                <w:b w:val="0"/>
+                <w:sz w:val="18"/>
+              </w:rPr>
+              <w:t>—</w:t>
+            </w:r>
+          </w:p>
+        </w:tc>
+      </w:tr>
+      <w:tr>
+        <w:tc>
+          <w:tcPr>
+            <w:tcW w:type="dxa" w:w="2992"/>
+          </w:tcPr>
+          <w:p>
+            <w:r>
+              <w:rPr>
+                <w:rFonts w:ascii="맑은 고딕" w:hAnsi="맑은 고딕" w:eastAsia="맑은 고딕"/>
+                <w:b/>
+                <w:sz w:val="18"/>
+              </w:rPr>
+              <w:t>Vendor</w:t>
+            </w:r>
+          </w:p>
+        </w:tc>
+        <w:tc>
+          <w:tcPr>
+            <w:tcW w:type="dxa" w:w="4380"/>
+          </w:tcPr>
+          <w:p>
+            <w:r>
+              <w:rPr>
+                <w:rFonts w:ascii="맑은 고딕" w:hAnsi="맑은 고딕" w:eastAsia="맑은 고딕"/>
+                <w:b w:val="0"/>
+                <w:sz w:val="18"/>
+              </w:rPr>
+              <w:t>제조사(None / AdLink / Advantech)</w:t>
+            </w:r>
+          </w:p>
+        </w:tc>
+        <w:tc>
+          <w:tcPr>
+            <w:tcW w:type="dxa" w:w="1654"/>
+          </w:tcPr>
+          <w:p>
+            <w:pPr>
+              <w:jc w:val="center"/>
+            </w:pPr>
+            <w:r>
+              <w:rPr>
+                <w:rFonts w:ascii="맑은 고딕" w:hAnsi="맑은 고딕" w:eastAsia="맑은 고딕"/>
+                <w:b w:val="0"/>
+                <w:sz w:val="18"/>
+              </w:rPr>
+              <w:t>AdLink</w:t>
+            </w:r>
+          </w:p>
+        </w:tc>
+      </w:tr>
+      <w:tr>
+        <w:tc>
+          <w:tcPr>
+            <w:tcW w:type="dxa" w:w="2992"/>
+          </w:tcPr>
+          <w:p>
+            <w:r>
+              <w:rPr>
+                <w:rFonts w:ascii="맑은 고딕" w:hAnsi="맑은 고딕" w:eastAsia="맑은 고딕"/>
+                <w:b/>
+                <w:sz w:val="18"/>
+              </w:rPr>
+              <w:t>Model</w:t>
+            </w:r>
+          </w:p>
+        </w:tc>
+        <w:tc>
+          <w:tcPr>
+            <w:tcW w:type="dxa" w:w="4380"/>
+          </w:tcPr>
+          <w:p>
+            <w:r>
+              <w:rPr>
+                <w:rFonts w:ascii="맑은 고딕" w:hAnsi="맑은 고딕" w:eastAsia="맑은 고딕"/>
+                <w:b w:val="0"/>
+                <w:sz w:val="18"/>
+              </w:rPr>
+              <w:t>보드 모델(예: PCI-7432, PCI-1716)</w:t>
+            </w:r>
+          </w:p>
+        </w:tc>
+        <w:tc>
+          <w:tcPr>
+            <w:tcW w:type="dxa" w:w="1654"/>
+          </w:tcPr>
+          <w:p>
+            <w:pPr>
+              <w:jc w:val="center"/>
+            </w:pPr>
+            <w:r>
+              <w:rPr>
+                <w:rFonts w:ascii="맑은 고딕" w:hAnsi="맑은 고딕" w:eastAsia="맑은 고딕"/>
+                <w:b w:val="0"/>
+                <w:sz w:val="18"/>
+              </w:rPr>
+              <w:t>PCI-7432</w:t>
+            </w:r>
+          </w:p>
+        </w:tc>
+      </w:tr>
+      <w:tr>
+        <w:tc>
+          <w:tcPr>
+            <w:tcW w:type="dxa" w:w="2992"/>
+          </w:tcPr>
+          <w:p>
+            <w:r>
+              <w:rPr>
+                <w:rFonts w:ascii="맑은 고딕" w:hAnsi="맑은 고딕" w:eastAsia="맑은 고딕"/>
+                <w:b/>
+                <w:sz w:val="18"/>
+              </w:rPr>
+              <w:t>Device ID</w:t>
+            </w:r>
+          </w:p>
+        </w:tc>
+        <w:tc>
+          <w:tcPr>
+            <w:tcW w:type="dxa" w:w="4380"/>
+          </w:tcPr>
+          <w:p>
+            <w:r>
+              <w:rPr>
+                <w:rFonts w:ascii="맑은 고딕" w:hAnsi="맑은 고딕" w:eastAsia="맑은 고딕"/>
+                <w:b w:val="0"/>
+                <w:sz w:val="18"/>
+              </w:rPr>
+              <w:t>시퀀스 노드에서 참조할 식별자</w:t>
+            </w:r>
+          </w:p>
+        </w:tc>
+        <w:tc>
+          <w:tcPr>
+            <w:tcW w:type="dxa" w:w="1654"/>
+          </w:tcPr>
+          <w:p>
+            <w:pPr>
+              <w:jc w:val="center"/>
+            </w:pPr>
+            <w:r>
+              <w:rPr>
+                <w:rFonts w:ascii="맑은 고딕" w:hAnsi="맑은 고딕" w:eastAsia="맑은 고딕"/>
+                <w:b w:val="0"/>
+                <w:sz w:val="18"/>
+              </w:rPr>
+              <w:t>IoBoard_1</w:t>
+            </w:r>
+          </w:p>
+        </w:tc>
+      </w:tr>
+      <w:tr>
+        <w:tc>
+          <w:tcPr>
+            <w:tcW w:type="dxa" w:w="2992"/>
+          </w:tcPr>
+          <w:p>
+            <w:r>
+              <w:rPr>
+                <w:rFonts w:ascii="맑은 고딕" w:hAnsi="맑은 고딕" w:eastAsia="맑은 고딕"/>
+                <w:b/>
+                <w:sz w:val="18"/>
+              </w:rPr>
+              <w:t>Board ID</w:t>
+            </w:r>
+          </w:p>
+        </w:tc>
+        <w:tc>
+          <w:tcPr>
+            <w:tcW w:type="dxa" w:w="4380"/>
+          </w:tcPr>
+          <w:p>
+            <w:r>
+              <w:rPr>
+                <w:rFonts w:ascii="맑은 고딕" w:hAnsi="맑은 고딕" w:eastAsia="맑은 고딕"/>
+                <w:b w:val="0"/>
+                <w:sz w:val="18"/>
+              </w:rPr>
+              <w:t>보드 인덱스</w:t>
+            </w:r>
+          </w:p>
+        </w:tc>
+        <w:tc>
+          <w:tcPr>
+            <w:tcW w:type="dxa" w:w="1654"/>
+          </w:tcPr>
+          <w:p>
+            <w:pPr>
+              <w:jc w:val="center"/>
+            </w:pPr>
+            <w:r>
+              <w:rPr>
+                <w:rFonts w:ascii="맑은 고딕" w:hAnsi="맑은 고딕" w:eastAsia="맑은 고딕"/>
+                <w:b w:val="0"/>
+                <w:sz w:val="18"/>
+              </w:rPr>
+              <w:t>0</w:t>
+            </w:r>
+          </w:p>
+        </w:tc>
+      </w:tr>
+      <w:tr>
+        <w:tc>
+          <w:tcPr>
+            <w:tcW w:type="dxa" w:w="2992"/>
+          </w:tcPr>
+          <w:p>
+            <w:r>
+              <w:rPr>
+                <w:rFonts w:ascii="맑은 고딕" w:hAnsi="맑은 고딕" w:eastAsia="맑은 고딕"/>
+                <w:b/>
+                <w:sz w:val="18"/>
+              </w:rPr>
+              <w:t>Input / Output 채널 수</w:t>
+            </w:r>
+          </w:p>
+        </w:tc>
+        <w:tc>
+          <w:tcPr>
+            <w:tcW w:type="dxa" w:w="4380"/>
+          </w:tcPr>
+          <w:p>
+            <w:r>
+              <w:rPr>
+                <w:rFonts w:ascii="맑은 고딕" w:hAnsi="맑은 고딕" w:eastAsia="맑은 고딕"/>
+                <w:b w:val="0"/>
+                <w:sz w:val="18"/>
+              </w:rPr>
+              <w:t>디지털 입력 / 출력 채널 수</w:t>
+            </w:r>
+          </w:p>
+        </w:tc>
+        <w:tc>
+          <w:tcPr>
+            <w:tcW w:type="dxa" w:w="1654"/>
+          </w:tcPr>
+          <w:p>
+            <w:pPr>
+              <w:jc w:val="center"/>
+            </w:pPr>
+            <w:r>
+              <w:rPr>
+                <w:rFonts w:ascii="맑은 고딕" w:hAnsi="맑은 고딕" w:eastAsia="맑은 고딕"/>
+                <w:b w:val="0"/>
+                <w:sz w:val="18"/>
+              </w:rPr>
+              <w:t>16 / 16</w:t>
+            </w:r>
+          </w:p>
+        </w:tc>
+      </w:tr>
+      <w:tr>
+        <w:tc>
+          <w:tcPr>
+            <w:tcW w:type="dxa" w:w="2992"/>
+          </w:tcPr>
+          <w:p>
+            <w:r>
+              <w:rPr>
+                <w:rFonts w:ascii="맑은 고딕" w:hAnsi="맑은 고딕" w:eastAsia="맑은 고딕"/>
+                <w:b/>
+                <w:sz w:val="18"/>
+              </w:rPr>
+              <w:t>활성화</w:t>
+            </w:r>
+          </w:p>
+        </w:tc>
+        <w:tc>
+          <w:tcPr>
+            <w:tcW w:type="dxa" w:w="4380"/>
+          </w:tcPr>
+          <w:p>
+            <w:r>
+              <w:rPr>
+                <w:rFonts w:ascii="맑은 고딕" w:hAnsi="맑은 고딕" w:eastAsia="맑은 고딕"/>
+                <w:b w:val="0"/>
+                <w:sz w:val="18"/>
+              </w:rPr>
+              <w:t>해제 시 시스템 부팅 시 인스턴스 생성 skip</w:t>
+            </w:r>
+          </w:p>
+        </w:tc>
+        <w:tc>
+          <w:tcPr>
+            <w:tcW w:type="dxa" w:w="1654"/>
+          </w:tcPr>
+          <w:p>
+            <w:pPr>
+              <w:jc w:val="center"/>
+            </w:pPr>
+            <w:r>
+              <w:rPr>
+                <w:rFonts w:ascii="맑은 고딕" w:hAnsi="맑은 고딕" w:eastAsia="맑은 고딕"/>
+                <w:b w:val="0"/>
+                <w:sz w:val="18"/>
+              </w:rPr>
+              <w:t>사용</w:t>
+            </w:r>
+          </w:p>
+        </w:tc>
+      </w:tr>
+      <w:tr>
+        <w:tc>
+          <w:tcPr>
+            <w:tcW w:type="dxa" w:w="2992"/>
+          </w:tcPr>
+          <w:p>
+            <w:r>
+              <w:rPr>
+                <w:rFonts w:ascii="맑은 고딕" w:hAnsi="맑은 고딕" w:eastAsia="맑은 고딕"/>
+                <w:b/>
+                <w:sz w:val="18"/>
+              </w:rPr>
+              <w:t>설명</w:t>
+            </w:r>
+          </w:p>
+        </w:tc>
+        <w:tc>
+          <w:tcPr>
+            <w:tcW w:type="dxa" w:w="4380"/>
+          </w:tcPr>
+          <w:p>
+            <w:r>
+              <w:rPr>
+                <w:rFonts w:ascii="맑은 고딕" w:hAnsi="맑은 고딕" w:eastAsia="맑은 고딕"/>
+                <w:b w:val="0"/>
+                <w:sz w:val="18"/>
+              </w:rPr>
+              <w:t>보드에 대한 메모(선택 입력)</w:t>
+            </w:r>
+          </w:p>
+        </w:tc>
+        <w:tc>
+          <w:tcPr>
+            <w:tcW w:type="dxa" w:w="1654"/>
+          </w:tcPr>
+          <w:p>
+            <w:pPr>
+              <w:jc w:val="center"/>
+            </w:pPr>
+            <w:r>
+              <w:rPr>
+                <w:rFonts w:ascii="맑은 고딕" w:hAnsi="맑은 고딕" w:eastAsia="맑은 고딕"/>
+                <w:b w:val="0"/>
+                <w:sz w:val="18"/>
+              </w:rPr>
+              <w:t>—</w:t>
+            </w:r>
+          </w:p>
+        </w:tc>
+      </w:tr>
+    </w:tbl>
+    <w:p>
+      <w:r>
+        <w:rPr>
+          <w:rFonts w:ascii="맑은 고딕" w:hAnsi="맑은 고딕" w:eastAsia="맑은 고딕"/>
+          <w:b w:val="0"/>
+          <w:color w:val="808080"/>
+          <w:sz w:val="16"/>
+        </w:rPr>
+        <w:t>※ 현재 Mock 구현만 활성 — 실제 ADLink DASK / Advantech DAQNavi SDK 통합은 Phase 3 작업입니다.</w:t>
       </w:r>
     </w:p>
     <w:p>

--- a/docs/gs/VMS_사용자매뉴얼_v1.0.docx
+++ b/docs/gs/VMS_사용자매뉴얼_v1.0.docx
@@ -2943,37 +2943,31 @@
       </w:pPr>
       <w:r>
         <w:drawing>
-          <wp:inline distT="0" distB="0" distL="0" distR="0">
-            <wp:extent cx="4476750" cy="3819525"/>
-            <wp:effectExtent t="0" r="0" b="0" l="0"/>
-            <wp:docPr id="1" name="10_appsetup_step2.png" descr="10_appsetup_step2.png" title="10_appsetup_step2.png"/>
+          <wp:inline xmlns:a="http://schemas.openxmlformats.org/drawingml/2006/main" xmlns:pic="http://schemas.openxmlformats.org/drawingml/2006/picture">
+            <wp:extent cx="3858838" cy="7315200"/>
+            <wp:docPr id="3" name="Picture 3"/>
             <wp:cNvGraphicFramePr>
-              <a:graphicFrameLocks xmlns:a="http://schemas.openxmlformats.org/drawingml/2006/main" noChangeAspect="1"/>
+              <a:graphicFrameLocks noChangeAspect="1"/>
             </wp:cNvGraphicFramePr>
-            <a:graphic xmlns:a="http://schemas.openxmlformats.org/drawingml/2006/main">
+            <a:graphic>
               <a:graphicData uri="http://schemas.openxmlformats.org/drawingml/2006/picture">
-                <pic:pic xmlns:pic="http://schemas.openxmlformats.org/drawingml/2006/picture">
+                <pic:pic>
                   <pic:nvPicPr>
-                    <pic:cNvPr id="0" name="" descr=""/>
-                    <pic:cNvPicPr>
-                      <a:picLocks noChangeAspect="1" noChangeArrowheads="1"/>
-                    </pic:cNvPicPr>
+                    <pic:cNvPr id="0" name="FullPage_P2_ApplicationSettings.png"/>
+                    <pic:cNvPicPr/>
                   </pic:nvPicPr>
                   <pic:blipFill>
-                    <a:blip r:embed="rId11" cstate="none"/>
-                    <a:srcRect/>
+                    <a:blip r:embed="rId54"/>
                     <a:stretch>
                       <a:fillRect/>
                     </a:stretch>
                   </pic:blipFill>
-                  <pic:spPr bwMode="auto">
+                  <pic:spPr>
                     <a:xfrm>
                       <a:off x="0" y="0"/>
-                      <a:ext cx="4476750" cy="3819525"/>
+                      <a:ext cx="3858838" cy="7315200"/>
                     </a:xfrm>
-                    <a:prstGeom prst="rect">
-                      <a:avLst/>
-                    </a:prstGeom>
+                    <a:prstGeom prst="rect"/>
                   </pic:spPr>
                 </pic:pic>
               </a:graphicData>
@@ -2995,7 +2989,7 @@
           <w:sz w:val="18"/>
           <w:szCs w:val="18"/>
         </w:rPr>
-        <w:t xml:space="preserve">그림. 2단계 — Application Settings: 애플리케이션명 / System IP / Web Server 연동(Client Index·Web Server URL·API Key) / SSO</w:t>
+        <w:t>그림. 2단계 — Application Settings: 애플리케이션명 / System IP / Web Server 연동(Client Index·Web Server URL·API Key) / SSO  [전체 화면 — 스크롤 콘텐츠 포함]</w:t>
       </w:r>
     </w:p>
     <w:p>
@@ -3552,60 +3546,6 @@
           <w:sz w:val="16"/>
         </w:rPr>
         <w:t>※ 신규 설치 시 두 비밀번호는 필수 입력입니다(디폴트 비밀번호 자동 시드는 보안상 제거됨). 기존 설치에 이미 계정이 존재하면 비워 두어 변경하지 않을 수 있습니다.</w:t>
-      </w:r>
-    </w:p>
-    <w:p>
-      <w:pPr>
-        <w:jc w:val="center"/>
-        <w:keepNext/>
-      </w:pPr>
-      <w:r>
-        <w:drawing>
-          <wp:inline xmlns:a="http://schemas.openxmlformats.org/drawingml/2006/main" xmlns:pic="http://schemas.openxmlformats.org/drawingml/2006/picture">
-            <wp:extent cx="4206240" cy="147665"/>
-            <wp:docPr id="2" name="Picture 2"/>
-            <wp:cNvGraphicFramePr>
-              <a:graphicFrameLocks noChangeAspect="1"/>
-            </wp:cNvGraphicFramePr>
-            <a:graphic>
-              <a:graphicData uri="http://schemas.openxmlformats.org/drawingml/2006/picture">
-                <pic:pic>
-                  <pic:nvPicPr>
-                    <pic:cNvPr id="0" name="P2_default_20_CheckBox_Web_SSO_활성__AdminManager_인증을_BODAVMSWeb_.png"/>
-                    <pic:cNvPicPr/>
-                  </pic:nvPicPr>
-                  <pic:blipFill>
-                    <a:blip r:embed="rId53"/>
-                    <a:stretch>
-                      <a:fillRect/>
-                    </a:stretch>
-                  </pic:blipFill>
-                  <pic:spPr>
-                    <a:xfrm>
-                      <a:off x="0" y="0"/>
-                      <a:ext cx="4206240" cy="147665"/>
-                    </a:xfrm>
-                    <a:prstGeom prst="rect"/>
-                  </pic:spPr>
-                </pic:pic>
-              </a:graphicData>
-            </a:graphic>
-          </wp:inline>
-        </w:drawing>
-      </w:r>
-    </w:p>
-    <w:p>
-      <w:pPr>
-        <w:jc w:val="center"/>
-      </w:pPr>
-      <w:r>
-        <w:rPr>
-          <w:rFonts w:ascii="맑은 고딕" w:hAnsi="맑은 고딕" w:eastAsia="맑은 고딕"/>
-          <w:b w:val="0"/>
-          <w:color w:val="808080"/>
-          <w:sz w:val="16"/>
-        </w:rPr>
-        <w:t>그림. Web SSO 활성 체크박스 (개별 컨트롤 캡처 예시)</w:t>
       </w:r>
     </w:p>
     <w:p>
@@ -4951,37 +4891,31 @@
       </w:pPr>
       <w:r>
         <w:drawing>
-          <wp:inline distT="0" distB="0" distL="0" distR="0">
-            <wp:extent cx="4476750" cy="3819525"/>
-            <wp:effectExtent t="0" r="0" b="0" l="0"/>
-            <wp:docPr id="1" name="10_appsetup_step5.png" descr="10_appsetup_step5.png" title="10_appsetup_step5.png"/>
+          <wp:inline xmlns:a="http://schemas.openxmlformats.org/drawingml/2006/main" xmlns:pic="http://schemas.openxmlformats.org/drawingml/2006/picture">
+            <wp:extent cx="5486400" cy="6573369"/>
+            <wp:docPr id="4" name="Picture 4"/>
             <wp:cNvGraphicFramePr>
-              <a:graphicFrameLocks xmlns:a="http://schemas.openxmlformats.org/drawingml/2006/main" noChangeAspect="1"/>
+              <a:graphicFrameLocks noChangeAspect="1"/>
             </wp:cNvGraphicFramePr>
-            <a:graphic xmlns:a="http://schemas.openxmlformats.org/drawingml/2006/main">
+            <a:graphic>
               <a:graphicData uri="http://schemas.openxmlformats.org/drawingml/2006/picture">
-                <pic:pic xmlns:pic="http://schemas.openxmlformats.org/drawingml/2006/picture">
+                <pic:pic>
                   <pic:nvPicPr>
-                    <pic:cNvPr id="0" name="" descr=""/>
-                    <pic:cNvPicPr>
-                      <a:picLocks noChangeAspect="1" noChangeArrowheads="1"/>
-                    </pic:cNvPicPr>
+                    <pic:cNvPr id="0" name="FullPage_P5_RobotConfiguration.png"/>
+                    <pic:cNvPicPr/>
                   </pic:nvPicPr>
                   <pic:blipFill>
-                    <a:blip r:embed="rId14" cstate="none"/>
-                    <a:srcRect/>
+                    <a:blip r:embed="rId55"/>
                     <a:stretch>
                       <a:fillRect/>
                     </a:stretch>
                   </pic:blipFill>
-                  <pic:spPr bwMode="auto">
+                  <pic:spPr>
                     <a:xfrm>
                       <a:off x="0" y="0"/>
-                      <a:ext cx="4476750" cy="3819525"/>
+                      <a:ext cx="5486400" cy="6573369"/>
                     </a:xfrm>
-                    <a:prstGeom prst="rect">
-                      <a:avLst/>
-                    </a:prstGeom>
+                    <a:prstGeom prst="rect"/>
                   </pic:spPr>
                 </pic:pic>
               </a:graphicData>
@@ -5003,7 +4937,7 @@
           <w:sz w:val="18"/>
           <w:szCs w:val="18"/>
         </w:rPr>
-        <w:t xml:space="preserve">그림. 5단계 — Robot Configuration: 로봇 연동(Enable) / 벤더 / 연결 / 프로토콜</w:t>
+        <w:t>그림. 5단계 — Robot Configuration: 로봇 연동(Enable) / 벤더 / 연결 / 프로토콜  [전체 화면 — 로봇 연동 활성, 스크롤 콘텐츠 포함]</w:t>
       </w:r>
     </w:p>
     <w:p>

--- a/docs/gs/VMS_사용자매뉴얼_v1.0.docx
+++ b/docs/gs/VMS_사용자매뉴얼_v1.0.docx
@@ -7276,37 +7276,31 @@
       </w:pPr>
       <w:r>
         <w:drawing>
-          <wp:inline distT="0" distB="0" distL="0" distR="0">
-            <wp:extent cx="5715000" cy="3105150"/>
-            <wp:effectExtent t="0" r="0" b="0" l="0"/>
-            <wp:docPr id="1" name="03_visionsetup.png" descr="03_visionsetup.png" title="03_visionsetup.png"/>
+          <wp:inline xmlns:a="http://schemas.openxmlformats.org/drawingml/2006/main" xmlns:pic="http://schemas.openxmlformats.org/drawingml/2006/picture">
+            <wp:extent cx="5669280" cy="3082671"/>
+            <wp:docPr id="5" name="Picture 5"/>
             <wp:cNvGraphicFramePr>
-              <a:graphicFrameLocks xmlns:a="http://schemas.openxmlformats.org/drawingml/2006/main" noChangeAspect="1"/>
+              <a:graphicFrameLocks noChangeAspect="1"/>
             </wp:cNvGraphicFramePr>
-            <a:graphic xmlns:a="http://schemas.openxmlformats.org/drawingml/2006/main">
+            <a:graphic>
               <a:graphicData uri="http://schemas.openxmlformats.org/drawingml/2006/picture">
-                <pic:pic xmlns:pic="http://schemas.openxmlformats.org/drawingml/2006/picture">
+                <pic:pic>
                   <pic:nvPicPr>
-                    <pic:cNvPr id="0" name="" descr=""/>
-                    <pic:cNvPicPr>
-                      <a:picLocks noChangeAspect="1" noChangeArrowheads="1"/>
-                    </pic:cNvPicPr>
+                    <pic:cNvPr id="0" name="FullPage_MainView.png"/>
+                    <pic:cNvPicPr/>
                   </pic:nvPicPr>
                   <pic:blipFill>
-                    <a:blip r:embed="rId20" cstate="none"/>
-                    <a:srcRect/>
+                    <a:blip r:embed="rId56"/>
                     <a:stretch>
                       <a:fillRect/>
                     </a:stretch>
                   </pic:blipFill>
-                  <pic:spPr bwMode="auto">
+                  <pic:spPr>
                     <a:xfrm>
                       <a:off x="0" y="0"/>
-                      <a:ext cx="5715000" cy="3105150"/>
+                      <a:ext cx="5669280" cy="3082671"/>
                     </a:xfrm>
-                    <a:prstGeom prst="rect">
-                      <a:avLst/>
-                    </a:prstGeom>
+                    <a:prstGeom prst="rect"/>
                   </pic:spPr>
                 </pic:pic>
               </a:graphicData>
@@ -7328,7 +7322,7 @@
           <w:sz w:val="18"/>
           <w:szCs w:val="18"/>
         </w:rPr>
-        <w:t xml:space="preserve">그림. 비전 설정(VMS.VisionSetup) — 카메라 / Steps / Tool Palette(12 카테고리) / Tool Workspace / ROI 도구 / 이미지 뷰</w:t>
+        <w:t>그림. 비전 설정(VMS.VisionSetup) — 카메라 / Steps / Tool Palette(12 카테고리) / Tool Workspace / ROI 도구 / 이미지 뷰  [전체 화면 — Tool Palette 전체 펼침]</w:t>
       </w:r>
     </w:p>
     <w:p>
